--- a/downloads/student/ai-1-week-20.docx
+++ b/downloads/student/ai-1-week-20.docx
@@ -1960,6 +1960,16 @@
       </w:r>
     </w:p>
     <w:p>
+      <w:r>
+        <w:t>Read the labelled picture: Why does the recommendation change without changing anyone’s preferences?</w:t>
+      </w:r>
+    </w:p>
+    <w:p>
+      <w:r>
+        <w:t>Change one thing: Change the maximum time to 10 minutes. Predict the result before checking the explanation. What remains the same?</w:t>
+      </w:r>
+    </w:p>
+    <w:p>
       <w:pPr>
         <w:pStyle w:val="Heading1"/>
       </w:pPr>
@@ -3713,6 +3723,187 @@
     <w:p>
       <w:r>
         <w:t>Attempt the independent case before hints. Record whether you worked alone, used a hint or followed a model. After feedback, fix the first unsupported step and explain why it changed. A later check uses a changed case, not a copied answer.</w:t>
+      </w:r>
+    </w:p>
+    <w:p>
+      <w:pPr>
+        <w:pStyle w:val="Heading1"/>
+      </w:pPr>
+      <w:r>
+        <w:t>15. Your lesson route</w:t>
+      </w:r>
+    </w:p>
+    <w:p>
+      <w:r>
+        <w:t>Start with this question: A fictional classroom break chooser recommends a suitable paper activity.</w:t>
+      </w:r>
+    </w:p>
+    <w:tbl>
+      <w:tblPr>
+        <w:tblStyle w:val="LightShading-Accent1"/>
+        <w:tblW w:type="auto" w:w="0"/>
+        <w:tblLook w:firstColumn="1" w:firstRow="1" w:lastColumn="0" w:lastRow="0" w:noHBand="0" w:noVBand="1" w:val="04A0"/>
+      </w:tblPr>
+      <w:tblGrid>
+        <w:gridCol w:w="5112"/>
+        <w:gridCol w:w="5112"/>
+      </w:tblGrid>
+      <w:tr>
+        <w:trPr>
+          <w:tblHeader/>
+        </w:trPr>
+        <w:tc>
+          <w:tcPr>
+            <w:tcW w:type="dxa" w:w="5112"/>
+          </w:tcPr>
+          <w:p>
+            <w:r>
+              <w:t>By the end, I can</w:t>
+            </w:r>
+          </w:p>
+        </w:tc>
+        <w:tc>
+          <w:tcPr>
+            <w:tcW w:type="dxa" w:w="5112"/>
+          </w:tcPr>
+          <w:p>
+            <w:r>
+              <w:t>How I will show it</w:t>
+            </w:r>
+          </w:p>
+        </w:tc>
+      </w:tr>
+      <w:tr>
+        <w:tc>
+          <w:tcPr>
+            <w:tcW w:type="dxa" w:w="5112"/>
+          </w:tcPr>
+          <w:p>
+            <w:r>
+              <w:t>Apply eligibility requirements before ranking candidates by preferences</w:t>
+            </w:r>
+          </w:p>
+        </w:tc>
+        <w:tc>
+          <w:tcPr>
+            <w:tcW w:type="dxa" w:w="5112"/>
+          </w:tcPr>
+          <w:p>
+            <w:r>
+              <w:t>Explain the deciding step, show a trace or test, and state one limit.</w:t>
+            </w:r>
+          </w:p>
+        </w:tc>
+      </w:tr>
+      <w:tr>
+        <w:tc>
+          <w:tcPr>
+            <w:tcW w:type="dxa" w:w="5112"/>
+          </w:tcPr>
+          <w:p>
+            <w:r>
+              <w:t>Explain a recommendation using its actual scoring rule and limits</w:t>
+            </w:r>
+          </w:p>
+        </w:tc>
+        <w:tc>
+          <w:tcPr>
+            <w:tcW w:type="dxa" w:w="5112"/>
+          </w:tcPr>
+          <w:p>
+            <w:r>
+              <w:t>Explain the deciding step, show a trace or test, and state one limit.</w:t>
+            </w:r>
+          </w:p>
+        </w:tc>
+      </w:tr>
+      <w:tr>
+        <w:tc>
+          <w:tcPr>
+            <w:tcW w:type="dxa" w:w="5112"/>
+          </w:tcPr>
+          <w:p>
+            <w:r>
+              <w:t>Interpret feedback in the context of what was shown and distinguish clicks from satisfaction</w:t>
+            </w:r>
+          </w:p>
+        </w:tc>
+        <w:tc>
+          <w:tcPr>
+            <w:tcW w:type="dxa" w:w="5112"/>
+          </w:tcPr>
+          <w:p>
+            <w:r>
+              <w:t>Explain the deciding step, show a trace or test, and state one limit.</w:t>
+            </w:r>
+          </w:p>
+        </w:tc>
+      </w:tr>
+    </w:tbl>
+    <w:p>
+      <w:r>
+        <w:t>Remember → watch and explain → try with help → investigate → try independently → keep project evidence. Your teacher may spread this lesson across several classes.</w:t>
+      </w:r>
+    </w:p>
+    <w:p>
+      <w:r>
+        <w:t>Keep your first prediction. Compare it with what the evidence shows and explain any change.</w:t>
+      </w:r>
+    </w:p>
+    <w:p>
+      <w:pPr>
+        <w:pStyle w:val="Heading1"/>
+      </w:pPr>
+      <w:r>
+        <w:t>16. Finish and return</w:t>
+      </w:r>
+    </w:p>
+    <w:p>
+      <w:r>
+        <w:t>Close your notes. Explain this goal in your own words: Apply eligibility requirements before ranking candidates by preferences</w:t>
+      </w:r>
+    </w:p>
+    <w:p>
+      <w:pPr>
+        <w:pStyle w:val="Heading3"/>
+      </w:pPr>
+      <w:r>
+        <w:t>My deciding step, evidence and one remaining question</w:t>
+      </w:r>
+    </w:p>
+    <w:p>
+      <w:r>
+        <w:t>________________________________________________________________</w:t>
+      </w:r>
+    </w:p>
+    <w:p>
+      <w:r>
+        <w:t>________________________________________________________________</w:t>
+      </w:r>
+    </w:p>
+    <w:p>
+      <w:r>
+        <w:t>________________________________________________________________</w:t>
+      </w:r>
+    </w:p>
+    <w:p>
+      <w:r>
+        <w:t>________________________________________________________________</w:t>
+      </w:r>
+    </w:p>
+    <w:p>
+      <w:r>
+        <w:t>________________________________________________________________</w:t>
+      </w:r>
+    </w:p>
+    <w:p>
+      <w:r>
+        <w:t>If you are unsure, return to the worked picture and explain one arrow. If you are ready, change an input or assumption and justify your prediction.</w:t>
+      </w:r>
+    </w:p>
+    <w:p>
+      <w:r>
+        <w:t>Save your workbook evidence. At the next review, try a different case before opening your old answer.</w:t>
       </w:r>
     </w:p>
     <w:sectPr>

--- a/downloads/student/ai-1-week-20.docx
+++ b/downloads/student/ai-1-week-20.docx
@@ -3904,6 +3904,207 @@
     <w:p>
       <w:r>
         <w:t>Save your workbook evidence. At the next review, try a different case before opening your old answer.</w:t>
+      </w:r>
+    </w:p>
+    <w:p>
+      <w:pPr>
+        <w:pStyle w:val="Heading1"/>
+      </w:pPr>
+      <w:r>
+        <w:t>17. Supported practice, repair and portfolio</w:t>
+      </w:r>
+    </w:p>
+    <w:p>
+      <w:r>
+        <w:t>Use this supported practice once, in the browser or on paper. Keep the reserved independent assessment for a separate first attempt before teacher feedback.</w:t>
+      </w:r>
+    </w:p>
+    <w:p>
+      <w:r>
+        <w:t>A fictional classroom break chooser recommends a suitable paper activity.</w:t>
+      </w:r>
+    </w:p>
+    <w:p>
+      <w:pPr>
+        <w:pStyle w:val="Heading3"/>
+      </w:pPr>
+      <w:r>
+        <w:t>Practice 1: explain the deciding evidence</w:t>
+      </w:r>
+    </w:p>
+    <w:p>
+      <w:r>
+        <w:t>Which labelled step matches this detail? Choose B; preserve the reasons and any later feedback.</w:t>
+      </w:r>
+    </w:p>
+    <w:p>
+      <w:r>
+        <w:t>1. Recommend</w:t>
+      </w:r>
+    </w:p>
+    <w:p>
+      <w:r>
+        <w:t>2. Requirements</w:t>
+      </w:r>
+    </w:p>
+    <w:p>
+      <w:r>
+        <w:t>3. Eligible candidates</w:t>
+      </w:r>
+    </w:p>
+    <w:p>
+      <w:r>
+        <w:t>4. Preference scores</w:t>
+      </w:r>
+    </w:p>
+    <w:p>
+      <w:pPr>
+        <w:pStyle w:val="Heading3"/>
+      </w:pPr>
+      <w:r>
+        <w:t>My selected conclusion, deciding fact and explanation</w:t>
+      </w:r>
+    </w:p>
+    <w:p>
+      <w:r>
+        <w:t>________________________________________________________________</w:t>
+      </w:r>
+    </w:p>
+    <w:p>
+      <w:r>
+        <w:t>________________________________________________________________</w:t>
+      </w:r>
+    </w:p>
+    <w:p>
+      <w:r>
+        <w:t>________________________________________________________________</w:t>
+      </w:r>
+    </w:p>
+    <w:p>
+      <w:r>
+        <w:t>________________________________________________________________</w:t>
+      </w:r>
+    </w:p>
+    <w:p>
+      <w:r>
+        <w:t>________________________________________________________________</w:t>
+      </w:r>
+    </w:p>
+    <w:p>
+      <w:r>
+        <w:t>Hint if needed: Read the steps in the pictorial case. Match the supplied detail to the stage that performs or records it.</w:t>
+      </w:r>
+    </w:p>
+    <w:p>
+      <w:r>
+        <w:t>After your attempt, compare with the supported explanation: Recommend Choose B; preserve the reasons and any later feedback. A hard requirement determines whether an option can be chosen at all. Preferences rank the eligible options. The apparent best preference match, A, is not suitable under the quiet requirement. If a learner clicks C instead, the event alone does not tell us whether they disliked B, misclicked or wanted variety.</w:t>
+      </w:r>
+    </w:p>
+    <w:p>
+      <w:pPr>
+        <w:pStyle w:val="Heading3"/>
+      </w:pPr>
+      <w:r>
+        <w:t>Practice 2: explain the deciding evidence</w:t>
+      </w:r>
+    </w:p>
+    <w:p>
+      <w:r>
+        <w:t>Changed-case practice: Change the maximum time to 10 minutes. Which conclusion is supported by the supplied facts?</w:t>
+      </w:r>
+    </w:p>
+    <w:p>
+      <w:r>
+        <w:t>1. Only C remains eligible and is recommended.</w:t>
+      </w:r>
+    </w:p>
+    <w:p>
+      <w:r>
+        <w:t>2. This one example guarantees correct results for every future input.</w:t>
+      </w:r>
+    </w:p>
+    <w:p>
+      <w:r>
+        <w:t>3. We can decide the result without examining the changed input or the procedure.</w:t>
+      </w:r>
+    </w:p>
+    <w:p>
+      <w:pPr>
+        <w:pStyle w:val="Heading3"/>
+      </w:pPr>
+      <w:r>
+        <w:t>My selected conclusion, deciding fact and explanation</w:t>
+      </w:r>
+    </w:p>
+    <w:p>
+      <w:r>
+        <w:t>________________________________________________________________</w:t>
+      </w:r>
+    </w:p>
+    <w:p>
+      <w:r>
+        <w:t>________________________________________________________________</w:t>
+      </w:r>
+    </w:p>
+    <w:p>
+      <w:r>
+        <w:t>________________________________________________________________</w:t>
+      </w:r>
+    </w:p>
+    <w:p>
+      <w:r>
+        <w:t>________________________________________________________________</w:t>
+      </w:r>
+    </w:p>
+    <w:p>
+      <w:r>
+        <w:t>________________________________________________________________</w:t>
+      </w:r>
+    </w:p>
+    <w:p>
+      <w:r>
+        <w:t>Hint if needed: Use the changed condition and the deciding step in the pictorial trace. The answer must say what follows from those facts.</w:t>
+      </w:r>
+    </w:p>
+    <w:p>
+      <w:r>
+        <w:t>After your attempt, compare with the supported explanation: Only C remains eligible and is recommended. B takes 12 minutes; A is still noisy.</w:t>
+      </w:r>
+    </w:p>
+    <w:p>
+      <w:pPr>
+        <w:pStyle w:val="Heading3"/>
+      </w:pPr>
+      <w:r>
+        <w:t>Repair a missing building block</w:t>
+      </w:r>
+    </w:p>
+    <w:p>
+      <w:r>
+        <w:t>Review Similarity (ai-1/19). Goal: Calculate similarity using explicitly selected features and a stated scoring rule. Short practice: Point to the matches supporting C’s new score and explain why there is no tie.. Return to this week and explain what you changed.</w:t>
+      </w:r>
+    </w:p>
+    <w:p>
+      <w:r>
+        <w:t>Review Prediction Is Not Fact (ai-1/17). Goal: Separate a recorded prediction from the observation used to check it. Short practice: Which field changes the observation label, and which field changes the model prediction?. Return to this week and explain what you changed.</w:t>
+      </w:r>
+    </w:p>
+    <w:p>
+      <w:r>
+        <w:t>Review Build a Human Classifier (ai-1/14). Goal: Construct a classifier with a stated input format, selected rule and recorded output. Short practice: Trace 0 cm and explain why clarification is different from predicting short.. Return to this week and explain what you changed.</w:t>
+      </w:r>
+    </w:p>
+    <w:p>
+      <w:pPr>
+        <w:pStyle w:val="Heading3"/>
+      </w:pPr>
+      <w:r>
+        <w:t>Keep your completed work</w:t>
+      </w:r>
+    </w:p>
+    <w:p>
+      <w:r>
+        <w:t>Use Download completed work in the hosted lesson to export your answers, reflections, practice feedback and code-run evidence. Open the HTML copy to read or print it. Drafts stay in this browser when storage is available; clear drafts on a shared device.</w:t>
       </w:r>
     </w:p>
     <w:sectPr>

--- a/downloads/student/ai-1-week-20.docx
+++ b/downloads/student/ai-1-week-20.docx
@@ -42,6 +42,11 @@
       </w:r>
     </w:p>
     <w:p>
+      <w:r>
+        <w:t>Start with the target: Apply eligibility requirements before ranking candidates by preferences. Try the recall before opening notes.</w:t>
+      </w:r>
+    </w:p>
+    <w:p>
       <w:pPr>
         <w:pStyle w:val="Heading3"/>
       </w:pPr>
@@ -50,17 +55,83 @@
       </w:r>
     </w:p>
     <w:p>
-      <w:r>
-        <w:t>I can apply eligibility requirements before ranking candidates by preferences.</w:t>
-      </w:r>
-    </w:p>
-    <w:p>
-      <w:r>
-        <w:t>I can explain a recommendation using its actual scoring rule and limits.</w:t>
-      </w:r>
-    </w:p>
-    <w:p>
-      <w:r>
+      <w:pPr>
+        <w:spacing w:line="336" w:lineRule="auto" w:after="180"/>
+      </w:pPr>
+      <w:r>
+        <w:rPr>
+          <w:b w:val="0"/>
+        </w:rPr>
+        <w:t xml:space="preserve">I can apply </w:t>
+      </w:r>
+      <w:r>
+        <w:rPr>
+          <w:b/>
+        </w:rPr>
+        <w:t>eligibility</w:t>
+      </w:r>
+      <w:r>
+        <w:rPr>
+          <w:b w:val="0"/>
+        </w:rPr>
+        <w:t xml:space="preserve"> requirements before </w:t>
+      </w:r>
+      <w:r>
+        <w:rPr>
+          <w:b/>
+        </w:rPr>
+        <w:t>ranking</w:t>
+      </w:r>
+      <w:r>
+        <w:rPr>
+          <w:b w:val="0"/>
+        </w:rPr>
+        <w:t xml:space="preserve"> candidates by </w:t>
+      </w:r>
+      <w:r>
+        <w:rPr>
+          <w:b/>
+        </w:rPr>
+        <w:t>preference</w:t>
+      </w:r>
+      <w:r>
+        <w:rPr>
+          <w:b w:val="0"/>
+        </w:rPr>
+        <w:t>s.</w:t>
+      </w:r>
+    </w:p>
+    <w:p>
+      <w:pPr>
+        <w:spacing w:line="336" w:lineRule="auto" w:after="180"/>
+      </w:pPr>
+      <w:r>
+        <w:rPr>
+          <w:b w:val="0"/>
+        </w:rPr>
+        <w:t xml:space="preserve">I can explain a </w:t>
+      </w:r>
+      <w:r>
+        <w:rPr>
+          <w:b/>
+        </w:rPr>
+        <w:t>recommendation</w:t>
+      </w:r>
+      <w:r>
+        <w:rPr>
+          <w:b w:val="0"/>
+        </w:rPr>
+        <w:t xml:space="preserve"> using its actual scoring rule and limits.</w:t>
+      </w:r>
+    </w:p>
+    <w:p>
+      <w:pPr>
+        <w:spacing w:line="336" w:lineRule="auto" w:after="180"/>
+      </w:pPr>
+      <w:r>
+        <w:rPr>
+          <w:b w:val="0"/>
+        </w:rPr>
         <w:t>I can interpret feedback in the context of what was shown and distinguish clicks from satisfaction.</w:t>
       </w:r>
     </w:p>
@@ -73,33 +144,105 @@
       </w:r>
     </w:p>
     <w:p>
-      <w:r>
+      <w:pPr>
+        <w:spacing w:line="336" w:lineRule="auto" w:after="180"/>
+      </w:pPr>
+      <w:r>
+        <w:rPr>
+          <w:b w:val="0"/>
+        </w:rPr>
         <w:t>Close your notes first. A rough first answer helps us choose the right starting point; it is not a score for your ability.</w:t>
       </w:r>
     </w:p>
     <w:p>
-      <w:r>
+      <w:pPr>
+        <w:spacing w:line="336" w:lineRule="auto" w:after="180"/>
+      </w:pPr>
+      <w:r>
+        <w:rPr>
+          <w:b w:val="0"/>
+        </w:rPr>
         <w:t>Without opening the old lesson, explain one key idea from Similarity. Give an example and a mistake that the idea helps you avoid.</w:t>
       </w:r>
     </w:p>
     <w:p>
-      <w:r>
-        <w:t>Without opening the old lesson, explain one key idea from Prediction Is Not Fact. Give an example and a mistake that the idea helps you avoid.</w:t>
-      </w:r>
-    </w:p>
-    <w:p>
-      <w:r>
+      <w:pPr>
+        <w:spacing w:line="336" w:lineRule="auto" w:after="180"/>
+      </w:pPr>
+      <w:r>
+        <w:rPr>
+          <w:b w:val="0"/>
+        </w:rPr>
+        <w:t xml:space="preserve">Without opening the old lesson, explain one key idea from </w:t>
+      </w:r>
+      <w:r>
+        <w:rPr>
+          <w:b/>
+        </w:rPr>
+        <w:t>Prediction</w:t>
+      </w:r>
+      <w:r>
+        <w:rPr>
+          <w:b w:val="0"/>
+        </w:rPr>
+        <w:t xml:space="preserve"> Is Not Fact. Give an example and a mistake that the idea helps you avoid.</w:t>
+      </w:r>
+    </w:p>
+    <w:p>
+      <w:pPr>
+        <w:spacing w:line="336" w:lineRule="auto" w:after="180"/>
+      </w:pPr>
+      <w:r>
+        <w:rPr>
+          <w:b w:val="0"/>
+        </w:rPr>
         <w:t>Without opening the old lesson, explain one key idea from Build a Human Classifier. Give an example and a mistake that the idea helps you avoid.</w:t>
       </w:r>
     </w:p>
     <w:p>
-      <w:r>
-        <w:t>After trying, check the relevant lesson or ask your teacher. Change the part of your explanation that the evidence shows was wrong.</w:t>
-      </w:r>
-    </w:p>
-    <w:p>
-      <w:r>
-        <w:t>A recommender ranks possibilities using goals, information, and tradeoffs.</w:t>
+      <w:pPr>
+        <w:spacing w:line="336" w:lineRule="auto" w:after="180"/>
+      </w:pPr>
+      <w:r>
+        <w:rPr>
+          <w:b w:val="0"/>
+        </w:rPr>
+        <w:t xml:space="preserve">After trying, check the relevant lesson or ask your teacher. Change the part of your explanation that the </w:t>
+      </w:r>
+      <w:r>
+        <w:rPr>
+          <w:b/>
+        </w:rPr>
+        <w:t>evidence</w:t>
+      </w:r>
+      <w:r>
+        <w:rPr>
+          <w:b w:val="0"/>
+        </w:rPr>
+        <w:t xml:space="preserve"> shows was wrong.</w:t>
+      </w:r>
+    </w:p>
+    <w:p>
+      <w:pPr>
+        <w:spacing w:line="336" w:lineRule="auto" w:after="180"/>
+      </w:pPr>
+      <w:r>
+        <w:rPr>
+          <w:b w:val="0"/>
+        </w:rPr>
+        <w:t xml:space="preserve">A recommender ranks possibilities using goals, information, and </w:t>
+      </w:r>
+      <w:r>
+        <w:rPr>
+          <w:b/>
+        </w:rPr>
+        <w:t>tradeoff</w:t>
+      </w:r>
+      <w:r>
+        <w:rPr>
+          <w:b w:val="0"/>
+        </w:rPr>
+        <w:t>s.</w:t>
       </w:r>
     </w:p>
     <w:p>
@@ -139,12 +282,45 @@
       </w:r>
     </w:p>
     <w:p>
-      <w:r>
-        <w:t>LEARNING TARGET  A system shows only adventure books and records only adventure clicks. It concludes the reader dislikes poetry. Explain the missing evidence and propose a small test.</w:t>
-      </w:r>
-    </w:p>
-    <w:p>
-      <w:r>
+      <w:pPr>
+        <w:pStyle w:val="Heading3"/>
+      </w:pPr>
+      <w:r>
+        <w:t>Your target</w:t>
+      </w:r>
+    </w:p>
+    <w:p>
+      <w:pPr>
+        <w:spacing w:line="336" w:lineRule="auto" w:after="180"/>
+        <w:shd w:fill="EDF7F3"/>
+      </w:pPr>
+      <w:r>
+        <w:rPr>
+          <w:b w:val="0"/>
+        </w:rPr>
+        <w:t xml:space="preserve">LEARNING TARGET  A system shows only adventure books and records only adventure clicks. It concludes the reader dislikes poetry. Explain the missing </w:t>
+      </w:r>
+      <w:r>
+        <w:rPr>
+          <w:b/>
+        </w:rPr>
+        <w:t>evidence</w:t>
+      </w:r>
+      <w:r>
+        <w:rPr>
+          <w:b w:val="0"/>
+        </w:rPr>
+        <w:t xml:space="preserve"> and propose a small test.</w:t>
+      </w:r>
+    </w:p>
+    <w:p>
+      <w:pPr>
+        <w:spacing w:line="336" w:lineRule="auto" w:after="180"/>
+      </w:pPr>
+      <w:r>
+        <w:rPr>
+          <w:b w:val="0"/>
+        </w:rPr>
         <w:t>Learner name:</w:t>
       </w:r>
     </w:p>
@@ -157,7 +333,13 @@
       </w:r>
     </w:p>
     <w:p>
-      <w:r>
+      <w:pPr>
+        <w:spacing w:line="336" w:lineRule="auto" w:after="180"/>
+      </w:pPr>
+      <w:r>
+        <w:rPr>
+          <w:b w:val="0"/>
+        </w:rPr>
         <w:t>A book has the highest similarity score but is in a language the reader cannot use. Should the score override the language requirement? Explain.</w:t>
       </w:r>
     </w:p>
@@ -170,8 +352,38 @@
       </w:r>
     </w:p>
     <w:p>
-      <w:r>
-        <w:t>By the end, I can filter requirements before ranking preferences and avoid overinterpreting clicks.</w:t>
+      <w:pPr>
+        <w:spacing w:line="336" w:lineRule="auto" w:after="180"/>
+      </w:pPr>
+      <w:r>
+        <w:rPr>
+          <w:b w:val="0"/>
+        </w:rPr>
+        <w:t xml:space="preserve">By the end, I can filter requirements before </w:t>
+      </w:r>
+      <w:r>
+        <w:rPr>
+          <w:b/>
+        </w:rPr>
+        <w:t>ranking</w:t>
+      </w:r>
+      <w:r>
+        <w:rPr>
+          <w:b w:val="0"/>
+        </w:rPr>
+        <w:t xml:space="preserve"> </w:t>
+      </w:r>
+      <w:r>
+        <w:rPr>
+          <w:b/>
+        </w:rPr>
+        <w:t>preference</w:t>
+      </w:r>
+      <w:r>
+        <w:rPr>
+          <w:b w:val="0"/>
+        </w:rPr>
+        <w:t>s and avoid overinterpreting clicks.</w:t>
       </w:r>
     </w:p>
     <w:p>
@@ -184,6 +396,17 @@
     </w:p>
     <w:p>
       <w:r>
+        <w:t>Investigate the supplied Recommendations case. Separate observations, given facts and assumptions before choosing an explanation.</w:t>
+      </w:r>
+    </w:p>
+    <w:p>
+      <w:pPr>
+        <w:spacing w:line="336" w:lineRule="auto" w:after="180"/>
+      </w:pPr>
+      <w:r>
+        <w:rPr>
+          <w:b/>
+        </w:rPr>
         <w:t>PICTURE STORY</w:t>
       </w:r>
     </w:p>
@@ -196,8 +419,26 @@
       </w:r>
     </w:p>
     <w:p>
-      <w:r>
-        <w:t>Pictures give clues; evidence tells us what the clues mean.</w:t>
+      <w:pPr>
+        <w:spacing w:line="336" w:lineRule="auto" w:after="180"/>
+      </w:pPr>
+      <w:r>
+        <w:rPr>
+          <w:b w:val="0"/>
+        </w:rPr>
+        <w:t xml:space="preserve">Pictures give clues; </w:t>
+      </w:r>
+      <w:r>
+        <w:rPr>
+          <w:b/>
+        </w:rPr>
+        <w:t>evidence</w:t>
+      </w:r>
+      <w:r>
+        <w:rPr>
+          <w:b w:val="0"/>
+        </w:rPr>
+        <w:t xml:space="preserve"> tells us what the clues mean.</w:t>
       </w:r>
     </w:p>
     <w:p>
@@ -237,46 +478,158 @@
       </w:r>
     </w:p>
     <w:p>
-      <w:r>
-        <w:t>MYSTERY  Two readers can receive different book rankings because their goals, reading level, interests, and novelty preferences differ.</w:t>
-      </w:r>
-    </w:p>
-    <w:p>
       <w:pPr>
         <w:pStyle w:val="Heading3"/>
       </w:pPr>
       <w:r>
+        <w:t>Start with this puzzle</w:t>
+      </w:r>
+    </w:p>
+    <w:p>
+      <w:pPr>
+        <w:spacing w:line="336" w:lineRule="auto" w:after="180"/>
+        <w:shd w:fill="F1F6FC"/>
+      </w:pPr>
+      <w:r>
+        <w:rPr>
+          <w:b w:val="0"/>
+        </w:rPr>
+        <w:t xml:space="preserve">MYSTERY  Two readers can receive different book </w:t>
+      </w:r>
+      <w:r>
+        <w:rPr>
+          <w:b/>
+        </w:rPr>
+        <w:t>ranking</w:t>
+      </w:r>
+      <w:r>
+        <w:rPr>
+          <w:b w:val="0"/>
+        </w:rPr>
+        <w:t xml:space="preserve">s because their goals, reading level, interests, and novelty </w:t>
+      </w:r>
+      <w:r>
+        <w:rPr>
+          <w:b/>
+        </w:rPr>
+        <w:t>preference</w:t>
+      </w:r>
+      <w:r>
+        <w:rPr>
+          <w:b w:val="0"/>
+        </w:rPr>
+        <w:t>s differ.</w:t>
+      </w:r>
+    </w:p>
+    <w:p>
+      <w:pPr>
+        <w:pStyle w:val="Heading3"/>
+      </w:pPr>
+      <w:r>
         <w:t>What do you notice?</w:t>
       </w:r>
     </w:p>
     <w:p>
-      <w:r>
+      <w:pPr>
+        <w:spacing w:line="336" w:lineRule="auto" w:after="180"/>
+      </w:pPr>
+      <w:r>
+        <w:rPr>
+          <w:b w:val="0"/>
+        </w:rPr>
         <w:t>Name three visible details without explaining them yet.</w:t>
       </w:r>
     </w:p>
     <w:p>
-      <w:r>
+      <w:pPr>
+        <w:spacing w:line="336" w:lineRule="auto" w:after="180"/>
+      </w:pPr>
+      <w:r>
+        <w:rPr>
+          <w:b w:val="0"/>
+        </w:rPr>
         <w:t>Circle the detail most connected to the system's decision.</w:t>
       </w:r>
     </w:p>
     <w:p>
-      <w:r>
+      <w:pPr>
+        <w:spacing w:line="336" w:lineRule="auto" w:after="180"/>
+      </w:pPr>
+      <w:r>
+        <w:rPr>
+          <w:b w:val="0"/>
+        </w:rPr>
         <w:t>Name one detail that may be decoration or distraction.</w:t>
       </w:r>
     </w:p>
     <w:p>
-      <w:r>
-        <w:t>Make a first prediction and state the clue that supports it.</w:t>
-      </w:r>
-    </w:p>
-    <w:p>
-      <w:r>
-        <w:t>My observations, prediction, and evidence:</w:t>
-      </w:r>
-    </w:p>
-    <w:p>
-      <w:r>
-        <w:t>GOOD THINKING  A prediction can change when stronger evidence appears.</w:t>
+      <w:pPr>
+        <w:spacing w:line="336" w:lineRule="auto" w:after="180"/>
+      </w:pPr>
+      <w:r>
+        <w:rPr>
+          <w:b w:val="0"/>
+        </w:rPr>
+        <w:t xml:space="preserve">Make a first </w:t>
+      </w:r>
+      <w:r>
+        <w:rPr>
+          <w:b/>
+        </w:rPr>
+        <w:t>prediction</w:t>
+      </w:r>
+      <w:r>
+        <w:rPr>
+          <w:b w:val="0"/>
+        </w:rPr>
+        <w:t xml:space="preserve"> and state the clue that supports it.</w:t>
+      </w:r>
+    </w:p>
+    <w:p>
+      <w:pPr>
+        <w:spacing w:line="336" w:lineRule="auto" w:after="180"/>
+      </w:pPr>
+      <w:r>
+        <w:rPr>
+          <w:b w:val="0"/>
+        </w:rPr>
+        <w:t xml:space="preserve">My </w:t>
+      </w:r>
+      <w:r>
+        <w:rPr>
+          <w:b/>
+        </w:rPr>
+        <w:t>observation</w:t>
+      </w:r>
+      <w:r>
+        <w:rPr>
+          <w:b w:val="0"/>
+        </w:rPr>
+        <w:t xml:space="preserve">s, </w:t>
+      </w:r>
+      <w:r>
+        <w:rPr>
+          <w:b/>
+        </w:rPr>
+        <w:t>prediction</w:t>
+      </w:r>
+      <w:r>
+        <w:rPr>
+          <w:b w:val="0"/>
+        </w:rPr>
+        <w:t xml:space="preserve">, and </w:t>
+      </w:r>
+      <w:r>
+        <w:rPr>
+          <w:b/>
+        </w:rPr>
+        <w:t>evidence</w:t>
+      </w:r>
+      <w:r>
+        <w:rPr>
+          <w:b w:val="0"/>
+        </w:rPr>
+        <w:t>:</w:t>
       </w:r>
     </w:p>
     <w:p>
@@ -284,22 +637,177 @@
         <w:pStyle w:val="Heading3"/>
       </w:pPr>
       <w:r>
+        <w:t>Thinking habit</w:t>
+      </w:r>
+    </w:p>
+    <w:p>
+      <w:pPr>
+        <w:spacing w:line="336" w:lineRule="auto" w:after="180"/>
+        <w:shd w:fill="EDF7F3"/>
+      </w:pPr>
+      <w:r>
+        <w:rPr>
+          <w:b w:val="0"/>
+        </w:rPr>
+        <w:t xml:space="preserve">GOOD THINKING  A </w:t>
+      </w:r>
+      <w:r>
+        <w:rPr>
+          <w:b/>
+        </w:rPr>
+        <w:t>prediction</w:t>
+      </w:r>
+      <w:r>
+        <w:rPr>
+          <w:b w:val="0"/>
+        </w:rPr>
+        <w:t xml:space="preserve"> can change when stronger </w:t>
+      </w:r>
+      <w:r>
+        <w:rPr>
+          <w:b/>
+        </w:rPr>
+        <w:t>evidence</w:t>
+      </w:r>
+      <w:r>
+        <w:rPr>
+          <w:b w:val="0"/>
+        </w:rPr>
+        <w:t xml:space="preserve"> appears.</w:t>
+      </w:r>
+    </w:p>
+    <w:p>
+      <w:pPr>
+        <w:pStyle w:val="Heading3"/>
+      </w:pPr>
+      <w:r>
         <w:t>A closer explanation</w:t>
       </w:r>
     </w:p>
     <w:p>
-      <w:r>
-        <w:t>A recommendation suggests an option for a particular purpose. Start with requirements: conditions every suggested item must meet. Then use preferences to rank the eligible options. An item that fails a requirement cannot make up for it by collecting more preference points.</w:t>
-      </w:r>
-    </w:p>
-    <w:p>
-      <w:r>
-        <w:t>A fictional reader needs an available English book. The reader prefers topic space and format comic. BookRec1 gives eligible books 2 points for space and 1 for comic; a known mismatch gives 0. It returns every eligible book tied for the highest score. If none are eligible, it reports no eligible option rather than ignoring a requirement.</w:t>
-      </w:r>
-    </w:p>
-    <w:p>
-      <w:r>
-        <w:t>The candidates are J: space, prose, English, available; K: animals, comic, English, available; L: space, comic, Spanish, available; M: space, comic, English, unavailable. These are invented records. The purpose is to trace a recommendation, not to infer anything about real students or collect their personal preferences.</w:t>
+      <w:pPr>
+        <w:spacing w:line="336" w:lineRule="auto" w:after="180"/>
+      </w:pPr>
+      <w:r>
+        <w:rPr>
+          <w:b w:val="0"/>
+        </w:rPr>
+        <w:t xml:space="preserve">A </w:t>
+      </w:r>
+      <w:r>
+        <w:rPr>
+          <w:b/>
+        </w:rPr>
+        <w:t>recommendation</w:t>
+      </w:r>
+      <w:r>
+        <w:rPr>
+          <w:b w:val="0"/>
+        </w:rPr>
+        <w:t xml:space="preserve"> suggests an option for a particular purpose. Start with requirements: conditions every suggested item must meet. Then use </w:t>
+      </w:r>
+      <w:r>
+        <w:rPr>
+          <w:b/>
+        </w:rPr>
+        <w:t>preference</w:t>
+      </w:r>
+      <w:r>
+        <w:rPr>
+          <w:b w:val="0"/>
+        </w:rPr>
+        <w:t>s to rank the eligible options.</w:t>
+      </w:r>
+    </w:p>
+    <w:p>
+      <w:pPr>
+        <w:spacing w:line="336" w:lineRule="auto" w:after="180"/>
+      </w:pPr>
+      <w:r>
+        <w:rPr>
+          <w:b w:val="0"/>
+        </w:rPr>
+        <w:t xml:space="preserve">An item that fails a requirement cannot make up for it by collecting more </w:t>
+      </w:r>
+      <w:r>
+        <w:rPr>
+          <w:b/>
+        </w:rPr>
+        <w:t>preference</w:t>
+      </w:r>
+      <w:r>
+        <w:rPr>
+          <w:b w:val="0"/>
+        </w:rPr>
+        <w:t xml:space="preserve"> points.</w:t>
+      </w:r>
+    </w:p>
+    <w:p>
+      <w:pPr>
+        <w:spacing w:line="336" w:lineRule="auto" w:after="180"/>
+      </w:pPr>
+      <w:r>
+        <w:rPr>
+          <w:b w:val="0"/>
+        </w:rPr>
+        <w:t>A fictional reader needs an available English book. The reader prefers topic space and format comic. BookRec1 gives eligible books 2 points for space and 1 for comic; a known mismatch gives 0.</w:t>
+      </w:r>
+    </w:p>
+    <w:p>
+      <w:pPr>
+        <w:spacing w:line="336" w:lineRule="auto" w:after="180"/>
+      </w:pPr>
+      <w:r>
+        <w:rPr>
+          <w:b w:val="0"/>
+        </w:rPr>
+        <w:t>It returns every eligible book tied for the highest score. If none are eligible, it reports no eligible option rather than ignoring a requirement.</w:t>
+      </w:r>
+    </w:p>
+    <w:p>
+      <w:pPr>
+        <w:spacing w:line="336" w:lineRule="auto" w:after="180"/>
+      </w:pPr>
+      <w:r>
+        <w:rPr>
+          <w:b w:val="0"/>
+        </w:rPr>
+        <w:t>The candidates are J: space, prose, English, available; K: animals, comic, English, available; L: space, comic, Spanish, available; M: space, comic, English, unavailable. These are invented records.</w:t>
+      </w:r>
+    </w:p>
+    <w:p>
+      <w:pPr>
+        <w:spacing w:line="336" w:lineRule="auto" w:after="180"/>
+      </w:pPr>
+      <w:r>
+        <w:rPr>
+          <w:b w:val="0"/>
+        </w:rPr>
+        <w:t xml:space="preserve">The purpose is to trace a </w:t>
+      </w:r>
+      <w:r>
+        <w:rPr>
+          <w:b/>
+        </w:rPr>
+        <w:t>recommendation</w:t>
+      </w:r>
+      <w:r>
+        <w:rPr>
+          <w:b w:val="0"/>
+        </w:rPr>
+        <w:t xml:space="preserve">, not to infer anything about real students or collect their personal </w:t>
+      </w:r>
+      <w:r>
+        <w:rPr>
+          <w:b/>
+        </w:rPr>
+        <w:t>preference</w:t>
+      </w:r>
+      <w:r>
+        <w:rPr>
+          <w:b w:val="0"/>
+        </w:rPr>
+        <w:t>s.</w:t>
       </w:r>
     </w:p>
     <w:p>
@@ -312,7 +820,24 @@
     </w:p>
     <w:p>
       <w:r>
-        <w:t>VISUAL MECHANISM</w:t>
+        <w:t>Follow the mechanism for Recommendations. Connect each labelled input, deciding step and result.</w:t>
+      </w:r>
+    </w:p>
+    <w:p>
+      <w:pPr>
+        <w:spacing w:line="336" w:lineRule="auto" w:after="180"/>
+      </w:pPr>
+      <w:r>
+        <w:rPr>
+          <w:b/>
+        </w:rPr>
+        <w:t xml:space="preserve">VISUAL </w:t>
+      </w:r>
+      <w:r>
+        <w:rPr>
+          <w:b/>
+        </w:rPr>
+        <w:t>MECHANISM</w:t>
       </w:r>
     </w:p>
     <w:p>
@@ -324,7 +849,13 @@
       </w:r>
     </w:p>
     <w:p>
-      <w:r>
+      <w:pPr>
+        <w:spacing w:line="336" w:lineRule="auto" w:after="180"/>
+      </w:pPr>
+      <w:r>
+        <w:rPr>
+          <w:b w:val="0"/>
+        </w:rPr>
         <w:t>Follow the information instead of imagining magic inside the machine.</w:t>
       </w:r>
     </w:p>
@@ -437,32 +968,224 @@
       </w:r>
     </w:p>
     <w:p>
-      <w:r>
-        <w:t>INPUT  reader goals and candidate-book traits</w:t>
-      </w:r>
-    </w:p>
-    <w:p>
-      <w:r>
-        <w:t>PROCESS  score and rank candidates with chosen tradeoffs</w:t>
-      </w:r>
-    </w:p>
-    <w:p>
-      <w:r>
-        <w:t>OUTPUT  ordered recommendations plus reasons</w:t>
-      </w:r>
-    </w:p>
-    <w:p>
-      <w:r>
-        <w:t>CORE IDEA  A recommender ranks possibilities using goals, information, and tradeoffs.</w:t>
-      </w:r>
-    </w:p>
-    <w:p>
-      <w:r>
-        <w:t>UNDER THE HOOD  Recommendation is ranking, not merely classification. An objective combines relevance signals and constraints; tradeoffs may include familiarity, diversity, novelty, safety, and availability. The top score reflects the objective, not universal quality.</w:t>
-      </w:r>
-    </w:p>
-    <w:p>
-      <w:r>
+      <w:pPr>
+        <w:spacing w:line="336" w:lineRule="auto" w:after="180"/>
+      </w:pPr>
+      <w:r>
+        <w:rPr>
+          <w:b/>
+        </w:rPr>
+        <w:t>INPUT</w:t>
+      </w:r>
+      <w:r>
+        <w:rPr>
+          <w:b w:val="0"/>
+        </w:rPr>
+        <w:t xml:space="preserve">  reader goals and candidate-book traits</w:t>
+      </w:r>
+    </w:p>
+    <w:p>
+      <w:pPr>
+        <w:spacing w:line="336" w:lineRule="auto" w:after="180"/>
+      </w:pPr>
+      <w:r>
+        <w:rPr>
+          <w:b/>
+        </w:rPr>
+        <w:t>PROCESS</w:t>
+      </w:r>
+      <w:r>
+        <w:rPr>
+          <w:b w:val="0"/>
+        </w:rPr>
+        <w:t xml:space="preserve">  score and rank candidates with chosen </w:t>
+      </w:r>
+      <w:r>
+        <w:rPr>
+          <w:b/>
+        </w:rPr>
+        <w:t>tradeoff</w:t>
+      </w:r>
+      <w:r>
+        <w:rPr>
+          <w:b w:val="0"/>
+        </w:rPr>
+        <w:t>s</w:t>
+      </w:r>
+    </w:p>
+    <w:p>
+      <w:pPr>
+        <w:spacing w:line="336" w:lineRule="auto" w:after="180"/>
+      </w:pPr>
+      <w:r>
+        <w:rPr>
+          <w:b/>
+        </w:rPr>
+        <w:t>OUTPUT</w:t>
+      </w:r>
+      <w:r>
+        <w:rPr>
+          <w:b w:val="0"/>
+        </w:rPr>
+        <w:t xml:space="preserve">  ordered </w:t>
+      </w:r>
+      <w:r>
+        <w:rPr>
+          <w:b/>
+        </w:rPr>
+        <w:t>recommendation</w:t>
+      </w:r>
+      <w:r>
+        <w:rPr>
+          <w:b w:val="0"/>
+        </w:rPr>
+        <w:t>s plus reasons</w:t>
+      </w:r>
+    </w:p>
+    <w:p>
+      <w:pPr>
+        <w:pStyle w:val="Heading3"/>
+      </w:pPr>
+      <w:r>
+        <w:t>Key idea</w:t>
+      </w:r>
+    </w:p>
+    <w:p>
+      <w:pPr>
+        <w:spacing w:line="336" w:lineRule="auto" w:after="180"/>
+        <w:shd w:fill="EDF7F3"/>
+      </w:pPr>
+      <w:r>
+        <w:rPr>
+          <w:b w:val="0"/>
+        </w:rPr>
+        <w:t xml:space="preserve">CORE IDEA  A recommender ranks possibilities using goals, information, and </w:t>
+      </w:r>
+      <w:r>
+        <w:rPr>
+          <w:b/>
+        </w:rPr>
+        <w:t>tradeoff</w:t>
+      </w:r>
+      <w:r>
+        <w:rPr>
+          <w:b w:val="0"/>
+        </w:rPr>
+        <w:t>s.</w:t>
+      </w:r>
+    </w:p>
+    <w:p>
+      <w:pPr>
+        <w:pStyle w:val="Heading3"/>
+      </w:pPr>
+      <w:r>
+        <w:t>How the mechanism works</w:t>
+      </w:r>
+    </w:p>
+    <w:p>
+      <w:pPr>
+        <w:spacing w:line="336" w:lineRule="auto" w:after="180"/>
+        <w:shd w:fill="F1F6F8"/>
+      </w:pPr>
+      <w:r>
+        <w:rPr>
+          <w:b w:val="0"/>
+        </w:rPr>
+        <w:t xml:space="preserve">UNDER THE HOOD  </w:t>
+      </w:r>
+      <w:r>
+        <w:rPr>
+          <w:b/>
+        </w:rPr>
+        <w:t>Recommendation</w:t>
+      </w:r>
+      <w:r>
+        <w:rPr>
+          <w:b w:val="0"/>
+        </w:rPr>
+        <w:t xml:space="preserve"> is </w:t>
+      </w:r>
+      <w:r>
+        <w:rPr>
+          <w:b/>
+        </w:rPr>
+        <w:t>ranking</w:t>
+      </w:r>
+      <w:r>
+        <w:rPr>
+          <w:b w:val="0"/>
+        </w:rPr>
+        <w:t xml:space="preserve">, not merely classification. An </w:t>
+      </w:r>
+      <w:r>
+        <w:rPr>
+          <w:b/>
+        </w:rPr>
+        <w:t>objective</w:t>
+      </w:r>
+      <w:r>
+        <w:rPr>
+          <w:b w:val="0"/>
+        </w:rPr>
+        <w:t xml:space="preserve"> combines relevance signals and constraints; </w:t>
+      </w:r>
+      <w:r>
+        <w:rPr>
+          <w:b/>
+        </w:rPr>
+        <w:t>tradeoff</w:t>
+      </w:r>
+      <w:r>
+        <w:rPr>
+          <w:b w:val="0"/>
+        </w:rPr>
+        <w:t xml:space="preserve">s may include familiarity, </w:t>
+      </w:r>
+      <w:r>
+        <w:rPr>
+          <w:b/>
+        </w:rPr>
+        <w:t>diversity</w:t>
+      </w:r>
+      <w:r>
+        <w:rPr>
+          <w:b w:val="0"/>
+        </w:rPr>
+        <w:t>, novelty, safety, and availability.</w:t>
+      </w:r>
+    </w:p>
+    <w:p>
+      <w:pPr>
+        <w:spacing w:line="336" w:lineRule="auto" w:after="180"/>
+        <w:shd w:fill="F1F6F8"/>
+      </w:pPr>
+      <w:r>
+        <w:rPr>
+          <w:b w:val="0"/>
+        </w:rPr>
+        <w:t xml:space="preserve">The top score reflects the </w:t>
+      </w:r>
+      <w:r>
+        <w:rPr>
+          <w:b/>
+        </w:rPr>
+        <w:t>objective</w:t>
+      </w:r>
+      <w:r>
+        <w:rPr>
+          <w:b w:val="0"/>
+        </w:rPr>
+        <w:t>, not universal quality.</w:t>
+      </w:r>
+    </w:p>
+    <w:p>
+      <w:pPr>
+        <w:spacing w:line="336" w:lineRule="auto" w:after="180"/>
+      </w:pPr>
+      <w:r>
+        <w:rPr>
+          <w:b w:val="0"/>
+        </w:rPr>
         <w:t>Draw a fresh example with all three stages:</w:t>
       </w:r>
     </w:p>
@@ -631,13 +1354,83 @@
       </w:r>
     </w:p>
     <w:p>
-      <w:r>
-        <w:t>J passes both requirements and scores 2. K passes and scores 1. L fails the English requirement; M fails availability. Do not place L or M above J because they would earn 3 preference points. They are excluded before the eligible scores are compared.</w:t>
-      </w:r>
-    </w:p>
-    <w:p>
-      <w:r>
-        <w:t>A faithful explanation says J is available in English and has the highest eligible score because its space topic matches the stated preference. It should also mention that J is prose, not comic. Claiming that the system knows the reader will love J would go beyond the computation and the evidence.</w:t>
+      <w:pPr>
+        <w:spacing w:line="336" w:lineRule="auto" w:after="180"/>
+      </w:pPr>
+      <w:r>
+        <w:rPr>
+          <w:b w:val="0"/>
+        </w:rPr>
+        <w:t xml:space="preserve">J passes both requirements and scores 2. K passes and scores 1. L fails the English requirement; M fails availability. Do not place L or M above J because they would earn 3 </w:t>
+      </w:r>
+      <w:r>
+        <w:rPr>
+          <w:b/>
+        </w:rPr>
+        <w:t>preference</w:t>
+      </w:r>
+      <w:r>
+        <w:rPr>
+          <w:b w:val="0"/>
+        </w:rPr>
+        <w:t xml:space="preserve"> points.</w:t>
+      </w:r>
+    </w:p>
+    <w:p>
+      <w:pPr>
+        <w:spacing w:line="336" w:lineRule="auto" w:after="180"/>
+      </w:pPr>
+      <w:r>
+        <w:rPr>
+          <w:b w:val="0"/>
+        </w:rPr>
+        <w:t>They are excluded before the eligible scores are compared.</w:t>
+      </w:r>
+    </w:p>
+    <w:p>
+      <w:pPr>
+        <w:spacing w:line="336" w:lineRule="auto" w:after="180"/>
+      </w:pPr>
+      <w:r>
+        <w:rPr>
+          <w:b w:val="0"/>
+        </w:rPr>
+        <w:t xml:space="preserve">A faithful explanation says J is available in English and has the highest eligible score because its space topic matches the stated </w:t>
+      </w:r>
+      <w:r>
+        <w:rPr>
+          <w:b/>
+        </w:rPr>
+        <w:t>preference</w:t>
+      </w:r>
+      <w:r>
+        <w:rPr>
+          <w:b w:val="0"/>
+        </w:rPr>
+        <w:t>. It should also mention that J is prose, not comic.</w:t>
+      </w:r>
+    </w:p>
+    <w:p>
+      <w:pPr>
+        <w:spacing w:line="336" w:lineRule="auto" w:after="180"/>
+      </w:pPr>
+      <w:r>
+        <w:rPr>
+          <w:b w:val="0"/>
+        </w:rPr>
+        <w:t xml:space="preserve">Claiming that the system knows the reader will love J would go beyond the computation and the </w:t>
+      </w:r>
+      <w:r>
+        <w:rPr>
+          <w:b/>
+        </w:rPr>
+        <w:t>evidence</w:t>
+      </w:r>
+      <w:r>
+        <w:rPr>
+          <w:b w:val="0"/>
+        </w:rPr>
+        <w:t>.</w:t>
       </w:r>
     </w:p>
     <w:p>
@@ -649,8 +1442,26 @@
       </w:r>
     </w:p>
     <w:p>
-      <w:r>
-        <w:t>Point to the input, the deciding step and the result in this week’s visual. Explain the same step in ordinary words. A picture helps when you can say what each part represents.</w:t>
+      <w:pPr>
+        <w:spacing w:line="336" w:lineRule="auto" w:after="180"/>
+      </w:pPr>
+      <w:r>
+        <w:rPr>
+          <w:b w:val="0"/>
+        </w:rPr>
+        <w:t xml:space="preserve">Point to the </w:t>
+      </w:r>
+      <w:r>
+        <w:rPr>
+          <w:b/>
+        </w:rPr>
+        <w:t>input</w:t>
+      </w:r>
+      <w:r>
+        <w:rPr>
+          <w:b w:val="0"/>
+        </w:rPr>
+        <w:t>, the deciding step and the result in this week’s visual. Explain the same step in ordinary words. A picture helps when you can say what each part represents.</w:t>
       </w:r>
     </w:p>
     <w:p>
@@ -663,6 +1474,17 @@
     </w:p>
     <w:p>
       <w:r>
+        <w:t>Compare the supplied cases for Recommendations. Identify the detail that changes the conclusion.</w:t>
+      </w:r>
+    </w:p>
+    <w:p>
+      <w:pPr>
+        <w:spacing w:line="336" w:lineRule="auto" w:after="180"/>
+      </w:pPr>
+      <w:r>
+        <w:rPr>
+          <w:b/>
+        </w:rPr>
         <w:t>PICTURE GALLERY</w:t>
       </w:r>
     </w:p>
@@ -675,8 +1497,26 @@
       </w:r>
     </w:p>
     <w:p>
-      <w:r>
-        <w:t>Use the visual cue, then read the evidence carefully.</w:t>
+      <w:pPr>
+        <w:spacing w:line="336" w:lineRule="auto" w:after="180"/>
+      </w:pPr>
+      <w:r>
+        <w:rPr>
+          <w:b w:val="0"/>
+        </w:rPr>
+        <w:t xml:space="preserve">Use the visual cue, then read the </w:t>
+      </w:r>
+      <w:r>
+        <w:rPr>
+          <w:b/>
+        </w:rPr>
+        <w:t>evidence</w:t>
+      </w:r>
+      <w:r>
+        <w:rPr>
+          <w:b w:val="0"/>
+        </w:rPr>
+        <w:t xml:space="preserve"> carefully.</w:t>
       </w:r>
     </w:p>
     <w:p>
@@ -824,56 +1664,225 @@
       </w:r>
     </w:p>
     <w:p>
-      <w:r>
+      <w:pPr>
+        <w:pStyle w:val="Heading3"/>
+      </w:pPr>
+      <w:r>
+        <w:t>The case to investigate</w:t>
+      </w:r>
+    </w:p>
+    <w:p>
+      <w:pPr>
+        <w:spacing w:line="336" w:lineRule="auto" w:after="180"/>
+        <w:shd w:fill="F1F6FC"/>
+      </w:pPr>
+      <w:r>
+        <w:rPr>
+          <w:b w:val="0"/>
+        </w:rPr>
         <w:t>CASE 1 — Reader A  Clue: likes survival and long books. Meaning: rank adventure higher.</w:t>
       </w:r>
     </w:p>
     <w:p>
-      <w:r>
+      <w:pPr>
+        <w:pStyle w:val="Heading3"/>
+      </w:pPr>
+      <w:r>
+        <w:t>The case to investigate</w:t>
+      </w:r>
+    </w:p>
+    <w:p>
+      <w:pPr>
+        <w:spacing w:line="336" w:lineRule="auto" w:after="180"/>
+        <w:shd w:fill="F1F6FC"/>
+      </w:pPr>
+      <w:r>
+        <w:rPr>
+          <w:b w:val="0"/>
+        </w:rPr>
         <w:t>CASE 2 — Reader B  Clue: wants short humor. Meaning: rank comedy higher.</w:t>
       </w:r>
     </w:p>
     <w:p>
-      <w:r>
+      <w:pPr>
+        <w:pStyle w:val="Heading3"/>
+      </w:pPr>
+      <w:r>
+        <w:t>The case to investigate</w:t>
+      </w:r>
+    </w:p>
+    <w:p>
+      <w:pPr>
+        <w:spacing w:line="336" w:lineRule="auto" w:after="180"/>
+        <w:shd w:fill="F1F6FC"/>
+      </w:pPr>
+      <w:r>
+        <w:rPr>
+          <w:b w:val="0"/>
+        </w:rPr>
         <w:t>CASE 3 — Same score  Clue: two books tie. Meaning: need tie policy.</w:t>
       </w:r>
     </w:p>
     <w:p>
-      <w:r>
+      <w:pPr>
+        <w:pStyle w:val="Heading3"/>
+      </w:pPr>
+      <w:r>
+        <w:t>The case to investigate</w:t>
+      </w:r>
+    </w:p>
+    <w:p>
+      <w:pPr>
+        <w:spacing w:line="336" w:lineRule="auto" w:after="180"/>
+        <w:shd w:fill="F1F6FC"/>
+      </w:pPr>
+      <w:r>
+        <w:rPr>
+          <w:b w:val="0"/>
+        </w:rPr>
         <w:t>CASE 4 — Unavailable book  Clue: high relevance but unusable. Meaning: constraint changes rank.</w:t>
       </w:r>
     </w:p>
     <w:p>
-      <w:r>
-        <w:t>BOUNDARY  A recommendation optimizes chosen goals and data; it does not discover what a person truly wants.</w:t>
-      </w:r>
-    </w:p>
-    <w:p>
-      <w:r>
-        <w:t>Which two pictures are easiest to confuse? What evidence separates them?</w:t>
-      </w:r>
-    </w:p>
-    <w:p>
       <w:pPr>
         <w:pStyle w:val="Heading3"/>
       </w:pPr>
       <w:r>
+        <w:t>Keep this boundary clear</w:t>
+      </w:r>
+    </w:p>
+    <w:p>
+      <w:pPr>
+        <w:spacing w:line="336" w:lineRule="auto" w:after="180"/>
+        <w:shd w:fill="FFF5E6"/>
+      </w:pPr>
+      <w:r>
+        <w:rPr>
+          <w:b w:val="0"/>
+        </w:rPr>
+        <w:t xml:space="preserve">BOUNDARY  A </w:t>
+      </w:r>
+      <w:r>
+        <w:rPr>
+          <w:b/>
+        </w:rPr>
+        <w:t>recommendation</w:t>
+      </w:r>
+      <w:r>
+        <w:rPr>
+          <w:b w:val="0"/>
+        </w:rPr>
+        <w:t xml:space="preserve"> optimizes chosen goals and data; it does not discover what a person truly wants.</w:t>
+      </w:r>
+    </w:p>
+    <w:p>
+      <w:pPr>
+        <w:spacing w:line="336" w:lineRule="auto" w:after="180"/>
+        <w:shd w:fill="F5F1FB"/>
+      </w:pPr>
+      <w:r>
+        <w:rPr>
+          <w:b w:val="0"/>
+        </w:rPr>
+        <w:t xml:space="preserve">Which two pictures are easiest to confuse? What </w:t>
+      </w:r>
+      <w:r>
+        <w:rPr>
+          <w:b/>
+        </w:rPr>
+        <w:t>evidence</w:t>
+      </w:r>
+      <w:r>
+        <w:rPr>
+          <w:b w:val="0"/>
+        </w:rPr>
+        <w:t xml:space="preserve"> separates them?</w:t>
+      </w:r>
+    </w:p>
+    <w:p>
+      <w:pPr>
+        <w:pStyle w:val="Heading3"/>
+      </w:pPr>
+      <w:r>
         <w:t>Change one thing in the pictured case</w:t>
       </w:r>
     </w:p>
     <w:p>
-      <w:r>
+      <w:pPr>
+        <w:pStyle w:val="Heading3"/>
+      </w:pPr>
+      <w:r>
+        <w:t>Change one thing</w:t>
+      </w:r>
+    </w:p>
+    <w:p>
+      <w:pPr>
+        <w:spacing w:line="336" w:lineRule="auto" w:after="180"/>
+        <w:shd w:fill="F5F1FB"/>
+      </w:pPr>
+      <w:r>
+        <w:rPr>
+          <w:b w:val="0"/>
+        </w:rPr>
         <w:t>Change: Change the maximum time to 10 minutes.</w:t>
       </w:r>
     </w:p>
     <w:p>
-      <w:r>
-        <w:t>Prediction: Only C remains eligible and is recommended.</w:t>
-      </w:r>
-    </w:p>
-    <w:p>
-      <w:r>
-        <w:t>Reason: B takes 12 minutes; A is still noisy.</w:t>
+      <w:pPr>
+        <w:pStyle w:val="Heading3"/>
+      </w:pPr>
+      <w:r>
+        <w:t>Predicted result</w:t>
+      </w:r>
+    </w:p>
+    <w:p>
+      <w:pPr>
+        <w:spacing w:line="336" w:lineRule="auto" w:after="180"/>
+        <w:shd w:fill="F1F6FC"/>
+      </w:pPr>
+      <w:r>
+        <w:rPr>
+          <w:b/>
+        </w:rPr>
+        <w:t>Prediction</w:t>
+      </w:r>
+      <w:r>
+        <w:rPr>
+          <w:b w:val="0"/>
+        </w:rPr>
+        <w:t>: Only C remains eligible and is recommended.</w:t>
+      </w:r>
+    </w:p>
+    <w:p>
+      <w:pPr>
+        <w:pStyle w:val="Heading3"/>
+      </w:pPr>
+      <w:r>
+        <w:t>Why the result follows</w:t>
+      </w:r>
+    </w:p>
+    <w:p>
+      <w:pPr>
+        <w:spacing w:line="336" w:lineRule="auto" w:after="180"/>
+        <w:shd w:fill="F1F6FC"/>
+      </w:pPr>
+      <w:r>
+        <w:rPr>
+          <w:b w:val="0"/>
+        </w:rPr>
+        <w:t xml:space="preserve">Reason: B takes </w:t>
+      </w:r>
+      <w:r>
+        <w:rPr>
+          <w:b/>
+        </w:rPr>
+        <w:t>12 minutes</w:t>
+      </w:r>
+      <w:r>
+        <w:rPr>
+          <w:b w:val="0"/>
+        </w:rPr>
+        <w:t>; A is still noisy.</w:t>
       </w:r>
     </w:p>
     <w:p>
@@ -886,6 +1895,17 @@
     </w:p>
     <w:p>
       <w:r>
+        <w:t>Use the vocabulary of Recommendations to explain a concrete decision, rather than only memorising definitions.</w:t>
+      </w:r>
+    </w:p>
+    <w:p>
+      <w:pPr>
+        <w:spacing w:line="336" w:lineRule="auto" w:after="180"/>
+      </w:pPr>
+      <w:r>
+        <w:rPr>
+          <w:b/>
+        </w:rPr>
         <w:t>VOCABULARY</w:t>
       </w:r>
     </w:p>
@@ -898,7 +1918,13 @@
       </w:r>
     </w:p>
     <w:p>
-      <w:r>
+      <w:pPr>
+        <w:spacing w:line="336" w:lineRule="auto" w:after="180"/>
+      </w:pPr>
+      <w:r>
+        <w:rPr>
+          <w:b w:val="0"/>
+        </w:rPr>
         <w:t>The badge is a memory cue; the definition does the real thinking work.</w:t>
       </w:r>
     </w:p>
@@ -1222,17 +2248,57 @@
       </w:r>
     </w:p>
     <w:p>
-      <w:r>
+      <w:pPr>
+        <w:pStyle w:val="Heading3"/>
+      </w:pPr>
+      <w:r>
+        <w:t>Find the unsupported claim</w:t>
+      </w:r>
+    </w:p>
+    <w:p>
+      <w:pPr>
+        <w:spacing w:line="336" w:lineRule="auto" w:after="180"/>
+        <w:shd w:fill="F5F1FB"/>
+      </w:pPr>
+      <w:r>
+        <w:rPr>
+          <w:b w:val="0"/>
+        </w:rPr>
         <w:t>CLAIM TO REPAIR  The highest-ranked item is best for everyone.</w:t>
       </w:r>
     </w:p>
     <w:p>
-      <w:r>
-        <w:t>Use one vocabulary word and one piece of evidence to repair it:</w:t>
-      </w:r>
-    </w:p>
-    <w:p>
-      <w:r>
+      <w:pPr>
+        <w:spacing w:line="336" w:lineRule="auto" w:after="180"/>
+      </w:pPr>
+      <w:r>
+        <w:rPr>
+          <w:b w:val="0"/>
+        </w:rPr>
+        <w:t xml:space="preserve">Use one vocabulary word and one piece of </w:t>
+      </w:r>
+      <w:r>
+        <w:rPr>
+          <w:b/>
+        </w:rPr>
+        <w:t>evidence</w:t>
+      </w:r>
+      <w:r>
+        <w:rPr>
+          <w:b w:val="0"/>
+        </w:rPr>
+        <w:t xml:space="preserve"> to repair it:</w:t>
+      </w:r>
+    </w:p>
+    <w:p>
+      <w:pPr>
+        <w:spacing w:line="336" w:lineRule="auto" w:after="180"/>
+        <w:shd w:fill="EDF7F3"/>
+      </w:pPr>
+      <w:r>
+        <w:rPr>
+          <w:b w:val="0"/>
+        </w:rPr>
         <w:t>WORD POWER  A strong definition helps you decide something in a new case.</w:t>
       </w:r>
     </w:p>
@@ -1400,6 +2466,17 @@
     </w:p>
     <w:p>
       <w:r>
+        <w:t>Follow the worked trace for Recommendations, predict a step, then compare with its explanation.</w:t>
+      </w:r>
+    </w:p>
+    <w:p>
+      <w:pPr>
+        <w:spacing w:line="336" w:lineRule="auto" w:after="180"/>
+      </w:pPr>
+      <w:r>
+        <w:rPr>
+          <w:b/>
+        </w:rPr>
         <w:t>WORKED EXAMPLE</w:t>
       </w:r>
     </w:p>
@@ -1412,8 +2489,26 @@
       </w:r>
     </w:p>
     <w:p>
-      <w:r>
-        <w:t>Every step connects a claim to observable evidence.</w:t>
+      <w:pPr>
+        <w:spacing w:line="336" w:lineRule="auto" w:after="180"/>
+      </w:pPr>
+      <w:r>
+        <w:rPr>
+          <w:b w:val="0"/>
+        </w:rPr>
+        <w:t xml:space="preserve">Every step connects a claim to observable </w:t>
+      </w:r>
+      <w:r>
+        <w:rPr>
+          <w:b/>
+        </w:rPr>
+        <w:t>evidence</w:t>
+      </w:r>
+      <w:r>
+        <w:rPr>
+          <w:b w:val="0"/>
+        </w:rPr>
+        <w:t>.</w:t>
       </w:r>
     </w:p>
     <w:p>
@@ -1453,38 +2548,243 @@
       </w:r>
     </w:p>
     <w:p>
-      <w:r>
-        <w:t>CASE  Two readers can receive different book rankings because their goals, reading level, interests, and novelty preferences differ.</w:t>
-      </w:r>
-    </w:p>
-    <w:p>
-      <w:r>
+      <w:pPr>
+        <w:pStyle w:val="Heading3"/>
+      </w:pPr>
+      <w:r>
+        <w:t>The case to investigate</w:t>
+      </w:r>
+    </w:p>
+    <w:p>
+      <w:pPr>
+        <w:spacing w:line="336" w:lineRule="auto" w:after="180"/>
+        <w:shd w:fill="F1F6FC"/>
+      </w:pPr>
+      <w:r>
+        <w:rPr>
+          <w:b w:val="0"/>
+        </w:rPr>
+        <w:t xml:space="preserve">CASE  Two readers can receive different book </w:t>
+      </w:r>
+      <w:r>
+        <w:rPr>
+          <w:b/>
+        </w:rPr>
+        <w:t>ranking</w:t>
+      </w:r>
+      <w:r>
+        <w:rPr>
+          <w:b w:val="0"/>
+        </w:rPr>
+        <w:t xml:space="preserve">s because their goals, reading level, interests, and novelty </w:t>
+      </w:r>
+      <w:r>
+        <w:rPr>
+          <w:b/>
+        </w:rPr>
+        <w:t>preference</w:t>
+      </w:r>
+      <w:r>
+        <w:rPr>
+          <w:b w:val="0"/>
+        </w:rPr>
+        <w:t>s differ.</w:t>
+      </w:r>
+    </w:p>
+    <w:p>
+      <w:pPr>
+        <w:pStyle w:val="Heading3"/>
+      </w:pPr>
+      <w:r>
+        <w:t>Step 1</w:t>
+      </w:r>
+    </w:p>
+    <w:p>
+      <w:pPr>
+        <w:spacing w:line="336" w:lineRule="auto" w:after="180"/>
+        <w:shd w:fill="F4F9FC"/>
+      </w:pPr>
+      <w:r>
+        <w:rPr>
+          <w:b w:val="0"/>
+        </w:rPr>
         <w:t>STEP 1 — OBSERVE  reader goals and candidate-book traits</w:t>
       </w:r>
     </w:p>
     <w:p>
-      <w:r>
-        <w:t>STEP 2 — TRACE  score and rank candidates with chosen tradeoffs</w:t>
-      </w:r>
-    </w:p>
-    <w:p>
-      <w:r>
-        <w:t>STEP 3 — CONCLUDE  ordered recommendations plus reasons</w:t>
-      </w:r>
-    </w:p>
-    <w:p>
-      <w:r>
-        <w:t>MODEL REASONING  Use the same transparent scoring method with each reader's stated preferences. Different inputs create different totals. Report tradeoffs, ties, and one option outside the top rank to preserve choice.</w:t>
-      </w:r>
-    </w:p>
-    <w:p>
-      <w:r>
-        <w:t>DO NOT OVERCLAIM  A recommendation optimizes chosen goals and data; it does not discover what a person truly wants.</w:t>
-      </w:r>
-    </w:p>
-    <w:p>
-      <w:r>
-        <w:t>What new evidence could change this answer?</w:t>
+      <w:pPr>
+        <w:pStyle w:val="Heading3"/>
+      </w:pPr>
+      <w:r>
+        <w:t>Step 2</w:t>
+      </w:r>
+    </w:p>
+    <w:p>
+      <w:pPr>
+        <w:spacing w:line="336" w:lineRule="auto" w:after="180"/>
+        <w:shd w:fill="F4F9FC"/>
+      </w:pPr>
+      <w:r>
+        <w:rPr>
+          <w:b w:val="0"/>
+        </w:rPr>
+        <w:t xml:space="preserve">STEP 2 — TRACE  score and rank candidates with chosen </w:t>
+      </w:r>
+      <w:r>
+        <w:rPr>
+          <w:b/>
+        </w:rPr>
+        <w:t>tradeoff</w:t>
+      </w:r>
+      <w:r>
+        <w:rPr>
+          <w:b w:val="0"/>
+        </w:rPr>
+        <w:t>s</w:t>
+      </w:r>
+    </w:p>
+    <w:p>
+      <w:pPr>
+        <w:pStyle w:val="Heading3"/>
+      </w:pPr>
+      <w:r>
+        <w:t>Step 3</w:t>
+      </w:r>
+    </w:p>
+    <w:p>
+      <w:pPr>
+        <w:spacing w:line="336" w:lineRule="auto" w:after="180"/>
+        <w:shd w:fill="F4F9FC"/>
+      </w:pPr>
+      <w:r>
+        <w:rPr>
+          <w:b w:val="0"/>
+        </w:rPr>
+        <w:t xml:space="preserve">STEP 3 — CONCLUDE  ordered </w:t>
+      </w:r>
+      <w:r>
+        <w:rPr>
+          <w:b/>
+        </w:rPr>
+        <w:t>recommendation</w:t>
+      </w:r>
+      <w:r>
+        <w:rPr>
+          <w:b w:val="0"/>
+        </w:rPr>
+        <w:t>s plus reasons</w:t>
+      </w:r>
+    </w:p>
+    <w:p>
+      <w:pPr>
+        <w:pStyle w:val="Heading3"/>
+      </w:pPr>
+      <w:r>
+        <w:t>Model answer</w:t>
+      </w:r>
+    </w:p>
+    <w:p>
+      <w:pPr>
+        <w:spacing w:line="336" w:lineRule="auto" w:after="180"/>
+        <w:shd w:fill="F1F6FC"/>
+      </w:pPr>
+      <w:r>
+        <w:rPr>
+          <w:b w:val="0"/>
+        </w:rPr>
+        <w:t xml:space="preserve">MODEL REASONING  Use the same transparent scoring method with each reader's stated </w:t>
+      </w:r>
+      <w:r>
+        <w:rPr>
+          <w:b/>
+        </w:rPr>
+        <w:t>preference</w:t>
+      </w:r>
+      <w:r>
+        <w:rPr>
+          <w:b w:val="0"/>
+        </w:rPr>
+        <w:t xml:space="preserve">s. Different </w:t>
+      </w:r>
+      <w:r>
+        <w:rPr>
+          <w:b/>
+        </w:rPr>
+        <w:t>input</w:t>
+      </w:r>
+      <w:r>
+        <w:rPr>
+          <w:b w:val="0"/>
+        </w:rPr>
+        <w:t xml:space="preserve">s create different totals. Report </w:t>
+      </w:r>
+      <w:r>
+        <w:rPr>
+          <w:b/>
+        </w:rPr>
+        <w:t>tradeoff</w:t>
+      </w:r>
+      <w:r>
+        <w:rPr>
+          <w:b w:val="0"/>
+        </w:rPr>
+        <w:t>s, ties, and one option outside the top rank to preserve choice.</w:t>
+      </w:r>
+    </w:p>
+    <w:p>
+      <w:pPr>
+        <w:pStyle w:val="Heading3"/>
+      </w:pPr>
+      <w:r>
+        <w:t>A claim to avoid</w:t>
+      </w:r>
+    </w:p>
+    <w:p>
+      <w:pPr>
+        <w:spacing w:line="336" w:lineRule="auto" w:after="180"/>
+        <w:shd w:fill="FFF5E6"/>
+      </w:pPr>
+      <w:r>
+        <w:rPr>
+          <w:b w:val="0"/>
+        </w:rPr>
+        <w:t xml:space="preserve">DO NOT OVERCLAIM  A </w:t>
+      </w:r>
+      <w:r>
+        <w:rPr>
+          <w:b/>
+        </w:rPr>
+        <w:t>recommendation</w:t>
+      </w:r>
+      <w:r>
+        <w:rPr>
+          <w:b w:val="0"/>
+        </w:rPr>
+        <w:t xml:space="preserve"> optimizes chosen goals and data; it does not discover what a person truly wants.</w:t>
+      </w:r>
+    </w:p>
+    <w:p>
+      <w:pPr>
+        <w:spacing w:line="336" w:lineRule="auto" w:after="180"/>
+        <w:shd w:fill="F5F1FB"/>
+      </w:pPr>
+      <w:r>
+        <w:rPr>
+          <w:b w:val="0"/>
+        </w:rPr>
+        <w:t xml:space="preserve">What new </w:t>
+      </w:r>
+      <w:r>
+        <w:rPr>
+          <w:b/>
+        </w:rPr>
+        <w:t>evidence</w:t>
+      </w:r>
+      <w:r>
+        <w:rPr>
+          <w:b w:val="0"/>
+        </w:rPr>
+        <w:t xml:space="preserve"> could change this answer?</w:t>
       </w:r>
     </w:p>
     <w:p>
@@ -1671,25 +2971,75 @@
       </w:tr>
     </w:tbl>
     <w:p>
-      <w:r>
-        <w:t>A click can reflect interest, curiosity or a mistaken tap. No click can reflect a missed display, lack of time or a decision not to choose it. Preserve the observed event separately from any interpretation. More direct feedback may clarify a reason, but one response still describes one person and occasion.</w:t>
-      </w:r>
-    </w:p>
-    <w:p>
-      <w:r>
-        <w:t>Useful feedback records name the item, what was shown, the system version, the event and any stated reason. Use only information needed for the task. Our paper exercises use invented feedback; they do not require accounts or recording classmates’ browsing behaviour.</w:t>
-      </w:r>
-    </w:p>
-    <w:p>
       <w:pPr>
         <w:pStyle w:val="Heading3"/>
       </w:pPr>
       <w:r>
+        <w:t>Worked explanation · Recommendations</w:t>
+      </w:r>
+    </w:p>
+    <w:p>
+      <w:pPr>
+        <w:spacing w:line="336" w:lineRule="auto" w:after="180"/>
+        <w:shd w:fill="F1F6FC"/>
+      </w:pPr>
+      <w:r>
+        <w:rPr>
+          <w:b w:val="0"/>
+        </w:rPr>
+        <w:t>A click can reflect interest, curiosity or a mistaken tap. No click can reflect a missed display, lack of time or a decision not to choose it. Preserve the observed event separately from any interpretation.</w:t>
+      </w:r>
+    </w:p>
+    <w:p>
+      <w:pPr>
+        <w:spacing w:line="336" w:lineRule="auto" w:after="180"/>
+        <w:shd w:fill="F1F6FC"/>
+      </w:pPr>
+      <w:r>
+        <w:rPr>
+          <w:b w:val="0"/>
+        </w:rPr>
+        <w:t>More direct feedback may clarify a reason, but one response still describes one person and occasion.</w:t>
+      </w:r>
+    </w:p>
+    <w:p>
+      <w:pPr>
+        <w:spacing w:line="336" w:lineRule="auto" w:after="180"/>
+      </w:pPr>
+      <w:r>
+        <w:rPr>
+          <w:b w:val="0"/>
+        </w:rPr>
+        <w:t>Useful feedback records name the item, what was shown, the system version, the event and any stated reason. Use only information needed for the task.</w:t>
+      </w:r>
+    </w:p>
+    <w:p>
+      <w:pPr>
+        <w:spacing w:line="336" w:lineRule="auto" w:after="180"/>
+      </w:pPr>
+      <w:r>
+        <w:rPr>
+          <w:b w:val="0"/>
+        </w:rPr>
+        <w:t>Our paper exercises use invented feedback; they do not require accounts or recording classmates’ browsing behaviour.</w:t>
+      </w:r>
+    </w:p>
+    <w:p>
+      <w:pPr>
+        <w:pStyle w:val="Heading3"/>
+      </w:pPr>
+      <w:r>
         <w:t>Learn from the worked case</w:t>
       </w:r>
     </w:p>
     <w:p>
-      <w:r>
+      <w:pPr>
+        <w:spacing w:line="336" w:lineRule="auto" w:after="180"/>
+      </w:pPr>
+      <w:r>
+        <w:rPr>
+          <w:b w:val="0"/>
+        </w:rPr>
         <w:t>Cover the result before checking it. Say what is given, choose the procedure, and follow one step at a time. Then uncover the result and explain your first mismatch. Ask why a step is allowed, not only what number it produces.</w:t>
       </w:r>
     </w:p>
@@ -1702,7 +3052,13 @@
       </w:r>
     </w:p>
     <w:p>
-      <w:r>
+      <w:pPr>
+        <w:spacing w:line="336" w:lineRule="auto" w:after="180"/>
+      </w:pPr>
+      <w:r>
+        <w:rPr>
+          <w:b w:val="0"/>
+        </w:rPr>
         <w:t>A fictional classroom break chooser recommends a suitable paper activity.</w:t>
       </w:r>
     </w:p>
@@ -1715,12 +3071,54 @@
       </w:r>
     </w:p>
     <w:p>
-      <w:r>
-        <w:t>Must be quiet and take at most 12 minutes. Score 2 for puzzles and 1 for solo.</w:t>
-      </w:r>
-    </w:p>
-    <w:p>
-      <w:r>
+      <w:pPr>
+        <w:pStyle w:val="Heading3"/>
+      </w:pPr>
+      <w:r>
+        <w:t>Supplied facts</w:t>
+      </w:r>
+    </w:p>
+    <w:p>
+      <w:pPr>
+        <w:spacing w:line="336" w:lineRule="auto" w:after="180"/>
+        <w:shd w:fill="F1F6FC"/>
+      </w:pPr>
+      <w:r>
+        <w:rPr>
+          <w:b w:val="0"/>
+        </w:rPr>
+        <w:t xml:space="preserve">Must be quiet and take at most </w:t>
+      </w:r>
+      <w:r>
+        <w:rPr>
+          <w:b/>
+        </w:rPr>
+        <w:t>12 minutes</w:t>
+      </w:r>
+      <w:r>
+        <w:rPr>
+          <w:b w:val="0"/>
+        </w:rPr>
+        <w:t>. Score 2 for puzzles and 1 for solo.</w:t>
+      </w:r>
+    </w:p>
+    <w:p>
+      <w:pPr>
+        <w:pStyle w:val="Heading3"/>
+      </w:pPr>
+      <w:r>
+        <w:t>Supplied facts</w:t>
+      </w:r>
+    </w:p>
+    <w:p>
+      <w:pPr>
+        <w:spacing w:line="336" w:lineRule="auto" w:after="180"/>
+        <w:shd w:fill="F1F6FC"/>
+      </w:pPr>
+      <w:r>
+        <w:rPr>
+          <w:b w:val="0"/>
+        </w:rPr>
         <w:t>A puzzle,solo,noisy,8 min; B puzzle,group,quiet,12 min; C drawing,solo,quiet,10 min.</w:t>
       </w:r>
     </w:p>
@@ -1942,30 +3340,162 @@
       </w:r>
     </w:p>
     <w:p>
-      <w:r>
-        <w:t>A hard requirement determines whether an option can be chosen at all. Preferences rank the eligible options. The apparent best preference match, A, is not suitable under the quiet requirement. If a learner clicks C instead, the event alone does not tell us whether they disliked B, misclicked or wanted variety.</w:t>
-      </w:r>
-    </w:p>
-    <w:p>
       <w:pPr>
         <w:pStyle w:val="Heading3"/>
       </w:pPr>
       <w:r>
+        <w:t>Why the result follows</w:t>
+      </w:r>
+    </w:p>
+    <w:p>
+      <w:pPr>
+        <w:spacing w:line="336" w:lineRule="auto" w:after="180"/>
+        <w:shd w:fill="F1F6FC"/>
+      </w:pPr>
+      <w:r>
+        <w:rPr>
+          <w:b w:val="0"/>
+        </w:rPr>
+        <w:t xml:space="preserve">A hard requirement determines whether an option can be chosen at all. </w:t>
+      </w:r>
+      <w:r>
+        <w:rPr>
+          <w:b/>
+        </w:rPr>
+        <w:t>Preference</w:t>
+      </w:r>
+      <w:r>
+        <w:rPr>
+          <w:b w:val="0"/>
+        </w:rPr>
+        <w:t xml:space="preserve">s rank the eligible options. The apparent best </w:t>
+      </w:r>
+      <w:r>
+        <w:rPr>
+          <w:b/>
+        </w:rPr>
+        <w:t>preference</w:t>
+      </w:r>
+      <w:r>
+        <w:rPr>
+          <w:b w:val="0"/>
+        </w:rPr>
+        <w:t xml:space="preserve"> match, A, is not suitable under the quiet requirement.</w:t>
+      </w:r>
+    </w:p>
+    <w:p>
+      <w:pPr>
+        <w:spacing w:line="336" w:lineRule="auto" w:after="180"/>
+        <w:shd w:fill="F1F6FC"/>
+      </w:pPr>
+      <w:r>
+        <w:rPr>
+          <w:b w:val="0"/>
+        </w:rPr>
+        <w:t>If a learner clicks C instead, the event alone does not tell us whether they disliked B, misclicked or wanted variety.</w:t>
+      </w:r>
+    </w:p>
+    <w:p>
+      <w:pPr>
+        <w:pStyle w:val="Heading3"/>
+      </w:pPr>
+      <w:r>
         <w:t>What this example does not establish</w:t>
       </w:r>
     </w:p>
     <w:p>
-      <w:r>
-        <w:t>One click is an observed event, not proof of satisfaction or a stable personal preference.</w:t>
-      </w:r>
-    </w:p>
-    <w:p>
-      <w:r>
-        <w:t>Read the labelled picture: Why does the recommendation change without changing anyone’s preferences?</w:t>
-      </w:r>
-    </w:p>
-    <w:p>
-      <w:r>
+      <w:pPr>
+        <w:pStyle w:val="Heading3"/>
+      </w:pPr>
+      <w:r>
+        <w:t>Keep the stated limit</w:t>
+      </w:r>
+    </w:p>
+    <w:p>
+      <w:pPr>
+        <w:spacing w:line="336" w:lineRule="auto" w:after="180"/>
+        <w:shd w:fill="FFF5E6"/>
+      </w:pPr>
+      <w:r>
+        <w:rPr>
+          <w:b w:val="0"/>
+        </w:rPr>
+        <w:t xml:space="preserve">One click is an observed event, not proof of satisfaction or a stable personal </w:t>
+      </w:r>
+      <w:r>
+        <w:rPr>
+          <w:b/>
+        </w:rPr>
+        <w:t>preference</w:t>
+      </w:r>
+      <w:r>
+        <w:rPr>
+          <w:b w:val="0"/>
+        </w:rPr>
+        <w:t>.</w:t>
+      </w:r>
+    </w:p>
+    <w:p>
+      <w:pPr>
+        <w:pStyle w:val="Heading3"/>
+      </w:pPr>
+      <w:r>
+        <w:t>Keep the stated limit</w:t>
+      </w:r>
+    </w:p>
+    <w:p>
+      <w:pPr>
+        <w:spacing w:line="336" w:lineRule="auto" w:after="180"/>
+        <w:shd w:fill="FFF5E6"/>
+      </w:pPr>
+      <w:r>
+        <w:rPr>
+          <w:b w:val="0"/>
+        </w:rPr>
+        <w:t xml:space="preserve">Read the labelled picture: Why does the </w:t>
+      </w:r>
+      <w:r>
+        <w:rPr>
+          <w:b/>
+        </w:rPr>
+        <w:t>recommendation</w:t>
+      </w:r>
+      <w:r>
+        <w:rPr>
+          <w:b w:val="0"/>
+        </w:rPr>
+        <w:t xml:space="preserve"> change without changing anyone’s </w:t>
+      </w:r>
+      <w:r>
+        <w:rPr>
+          <w:b/>
+        </w:rPr>
+        <w:t>preference</w:t>
+      </w:r>
+      <w:r>
+        <w:rPr>
+          <w:b w:val="0"/>
+        </w:rPr>
+        <w:t>s?</w:t>
+      </w:r>
+    </w:p>
+    <w:p>
+      <w:pPr>
+        <w:pStyle w:val="Heading3"/>
+      </w:pPr>
+      <w:r>
+        <w:t>Keep the stated limit</w:t>
+      </w:r>
+    </w:p>
+    <w:p>
+      <w:pPr>
+        <w:spacing w:line="336" w:lineRule="auto" w:after="180"/>
+        <w:shd w:fill="FFF5E6"/>
+      </w:pPr>
+      <w:r>
+        <w:rPr>
+          <w:b w:val="0"/>
+        </w:rPr>
         <w:t>Change one thing: Change the maximum time to 10 minutes. Predict the result before checking the explanation. What remains the same?</w:t>
       </w:r>
     </w:p>
@@ -1979,6 +3509,17 @@
     </w:p>
     <w:p>
       <w:r>
+        <w:t>Find the unsupported step in the Recommendations claim and explain a repair using the supplied evidence.</w:t>
+      </w:r>
+    </w:p>
+    <w:p>
+      <w:pPr>
+        <w:spacing w:line="336" w:lineRule="auto" w:after="180"/>
+      </w:pPr>
+      <w:r>
+        <w:rPr>
+          <w:b/>
+        </w:rPr>
         <w:t>COMPARE</w:t>
       </w:r>
     </w:p>
@@ -1991,7 +3532,13 @@
       </w:r>
     </w:p>
     <w:p>
-      <w:r>
+      <w:pPr>
+        <w:spacing w:line="336" w:lineRule="auto" w:after="180"/>
+      </w:pPr>
+      <w:r>
+        <w:rPr>
+          <w:b w:val="0"/>
+        </w:rPr>
         <w:t>A comparison helps reveal the true concept boundary.</w:t>
       </w:r>
     </w:p>
@@ -2179,53 +3726,236 @@
       </w:r>
     </w:p>
     <w:p>
-      <w:r>
+      <w:pPr>
+        <w:pStyle w:val="Heading3"/>
+      </w:pPr>
+      <w:r>
+        <w:t>Challenge claim A</w:t>
+      </w:r>
+    </w:p>
+    <w:p>
+      <w:pPr>
+        <w:spacing w:line="336" w:lineRule="auto" w:after="180"/>
+        <w:shd w:fill="F5F1FB"/>
+      </w:pPr>
+      <w:r>
+        <w:rPr>
+          <w:b w:val="0"/>
+        </w:rPr>
         <w:t>CLAIM A  The highest-ranked item is best for everyone.</w:t>
       </w:r>
     </w:p>
     <w:p>
-      <w:r>
+      <w:pPr>
+        <w:spacing w:line="336" w:lineRule="auto" w:after="180"/>
+      </w:pPr>
+      <w:r>
+        <w:rPr>
+          <w:b w:val="0"/>
+        </w:rPr>
         <w:t>Repair:</w:t>
       </w:r>
     </w:p>
     <w:p>
-      <w:r>
+      <w:pPr>
+        <w:pStyle w:val="Heading3"/>
+      </w:pPr>
+      <w:r>
+        <w:t>Challenge claim B</w:t>
+      </w:r>
+    </w:p>
+    <w:p>
+      <w:pPr>
+        <w:spacing w:line="336" w:lineRule="auto" w:after="180"/>
+        <w:shd w:fill="F5F1FB"/>
+      </w:pPr>
+      <w:r>
+        <w:rPr>
+          <w:b w:val="0"/>
+        </w:rPr>
         <w:t>CLAIM B  Personalization removes the need for user choice.</w:t>
       </w:r>
     </w:p>
     <w:p>
-      <w:r>
+      <w:pPr>
+        <w:spacing w:line="336" w:lineRule="auto" w:after="180"/>
+      </w:pPr>
+      <w:r>
+        <w:rPr>
+          <w:b w:val="0"/>
+        </w:rPr>
         <w:t>Repair:</w:t>
       </w:r>
     </w:p>
     <w:p>
-      <w:r>
-        <w:t>STRONG ANSWER FRAME  I claim ______ because the evidence shows ______. The process is ______. One limit is ______.</w:t>
-      </w:r>
-    </w:p>
-    <w:p>
       <w:pPr>
         <w:pStyle w:val="Heading3"/>
       </w:pPr>
       <w:r>
+        <w:t>A frame for explaining</w:t>
+      </w:r>
+    </w:p>
+    <w:p>
+      <w:pPr>
+        <w:spacing w:line="336" w:lineRule="auto" w:after="180"/>
+        <w:shd w:fill="F1F6FC"/>
+      </w:pPr>
+      <w:r>
+        <w:rPr>
+          <w:b w:val="0"/>
+        </w:rPr>
+        <w:t xml:space="preserve">STRONG ANSWER FRAME  I claim ______ because the </w:t>
+      </w:r>
+      <w:r>
+        <w:rPr>
+          <w:b/>
+        </w:rPr>
+        <w:t>evidence</w:t>
+      </w:r>
+      <w:r>
+        <w:rPr>
+          <w:b w:val="0"/>
+        </w:rPr>
+        <w:t xml:space="preserve"> shows ______. The </w:t>
+      </w:r>
+      <w:r>
+        <w:rPr>
+          <w:b/>
+        </w:rPr>
+        <w:t>process</w:t>
+      </w:r>
+      <w:r>
+        <w:rPr>
+          <w:b w:val="0"/>
+        </w:rPr>
+        <w:t xml:space="preserve"> is ______. One limit is ______.</w:t>
+      </w:r>
+    </w:p>
+    <w:p>
+      <w:pPr>
+        <w:pStyle w:val="Heading3"/>
+      </w:pPr>
+      <w:r>
         <w:t>A closer explanation</w:t>
       </w:r>
     </w:p>
     <w:p>
-      <w:r>
-        <w:t>If feedback says J is too long, length may be a relevant missing feature. Ask what limit matters before adding a requirement. Do not automatically remove all space books or silently turn one comment into a permanent preference. Keep the original feedback and document any change to the recommendation rules.</w:t>
-      </w:r>
-    </w:p>
-    <w:p>
-      <w:r>
-        <w:t>Check a revised version on reserved paper cases, including ties, no eligible choices and missing required information. If a required fact is unknown, mark that candidate pending verification and report the limitation; do not assume it passes. If all candidates are pending or excluded, return no verified eligible option. A recommendation leaves the final choice with the reader.</w:t>
-      </w:r>
-    </w:p>
-    <w:p>
       <w:pPr>
         <w:pStyle w:val="Heading3"/>
       </w:pPr>
       <w:r>
+        <w:t>Check the claim against the facts</w:t>
+      </w:r>
+    </w:p>
+    <w:p>
+      <w:pPr>
+        <w:spacing w:line="336" w:lineRule="auto" w:after="180"/>
+        <w:shd w:fill="FFF5E6"/>
+      </w:pPr>
+      <w:r>
+        <w:rPr>
+          <w:b w:val="0"/>
+        </w:rPr>
+        <w:t>If feedback says J is too long, length may be a relevant missing feature. Ask what limit matters before adding a requirement.</w:t>
+      </w:r>
+    </w:p>
+    <w:p>
+      <w:pPr>
+        <w:spacing w:line="336" w:lineRule="auto" w:after="180"/>
+        <w:shd w:fill="FFF5E6"/>
+      </w:pPr>
+      <w:r>
+        <w:rPr>
+          <w:b w:val="0"/>
+        </w:rPr>
+        <w:t xml:space="preserve">Do not automatically remove all space books or silently turn one comment into a permanent </w:t>
+      </w:r>
+      <w:r>
+        <w:rPr>
+          <w:b/>
+        </w:rPr>
+        <w:t>preference</w:t>
+      </w:r>
+      <w:r>
+        <w:rPr>
+          <w:b w:val="0"/>
+        </w:rPr>
+        <w:t xml:space="preserve">. Keep the original feedback and document any change to the </w:t>
+      </w:r>
+      <w:r>
+        <w:rPr>
+          <w:b/>
+        </w:rPr>
+        <w:t>recommendation</w:t>
+      </w:r>
+      <w:r>
+        <w:rPr>
+          <w:b w:val="0"/>
+        </w:rPr>
+        <w:t xml:space="preserve"> rules.</w:t>
+      </w:r>
+    </w:p>
+    <w:p>
+      <w:pPr>
+        <w:pStyle w:val="Heading3"/>
+      </w:pPr>
+      <w:r>
+        <w:t>Check the claim against the facts</w:t>
+      </w:r>
+    </w:p>
+    <w:p>
+      <w:pPr>
+        <w:spacing w:line="336" w:lineRule="auto" w:after="180"/>
+        <w:shd w:fill="FFF5E6"/>
+      </w:pPr>
+      <w:r>
+        <w:rPr>
+          <w:b w:val="0"/>
+        </w:rPr>
+        <w:t>Check a revised version on reserved paper cases, including ties, no eligible choices and missing required information.</w:t>
+      </w:r>
+    </w:p>
+    <w:p>
+      <w:pPr>
+        <w:spacing w:line="336" w:lineRule="auto" w:after="180"/>
+        <w:shd w:fill="FFF5E6"/>
+      </w:pPr>
+      <w:r>
+        <w:rPr>
+          <w:b w:val="0"/>
+        </w:rPr>
+        <w:t>If a required fact is unknown, mark that candidate pending verification and report the limitation; do not assume it passes. If all candidates are pending or excluded, return no verified eligible option.</w:t>
+      </w:r>
+    </w:p>
+    <w:p>
+      <w:pPr>
+        <w:spacing w:line="336" w:lineRule="auto" w:after="180"/>
+        <w:shd w:fill="FFF5E6"/>
+      </w:pPr>
+      <w:r>
+        <w:rPr>
+          <w:b w:val="0"/>
+        </w:rPr>
+        <w:t xml:space="preserve">A </w:t>
+      </w:r>
+      <w:r>
+        <w:rPr>
+          <w:b/>
+        </w:rPr>
+        <w:t>recommendation</w:t>
+      </w:r>
+      <w:r>
+        <w:rPr>
+          <w:b w:val="0"/>
+        </w:rPr>
+        <w:t xml:space="preserve"> leaves the final choice with the reader.</w:t>
+      </w:r>
+    </w:p>
+    <w:p>
+      <w:pPr>
+        <w:pStyle w:val="Heading3"/>
+      </w:pPr>
+      <w:r>
         <w:t>A system recommends only the books it showed last week because those are the only books with clicks. Explain how its own display choices could keep other books out of consideration and name one improvement to the evidence collection</w:t>
       </w:r>
     </w:p>
@@ -2259,6 +3989,17 @@
     </w:p>
     <w:p>
       <w:r>
+        <w:t>Practise Recommendations with support, then explain the deciding step in your own words.</w:t>
+      </w:r>
+    </w:p>
+    <w:p>
+      <w:pPr>
+        <w:spacing w:line="336" w:lineRule="auto" w:after="180"/>
+      </w:pPr>
+      <w:r>
+        <w:rPr>
+          <w:b/>
+        </w:rPr>
         <w:t>GUIDED PRACTICE</w:t>
       </w:r>
     </w:p>
@@ -2271,7 +4012,13 @@
       </w:r>
     </w:p>
     <w:p>
-      <w:r>
+      <w:pPr>
+        <w:spacing w:line="336" w:lineRule="auto" w:after="180"/>
+      </w:pPr>
+      <w:r>
+        <w:rPr>
+          <w:b w:val="0"/>
+        </w:rPr>
         <w:t>Use support now so you can succeed independently later.</w:t>
       </w:r>
     </w:p>
@@ -2312,46 +4059,192 @@
       </w:r>
     </w:p>
     <w:p>
-      <w:r>
-        <w:t>Explain how the picture story demonstrates this idea: A recommender ranks possibilities using goals, information, and tradeoffs.</w:t>
-      </w:r>
-    </w:p>
-    <w:p>
-      <w:r>
-        <w:t>Use a fresh example to explain ranking.</w:t>
-      </w:r>
-    </w:p>
-    <w:p>
-      <w:r>
-        <w:t>Trace a new input → process → output example.</w:t>
-      </w:r>
-    </w:p>
-    <w:p>
-      <w:r>
+      <w:pPr>
+        <w:spacing w:line="336" w:lineRule="auto" w:after="180"/>
+      </w:pPr>
+      <w:r>
+        <w:rPr>
+          <w:b w:val="0"/>
+        </w:rPr>
+        <w:t xml:space="preserve">Explain how the picture story demonstrates this idea: A recommender ranks possibilities using goals, information, and </w:t>
+      </w:r>
+      <w:r>
+        <w:rPr>
+          <w:b/>
+        </w:rPr>
+        <w:t>tradeoff</w:t>
+      </w:r>
+      <w:r>
+        <w:rPr>
+          <w:b w:val="0"/>
+        </w:rPr>
+        <w:t>s.</w:t>
+      </w:r>
+    </w:p>
+    <w:p>
+      <w:pPr>
+        <w:spacing w:line="336" w:lineRule="auto" w:after="180"/>
+      </w:pPr>
+      <w:r>
+        <w:rPr>
+          <w:b w:val="0"/>
+        </w:rPr>
+        <w:t xml:space="preserve">Use a fresh example to explain </w:t>
+      </w:r>
+      <w:r>
+        <w:rPr>
+          <w:b/>
+        </w:rPr>
+        <w:t>ranking</w:t>
+      </w:r>
+      <w:r>
+        <w:rPr>
+          <w:b w:val="0"/>
+        </w:rPr>
+        <w:t>.</w:t>
+      </w:r>
+    </w:p>
+    <w:p>
+      <w:pPr>
+        <w:spacing w:line="336" w:lineRule="auto" w:after="180"/>
+      </w:pPr>
+      <w:r>
+        <w:rPr>
+          <w:b w:val="0"/>
+        </w:rPr>
+        <w:t xml:space="preserve">Trace a new </w:t>
+      </w:r>
+      <w:r>
+        <w:rPr>
+          <w:b/>
+        </w:rPr>
+        <w:t>input</w:t>
+      </w:r>
+      <w:r>
+        <w:rPr>
+          <w:b w:val="0"/>
+        </w:rPr>
+        <w:t xml:space="preserve"> → </w:t>
+      </w:r>
+      <w:r>
+        <w:rPr>
+          <w:b/>
+        </w:rPr>
+        <w:t>process</w:t>
+      </w:r>
+      <w:r>
+        <w:rPr>
+          <w:b w:val="0"/>
+        </w:rPr>
+        <w:t xml:space="preserve"> → </w:t>
+      </w:r>
+      <w:r>
+        <w:rPr>
+          <w:b/>
+        </w:rPr>
+        <w:t>output</w:t>
+      </w:r>
+      <w:r>
+        <w:rPr>
+          <w:b w:val="0"/>
+        </w:rPr>
+        <w:t xml:space="preserve"> example.</w:t>
+      </w:r>
+    </w:p>
+    <w:p>
+      <w:pPr>
+        <w:spacing w:line="336" w:lineRule="auto" w:after="180"/>
+      </w:pPr>
+      <w:r>
+        <w:rPr>
+          <w:b w:val="0"/>
+        </w:rPr>
         <w:t>Find and repair the error in: Personalization removes the need for user choice.</w:t>
       </w:r>
     </w:p>
     <w:p>
-      <w:r>
+      <w:pPr>
+        <w:spacing w:line="336" w:lineRule="auto" w:after="180"/>
+      </w:pPr>
+      <w:r>
+        <w:rPr>
+          <w:b w:val="0"/>
+        </w:rPr>
         <w:t>Invent one edge case and name the safe response.</w:t>
       </w:r>
     </w:p>
     <w:p>
-      <w:r>
-        <w:t>PARTNER CHECK  Point to the evidence. Do not accept an answer that only repeats the vocabulary word.</w:t>
-      </w:r>
-    </w:p>
-    <w:p>
       <w:pPr>
         <w:pStyle w:val="Heading3"/>
       </w:pPr>
       <w:r>
+        <w:t>Check with a partner</w:t>
+      </w:r>
+    </w:p>
+    <w:p>
+      <w:pPr>
+        <w:spacing w:line="336" w:lineRule="auto" w:after="180"/>
+        <w:shd w:fill="F5F1FB"/>
+      </w:pPr>
+      <w:r>
+        <w:rPr>
+          <w:b w:val="0"/>
+        </w:rPr>
+        <w:t xml:space="preserve">PARTNER CHECK  Point to the </w:t>
+      </w:r>
+      <w:r>
+        <w:rPr>
+          <w:b/>
+        </w:rPr>
+        <w:t>evidence</w:t>
+      </w:r>
+      <w:r>
+        <w:rPr>
+          <w:b w:val="0"/>
+        </w:rPr>
+        <w:t>. Do not accept an answer that only repeats the vocabulary word.</w:t>
+      </w:r>
+    </w:p>
+    <w:p>
+      <w:pPr>
+        <w:pStyle w:val="Heading3"/>
+      </w:pPr>
+      <w:r>
         <w:t>A closer explanation</w:t>
       </w:r>
     </w:p>
     <w:p>
-      <w:r>
-        <w:t>Suppose a system shows only space books, then collects clicks only on those books. If it treats those clicks as proof that space is the only wanted topic, it may keep showing space. Its choices helped produce the evidence it later uses. The absence of animal-book clicks says little when animal books were never shown.</w:t>
+      <w:pPr>
+        <w:spacing w:line="336" w:lineRule="auto" w:after="180"/>
+      </w:pPr>
+      <w:r>
+        <w:rPr>
+          <w:b w:val="0"/>
+        </w:rPr>
+        <w:t>Suppose a system shows only space books, then collects clicks only on those books. If it treats those clicks as proof that space is the only wanted topic, it may keep showing space.</w:t>
+      </w:r>
+    </w:p>
+    <w:p>
+      <w:pPr>
+        <w:spacing w:line="336" w:lineRule="auto" w:after="180"/>
+      </w:pPr>
+      <w:r>
+        <w:rPr>
+          <w:b w:val="0"/>
+        </w:rPr>
+        <w:t xml:space="preserve">Its choices helped produce the </w:t>
+      </w:r>
+      <w:r>
+        <w:rPr>
+          <w:b/>
+        </w:rPr>
+        <w:t>evidence</w:t>
+      </w:r>
+      <w:r>
+        <w:rPr>
+          <w:b w:val="0"/>
+        </w:rPr>
+        <w:t xml:space="preserve"> it later uses. The absence of animal-book clicks says little when animal books were never shown.</w:t>
       </w:r>
     </w:p>
     <w:p>
@@ -2398,8 +4291,25 @@
       </w:r>
     </w:p>
     <w:p>
-      <w:r>
-        <w:t>A better investigation can ask the fictional reader directly or offer a small set of eligible alternatives with clear choice and optional feedback. Record what was offered as well as the response. Such a comparison still needs care: order, context and missing responses can affect what is observed. Do not call an unseen item rejected.</w:t>
+      <w:pPr>
+        <w:spacing w:line="336" w:lineRule="auto" w:after="180"/>
+      </w:pPr>
+      <w:r>
+        <w:rPr>
+          <w:b w:val="0"/>
+        </w:rPr>
+        <w:t>A better investigation can ask the fictional reader directly or offer a small set of eligible alternatives with clear choice and optional feedback. Record what was offered as well as the response.</w:t>
+      </w:r>
+    </w:p>
+    <w:p>
+      <w:pPr>
+        <w:spacing w:line="336" w:lineRule="auto" w:after="180"/>
+      </w:pPr>
+      <w:r>
+        <w:rPr>
+          <w:b w:val="0"/>
+        </w:rPr>
+        <w:t>Such a comparison still needs care: order, context and missing responses can affect what is observed. Do not call an unseen item rejected.</w:t>
       </w:r>
     </w:p>
     <w:p>
@@ -2411,8 +4321,38 @@
       </w:r>
     </w:p>
     <w:p>
-      <w:r>
-        <w:t>Use workbook W2 for the connected example “Recommendations and feedback”. First fill the input and rule boxes. Try the middle steps before asking for a hint. After a hint, try the next step yourself.</w:t>
+      <w:pPr>
+        <w:spacing w:line="336" w:lineRule="auto" w:after="180"/>
+      </w:pPr>
+      <w:r>
+        <w:rPr>
+          <w:b w:val="0"/>
+        </w:rPr>
+        <w:t>Use workbook W2 for the connected example “</w:t>
+      </w:r>
+      <w:r>
+        <w:rPr>
+          <w:b/>
+        </w:rPr>
+        <w:t>Recommendation</w:t>
+      </w:r>
+      <w:r>
+        <w:rPr>
+          <w:b w:val="0"/>
+        </w:rPr>
+        <w:t xml:space="preserve">s and feedback”. First fill the </w:t>
+      </w:r>
+      <w:r>
+        <w:rPr>
+          <w:b/>
+        </w:rPr>
+        <w:t>input</w:t>
+      </w:r>
+      <w:r>
+        <w:rPr>
+          <w:b w:val="0"/>
+        </w:rPr>
+        <w:t xml:space="preserve"> and rule boxes. Try the middle steps before asking for a hint. After a hint, try the next step yourself.</w:t>
       </w:r>
     </w:p>
     <w:tbl>
@@ -2495,7 +4435,13 @@
       </w:tr>
     </w:tbl>
     <w:p>
-      <w:r>
+      <w:pPr>
+        <w:spacing w:line="336" w:lineRule="auto" w:after="180"/>
+      </w:pPr>
+      <w:r>
+        <w:rPr>
+          <w:b w:val="0"/>
+        </w:rPr>
         <w:t>Explain your trace to a partner. Your partner points to one step to check. Swap roles on the next case. Each person writes their own explanation.</w:t>
       </w:r>
     </w:p>
@@ -2508,12 +4454,47 @@
       </w:r>
     </w:p>
     <w:p>
-      <w:r>
-        <w:t>Use the worked case for Recommendations and feedback. Proposed explanation: “A high score can cancel a failed requirement”. Decide whether this explanation is supported. Point to the step or supplied fact that decides; explain your repair if needed.</w:t>
-      </w:r>
-    </w:p>
-    <w:p>
-      <w:r>
+      <w:pPr>
+        <w:spacing w:line="336" w:lineRule="auto" w:after="180"/>
+      </w:pPr>
+      <w:r>
+        <w:rPr>
+          <w:b w:val="0"/>
+        </w:rPr>
+        <w:t xml:space="preserve">Use the worked case for </w:t>
+      </w:r>
+      <w:r>
+        <w:rPr>
+          <w:b/>
+        </w:rPr>
+        <w:t>Recommendation</w:t>
+      </w:r>
+      <w:r>
+        <w:rPr>
+          <w:b w:val="0"/>
+        </w:rPr>
+        <w:t>s and feedback. Proposed explanation: “A high score can cancel a failed requirement”. Decide whether this explanation is supported.</w:t>
+      </w:r>
+    </w:p>
+    <w:p>
+      <w:pPr>
+        <w:spacing w:line="336" w:lineRule="auto" w:after="180"/>
+      </w:pPr>
+      <w:r>
+        <w:rPr>
+          <w:b w:val="0"/>
+        </w:rPr>
+        <w:t>Point to the step or supplied fact that decides; explain your repair if needed.</w:t>
+      </w:r>
+    </w:p>
+    <w:p>
+      <w:pPr>
+        <w:spacing w:line="336" w:lineRule="auto" w:after="180"/>
+      </w:pPr>
+      <w:r>
+        <w:rPr>
+          <w:b w:val="0"/>
+        </w:rPr>
         <w:t>Answer on your own before discussion. If you are unsure, say which step you need help with.</w:t>
       </w:r>
     </w:p>
@@ -2526,8 +4507,39 @@
       </w:r>
     </w:p>
     <w:p>
-      <w:r>
-        <w:t>Why does the recommendation change without changing anyone’s preferences?</w:t>
+      <w:pPr>
+        <w:spacing w:line="336" w:lineRule="auto" w:after="180"/>
+        <w:shd w:fill="F5F1FB"/>
+      </w:pPr>
+      <w:r>
+        <w:rPr>
+          <w:b w:val="0"/>
+        </w:rPr>
+        <w:t xml:space="preserve">Why does the </w:t>
+      </w:r>
+      <w:r>
+        <w:rPr>
+          <w:b/>
+        </w:rPr>
+        <w:t>recommendation</w:t>
+      </w:r>
+      <w:r>
+        <w:rPr>
+          <w:b w:val="0"/>
+        </w:rPr>
+        <w:t xml:space="preserve"> change without changing anyone’s </w:t>
+      </w:r>
+      <w:r>
+        <w:rPr>
+          <w:b/>
+        </w:rPr>
+        <w:t>preference</w:t>
+      </w:r>
+      <w:r>
+        <w:rPr>
+          <w:b w:val="0"/>
+        </w:rPr>
+        <w:t>s?</w:t>
       </w:r>
     </w:p>
     <w:p>
@@ -2559,7 +4571,13 @@
       </w:r>
     </w:p>
     <w:p>
-      <w:r>
+      <w:pPr>
+        <w:spacing w:line="336" w:lineRule="auto" w:after="180"/>
+      </w:pPr>
+      <w:r>
+        <w:rPr>
+          <w:b w:val="0"/>
+        </w:rPr>
         <w:t>This is supported practice. Keep the separately named independent case for an attempt before feedback.</w:t>
       </w:r>
     </w:p>
@@ -2573,6 +4591,17 @@
     </w:p>
     <w:p>
       <w:r>
+        <w:t>Investigate Recommendations. Record the prediction, actual observation or labelled paper trace, explanation and next test separately.</w:t>
+      </w:r>
+    </w:p>
+    <w:p>
+      <w:pPr>
+        <w:spacing w:line="336" w:lineRule="auto" w:after="180"/>
+      </w:pPr>
+      <w:r>
+        <w:rPr>
+          <w:b/>
+        </w:rPr>
         <w:t>EXPLORER LAB</w:t>
       </w:r>
     </w:p>
@@ -2585,8 +4614,26 @@
       </w:r>
     </w:p>
     <w:p>
-      <w:r>
-        <w:t>Predict first, test honestly, and explain what the evidence means.</w:t>
+      <w:pPr>
+        <w:spacing w:line="336" w:lineRule="auto" w:after="180"/>
+      </w:pPr>
+      <w:r>
+        <w:rPr>
+          <w:b w:val="0"/>
+        </w:rPr>
+        <w:t xml:space="preserve">Predict first, test honestly, and explain what the </w:t>
+      </w:r>
+      <w:r>
+        <w:rPr>
+          <w:b/>
+        </w:rPr>
+        <w:t>evidence</w:t>
+      </w:r>
+      <w:r>
+        <w:rPr>
+          <w:b w:val="0"/>
+        </w:rPr>
+        <w:t xml:space="preserve"> means.</w:t>
       </w:r>
     </w:p>
     <w:p>
@@ -2626,27 +4673,138 @@
       </w:r>
     </w:p>
     <w:p>
-      <w:r>
-        <w:t>State your prediction before the result is known.</w:t>
-      </w:r>
-    </w:p>
-    <w:p>
-      <w:r>
-        <w:t>Complete the task: Score books for two readers; explain why rankings differ.</w:t>
-      </w:r>
-    </w:p>
-    <w:p>
-      <w:r>
+      <w:pPr>
+        <w:pStyle w:val="Heading3"/>
+      </w:pPr>
+      <w:r>
+        <w:t>1. Predict</w:t>
+      </w:r>
+    </w:p>
+    <w:p>
+      <w:pPr>
+        <w:spacing w:line="336" w:lineRule="auto" w:after="180"/>
+        <w:shd w:fill="F4F9FC"/>
+      </w:pPr>
+      <w:r>
+        <w:rPr>
+          <w:b w:val="0"/>
+        </w:rPr>
+        <w:t xml:space="preserve">State your </w:t>
+      </w:r>
+      <w:r>
+        <w:rPr>
+          <w:b/>
+        </w:rPr>
+        <w:t>prediction</w:t>
+      </w:r>
+      <w:r>
+        <w:rPr>
+          <w:b w:val="0"/>
+        </w:rPr>
+        <w:t xml:space="preserve"> before the result is known.</w:t>
+      </w:r>
+    </w:p>
+    <w:p>
+      <w:pPr>
+        <w:pStyle w:val="Heading3"/>
+      </w:pPr>
+      <w:r>
+        <w:t>2. Investigate</w:t>
+      </w:r>
+    </w:p>
+    <w:p>
+      <w:pPr>
+        <w:spacing w:line="336" w:lineRule="auto" w:after="180"/>
+        <w:shd w:fill="F4F9FC"/>
+      </w:pPr>
+      <w:r>
+        <w:rPr>
+          <w:b w:val="0"/>
+        </w:rPr>
+        <w:t xml:space="preserve">Complete the task: Score books for two readers; explain why </w:t>
+      </w:r>
+      <w:r>
+        <w:rPr>
+          <w:b/>
+        </w:rPr>
+        <w:t>ranking</w:t>
+      </w:r>
+      <w:r>
+        <w:rPr>
+          <w:b w:val="0"/>
+        </w:rPr>
+        <w:t>s differ.</w:t>
+      </w:r>
+    </w:p>
+    <w:p>
+      <w:pPr>
+        <w:pStyle w:val="Heading3"/>
+      </w:pPr>
+      <w:r>
+        <w:t>3. Compare cases</w:t>
+      </w:r>
+    </w:p>
+    <w:p>
+      <w:pPr>
+        <w:spacing w:line="336" w:lineRule="auto" w:after="180"/>
+        <w:shd w:fill="F4F9FC"/>
+      </w:pPr>
+      <w:r>
+        <w:rPr>
+          <w:b w:val="0"/>
+        </w:rPr>
         <w:t>Keep a normal case and an edge case clearly separated.</w:t>
       </w:r>
     </w:p>
     <w:p>
-      <w:r>
-        <w:t>Record what happened—even when it does not match your prediction.</w:t>
-      </w:r>
-    </w:p>
-    <w:p>
-      <w:r>
+      <w:pPr>
+        <w:pStyle w:val="Heading3"/>
+      </w:pPr>
+      <w:r>
+        <w:t>4. Record honestly</w:t>
+      </w:r>
+    </w:p>
+    <w:p>
+      <w:pPr>
+        <w:spacing w:line="336" w:lineRule="auto" w:after="180"/>
+        <w:shd w:fill="F4F9FC"/>
+      </w:pPr>
+      <w:r>
+        <w:rPr>
+          <w:b w:val="0"/>
+        </w:rPr>
+        <w:t xml:space="preserve">Record what happened—even when it does not match your </w:t>
+      </w:r>
+      <w:r>
+        <w:rPr>
+          <w:b/>
+        </w:rPr>
+        <w:t>prediction</w:t>
+      </w:r>
+      <w:r>
+        <w:rPr>
+          <w:b w:val="0"/>
+        </w:rPr>
+        <w:t>.</w:t>
+      </w:r>
+    </w:p>
+    <w:p>
+      <w:pPr>
+        <w:pStyle w:val="Heading3"/>
+      </w:pPr>
+      <w:r>
+        <w:t>5. Explain and plan the next test</w:t>
+      </w:r>
+    </w:p>
+    <w:p>
+      <w:pPr>
+        <w:spacing w:line="336" w:lineRule="auto" w:after="180"/>
+        <w:shd w:fill="F4F9FC"/>
+      </w:pPr>
+      <w:r>
+        <w:rPr>
+          <w:b w:val="0"/>
+        </w:rPr>
         <w:t>Explain the result, one limitation, and the next useful test.</w:t>
       </w:r>
     </w:p>
@@ -2781,7 +4939,22 @@
       </w:tr>
     </w:tbl>
     <w:p>
-      <w:r>
+      <w:pPr>
+        <w:pStyle w:val="Heading3"/>
+      </w:pPr>
+      <w:r>
+        <w:t>Use a fresh case after support</w:t>
+      </w:r>
+    </w:p>
+    <w:p>
+      <w:pPr>
+        <w:spacing w:line="336" w:lineRule="auto" w:after="180"/>
+        <w:shd w:fill="FFF5E6"/>
+      </w:pPr>
+      <w:r>
+        <w:rPr>
+          <w:b w:val="0"/>
+        </w:rPr>
         <w:t>INDEPENDENCE  After support is removed, repeat the proof with a fresh case.</w:t>
       </w:r>
     </w:p>
@@ -2794,7 +4967,13 @@
       </w:r>
     </w:p>
     <w:p>
-      <w:r>
+      <w:pPr>
+        <w:spacing w:line="336" w:lineRule="auto" w:after="180"/>
+      </w:pPr>
+      <w:r>
+        <w:rPr>
+          <w:b w:val="0"/>
+        </w:rPr>
         <w:t>Before trying: what do I expect, and why? While trying: which step could first go wrong? Afterwards: what did I actually observe, and what should change? Keep “not run” if you only traced the procedure.</w:t>
       </w:r>
     </w:p>
@@ -2808,6 +4987,17 @@
     </w:p>
     <w:p>
       <w:r>
+        <w:t>Move from recall to tracing, diagnosis and transfer in Recommendations. Explain why each step is justified.</w:t>
+      </w:r>
+    </w:p>
+    <w:p>
+      <w:pPr>
+        <w:spacing w:line="336" w:lineRule="auto" w:after="180"/>
+      </w:pPr>
+      <w:r>
+        <w:rPr>
+          <w:b/>
+        </w:rPr>
         <w:t>PRACTICE LADDER</w:t>
       </w:r>
     </w:p>
@@ -2820,7 +5010,13 @@
       </w:r>
     </w:p>
     <w:p>
-      <w:r>
+      <w:pPr>
+        <w:spacing w:line="336" w:lineRule="auto" w:after="180"/>
+      </w:pPr>
+      <w:r>
+        <w:rPr>
+          <w:b w:val="0"/>
+        </w:rPr>
         <w:t>Each step asks for a stronger kind of understanding.</w:t>
       </w:r>
     </w:p>
@@ -2861,42 +5057,190 @@
       </w:r>
     </w:p>
     <w:p>
-      <w:r>
-        <w:t>RECALL  Define ranking.</w:t>
-      </w:r>
-    </w:p>
-    <w:p>
-      <w:r>
-        <w:t>EXPLAIN  A recommender ranks possibilities using goals, information, and tradeoffs.</w:t>
-      </w:r>
-    </w:p>
-    <w:p>
-      <w:r>
-        <w:t>TRACE  Show the input, process, and output.</w:t>
-      </w:r>
-    </w:p>
-    <w:p>
-      <w:r>
+      <w:pPr>
+        <w:spacing w:line="336" w:lineRule="auto" w:after="180"/>
+        <w:shd w:fill="F4F9FC"/>
+      </w:pPr>
+      <w:r>
+        <w:rPr>
+          <w:b w:val="0"/>
+        </w:rPr>
+        <w:t xml:space="preserve">RECALL  Define </w:t>
+      </w:r>
+      <w:r>
+        <w:rPr>
+          <w:b/>
+        </w:rPr>
+        <w:t>ranking</w:t>
+      </w:r>
+      <w:r>
+        <w:rPr>
+          <w:b w:val="0"/>
+        </w:rPr>
+        <w:t>.</w:t>
+      </w:r>
+    </w:p>
+    <w:p>
+      <w:pPr>
+        <w:spacing w:line="336" w:lineRule="auto" w:after="180"/>
+        <w:shd w:fill="F4F9FC"/>
+      </w:pPr>
+      <w:r>
+        <w:rPr>
+          <w:b w:val="0"/>
+        </w:rPr>
+        <w:t xml:space="preserve">EXPLAIN  A recommender ranks possibilities using goals, information, and </w:t>
+      </w:r>
+      <w:r>
+        <w:rPr>
+          <w:b/>
+        </w:rPr>
+        <w:t>tradeoff</w:t>
+      </w:r>
+      <w:r>
+        <w:rPr>
+          <w:b w:val="0"/>
+        </w:rPr>
+        <w:t>s.</w:t>
+      </w:r>
+    </w:p>
+    <w:p>
+      <w:pPr>
+        <w:spacing w:line="336" w:lineRule="auto" w:after="180"/>
+        <w:shd w:fill="F4F9FC"/>
+      </w:pPr>
+      <w:r>
+        <w:rPr>
+          <w:b w:val="0"/>
+        </w:rPr>
+        <w:t xml:space="preserve">TRACE  Show the </w:t>
+      </w:r>
+      <w:r>
+        <w:rPr>
+          <w:b/>
+        </w:rPr>
+        <w:t>input</w:t>
+      </w:r>
+      <w:r>
+        <w:rPr>
+          <w:b w:val="0"/>
+        </w:rPr>
+        <w:t xml:space="preserve">, </w:t>
+      </w:r>
+      <w:r>
+        <w:rPr>
+          <w:b/>
+        </w:rPr>
+        <w:t>process</w:t>
+      </w:r>
+      <w:r>
+        <w:rPr>
+          <w:b w:val="0"/>
+        </w:rPr>
+        <w:t xml:space="preserve">, and </w:t>
+      </w:r>
+      <w:r>
+        <w:rPr>
+          <w:b/>
+        </w:rPr>
+        <w:t>output</w:t>
+      </w:r>
+      <w:r>
+        <w:rPr>
+          <w:b w:val="0"/>
+        </w:rPr>
+        <w:t>.</w:t>
+      </w:r>
+    </w:p>
+    <w:p>
+      <w:pPr>
+        <w:spacing w:line="336" w:lineRule="auto" w:after="180"/>
+        <w:shd w:fill="F4F9FC"/>
+      </w:pPr>
+      <w:r>
+        <w:rPr>
+          <w:b w:val="0"/>
+        </w:rPr>
         <w:t>DIAGNOSE  Repair: The highest-ranked item is best for everyone.</w:t>
       </w:r>
     </w:p>
     <w:p>
-      <w:r>
+      <w:pPr>
+        <w:spacing w:line="336" w:lineRule="auto" w:after="180"/>
+        <w:shd w:fill="F4F9FC"/>
+      </w:pPr>
+      <w:r>
+        <w:rPr>
+          <w:b w:val="0"/>
+        </w:rPr>
         <w:t>TRANSFER  Apply the idea to a new home or classroom case.</w:t>
       </w:r>
     </w:p>
     <w:p>
-      <w:r>
+      <w:pPr>
+        <w:spacing w:line="336" w:lineRule="auto" w:after="180"/>
+        <w:shd w:fill="F4F9FC"/>
+      </w:pPr>
+      <w:r>
+        <w:rPr>
+          <w:b w:val="0"/>
+        </w:rPr>
         <w:t>CREATE  Design one revealing test.</w:t>
       </w:r>
     </w:p>
     <w:p>
-      <w:r>
-        <w:t>DEFEND  Give a claim, evidence, mechanism, limit, and safe action.</w:t>
-      </w:r>
-    </w:p>
-    <w:p>
-      <w:r>
+      <w:pPr>
+        <w:spacing w:line="336" w:lineRule="auto" w:after="180"/>
+        <w:shd w:fill="F4F9FC"/>
+      </w:pPr>
+      <w:r>
+        <w:rPr>
+          <w:b w:val="0"/>
+        </w:rPr>
+        <w:t xml:space="preserve">DEFEND  Give a claim, </w:t>
+      </w:r>
+      <w:r>
+        <w:rPr>
+          <w:b/>
+        </w:rPr>
+        <w:t>evidence</w:t>
+      </w:r>
+      <w:r>
+        <w:rPr>
+          <w:b w:val="0"/>
+        </w:rPr>
+        <w:t xml:space="preserve">, </w:t>
+      </w:r>
+      <w:r>
+        <w:rPr>
+          <w:b/>
+        </w:rPr>
+        <w:t>mechanism</w:t>
+      </w:r>
+      <w:r>
+        <w:rPr>
+          <w:b w:val="0"/>
+        </w:rPr>
+        <w:t>, limit, and safe action.</w:t>
+      </w:r>
+    </w:p>
+    <w:p>
+      <w:pPr>
+        <w:pStyle w:val="Heading3"/>
+      </w:pPr>
+      <w:r>
+        <w:t>When to retry</w:t>
+      </w:r>
+    </w:p>
+    <w:p>
+      <w:pPr>
+        <w:spacing w:line="336" w:lineRule="auto" w:after="180"/>
+        <w:shd w:fill="F1F6F8"/>
+      </w:pPr>
+      <w:r>
+        <w:rPr>
+          <w:b w:val="0"/>
+        </w:rPr>
         <w:t>RETRY RULE  A coached answer becomes mastery only after you solve a different case independently.</w:t>
       </w:r>
     </w:p>
@@ -2910,6 +5254,17 @@
     </w:p>
     <w:p>
       <w:r>
+        <w:t>Apply this week’s idea to Helpful Classroom Sorter. Keep an annotated decision and the evidence supporting it.</w:t>
+      </w:r>
+    </w:p>
+    <w:p>
+      <w:pPr>
+        <w:spacing w:line="336" w:lineRule="auto" w:after="180"/>
+      </w:pPr>
+      <w:r>
+        <w:rPr>
+          <w:b/>
+        </w:rPr>
         <w:t>PROJECT</w:t>
       </w:r>
     </w:p>
@@ -2922,8 +5277,26 @@
       </w:r>
     </w:p>
     <w:p>
-      <w:r>
-        <w:t>Build one coherent system across the year, one evidence-based decision at a time.</w:t>
+      <w:pPr>
+        <w:spacing w:line="336" w:lineRule="auto" w:after="180"/>
+      </w:pPr>
+      <w:r>
+        <w:rPr>
+          <w:b w:val="0"/>
+        </w:rPr>
+        <w:t xml:space="preserve">Build one coherent system across the year, one </w:t>
+      </w:r>
+      <w:r>
+        <w:rPr>
+          <w:b/>
+        </w:rPr>
+        <w:t>evidence</w:t>
+      </w:r>
+      <w:r>
+        <w:rPr>
+          <w:b w:val="0"/>
+        </w:rPr>
+        <w:t>-based decision at a time.</w:t>
       </w:r>
     </w:p>
     <w:p>
@@ -2963,32 +5336,98 @@
       </w:r>
     </w:p>
     <w:p>
-      <w:r>
-        <w:t>THIS WEEK'S CHECKPOINT  If the sorter ranks bins, state the objective and show why the top suggestion is not a command.</w:t>
-      </w:r>
-    </w:p>
-    <w:p>
-      <w:r>
+      <w:pPr>
+        <w:spacing w:line="336" w:lineRule="auto" w:after="180"/>
+        <w:shd w:fill="EDF7F3"/>
+      </w:pPr>
+      <w:r>
+        <w:rPr>
+          <w:b w:val="0"/>
+        </w:rPr>
+        <w:t xml:space="preserve">THIS WEEK'S CHECKPOINT  If the sorter ranks bins, state the </w:t>
+      </w:r>
+      <w:r>
+        <w:rPr>
+          <w:b/>
+        </w:rPr>
+        <w:t>objective</w:t>
+      </w:r>
+      <w:r>
+        <w:rPr>
+          <w:b w:val="0"/>
+        </w:rPr>
+        <w:t xml:space="preserve"> and show why the top suggestion is not a command.</w:t>
+      </w:r>
+    </w:p>
+    <w:p>
+      <w:pPr>
+        <w:spacing w:line="336" w:lineRule="auto" w:after="180"/>
+        <w:shd w:fill="F5F1FB"/>
+      </w:pPr>
+      <w:r>
+        <w:rPr>
+          <w:b w:val="0"/>
+        </w:rPr>
         <w:t>What real classroom need does this serve?</w:t>
       </w:r>
     </w:p>
     <w:p>
-      <w:r>
+      <w:pPr>
+        <w:spacing w:line="336" w:lineRule="auto" w:after="180"/>
+        <w:shd w:fill="F5F1FB"/>
+      </w:pPr>
+      <w:r>
+        <w:rPr>
+          <w:b w:val="0"/>
+        </w:rPr>
         <w:t>What information is necessary—and what should stay private?</w:t>
       </w:r>
     </w:p>
     <w:p>
-      <w:r>
-        <w:t>What happens inside the process?</w:t>
-      </w:r>
-    </w:p>
-    <w:p>
-      <w:r>
+      <w:pPr>
+        <w:spacing w:line="336" w:lineRule="auto" w:after="180"/>
+        <w:shd w:fill="F5F1FB"/>
+      </w:pPr>
+      <w:r>
+        <w:rPr>
+          <w:b w:val="0"/>
+        </w:rPr>
+        <w:t xml:space="preserve">What happens inside the </w:t>
+      </w:r>
+      <w:r>
+        <w:rPr>
+          <w:b/>
+        </w:rPr>
+        <w:t>process</w:t>
+      </w:r>
+      <w:r>
+        <w:rPr>
+          <w:b w:val="0"/>
+        </w:rPr>
+        <w:t>?</w:t>
+      </w:r>
+    </w:p>
+    <w:p>
+      <w:pPr>
+        <w:spacing w:line="336" w:lineRule="auto" w:after="180"/>
+        <w:shd w:fill="F5F1FB"/>
+      </w:pPr>
+      <w:r>
+        <w:rPr>
+          <w:b w:val="0"/>
+        </w:rPr>
         <w:t>What normal and edge cases will you test?</w:t>
       </w:r>
     </w:p>
     <w:p>
-      <w:r>
+      <w:pPr>
+        <w:spacing w:line="336" w:lineRule="auto" w:after="180"/>
+        <w:shd w:fill="F5F1FB"/>
+      </w:pPr>
+      <w:r>
+        <w:rPr>
+          <w:b w:val="0"/>
+        </w:rPr>
         <w:t>When should it say not sure or ask a person?</w:t>
       </w:r>
     </w:p>
@@ -3029,12 +5468,45 @@
       </w:r>
     </w:p>
     <w:p>
-      <w:r>
-        <w:t>RESPONSIBLE DESIGN  A recommendation optimizes chosen goals and data; it does not discover what a person truly wants.</w:t>
-      </w:r>
-    </w:p>
-    <w:p>
-      <w:r>
+      <w:pPr>
+        <w:pStyle w:val="Heading3"/>
+      </w:pPr>
+      <w:r>
+        <w:t>Responsible design</w:t>
+      </w:r>
+    </w:p>
+    <w:p>
+      <w:pPr>
+        <w:spacing w:line="336" w:lineRule="auto" w:after="180"/>
+        <w:shd w:fill="FFF5E6"/>
+      </w:pPr>
+      <w:r>
+        <w:rPr>
+          <w:b w:val="0"/>
+        </w:rPr>
+        <w:t xml:space="preserve">RESPONSIBLE DESIGN  A </w:t>
+      </w:r>
+      <w:r>
+        <w:rPr>
+          <w:b/>
+        </w:rPr>
+        <w:t>recommendation</w:t>
+      </w:r>
+      <w:r>
+        <w:rPr>
+          <w:b w:val="0"/>
+        </w:rPr>
+        <w:t xml:space="preserve"> optimizes chosen goals and data; it does not discover what a person truly wants.</w:t>
+      </w:r>
+    </w:p>
+    <w:p>
+      <w:pPr>
+        <w:spacing w:line="336" w:lineRule="auto" w:after="180"/>
+      </w:pPr>
+      <w:r>
+        <w:rPr>
+          <w:b w:val="0"/>
+        </w:rPr>
         <w:t>My project decision:</w:t>
       </w:r>
     </w:p>
@@ -3047,8 +5519,26 @@
       </w:r>
     </w:p>
     <w:p>
-      <w:r>
-        <w:t>Separate sorter requirements, preferences and observed feedback; document why a suggestion was eligible.</w:t>
+      <w:pPr>
+        <w:spacing w:line="336" w:lineRule="auto" w:after="180"/>
+      </w:pPr>
+      <w:r>
+        <w:rPr>
+          <w:b w:val="0"/>
+        </w:rPr>
+        <w:t xml:space="preserve">Separate sorter requirements, </w:t>
+      </w:r>
+      <w:r>
+        <w:rPr>
+          <w:b/>
+        </w:rPr>
+        <w:t>preference</w:t>
+      </w:r>
+      <w:r>
+        <w:rPr>
+          <w:b w:val="0"/>
+        </w:rPr>
+        <w:t>s and observed feedback; document why a suggestion was eligible.</w:t>
       </w:r>
     </w:p>
     <w:p>
@@ -3061,6 +5551,17 @@
     </w:p>
     <w:p>
       <w:r>
+        <w:t>Use a genuinely new case for independent evidence. Previously discussed examples remain practice; use the separately named independent case before feedback.</w:t>
+      </w:r>
+    </w:p>
+    <w:p>
+      <w:pPr>
+        <w:spacing w:line="336" w:lineRule="auto" w:after="180"/>
+      </w:pPr>
+      <w:r>
+        <w:rPr>
+          <w:b/>
+        </w:rPr>
         <w:t>MASTERY</w:t>
       </w:r>
     </w:p>
@@ -3073,7 +5574,13 @@
       </w:r>
     </w:p>
     <w:p>
-      <w:r>
+      <w:pPr>
+        <w:spacing w:line="336" w:lineRule="auto" w:after="180"/>
+      </w:pPr>
+      <w:r>
+        <w:rPr>
+          <w:b w:val="0"/>
+        </w:rPr>
         <w:t>Complete this after teaching and guided practice have ended.</w:t>
       </w:r>
     </w:p>
@@ -3114,53 +5621,260 @@
       </w:r>
     </w:p>
     <w:p>
-      <w:r>
-        <w:t>REQUIRED PROOF  Score books for two readers, show the arithmetic or rule, and explain why the rankings differ.</w:t>
-      </w:r>
-    </w:p>
-    <w:p>
-      <w:r>
+      <w:pPr>
+        <w:pStyle w:val="Heading3"/>
+      </w:pPr>
+      <w:r>
+        <w:t>What success looks like</w:t>
+      </w:r>
+    </w:p>
+    <w:p>
+      <w:pPr>
+        <w:spacing w:line="336" w:lineRule="auto" w:after="180"/>
+        <w:shd w:fill="EDF7F3"/>
+      </w:pPr>
+      <w:r>
+        <w:rPr>
+          <w:b w:val="0"/>
+        </w:rPr>
+        <w:t xml:space="preserve">REQUIRED PROOF  Score books for two readers, show the arithmetic or rule, and explain why the </w:t>
+      </w:r>
+      <w:r>
+        <w:rPr>
+          <w:b/>
+        </w:rPr>
+        <w:t>ranking</w:t>
+      </w:r>
+      <w:r>
+        <w:rPr>
+          <w:b w:val="0"/>
+        </w:rPr>
+        <w:t>s differ.</w:t>
+      </w:r>
+    </w:p>
+    <w:p>
+      <w:pPr>
+        <w:spacing w:line="336" w:lineRule="auto" w:after="180"/>
+      </w:pPr>
+      <w:r>
+        <w:rPr>
+          <w:b w:val="0"/>
+        </w:rPr>
         <w:t>□ Name or draw the fresh case.</w:t>
       </w:r>
     </w:p>
     <w:p>
-      <w:r>
-        <w:t>□ Trace input, process, and output.</w:t>
-      </w:r>
-    </w:p>
-    <w:p>
-      <w:r>
-        <w:t>□ State the conclusion and strongest evidence.</w:t>
-      </w:r>
-    </w:p>
-    <w:p>
-      <w:r>
+      <w:pPr>
+        <w:spacing w:line="336" w:lineRule="auto" w:after="180"/>
+      </w:pPr>
+      <w:r>
+        <w:rPr>
+          <w:b w:val="0"/>
+        </w:rPr>
+        <w:t xml:space="preserve">□ Trace </w:t>
+      </w:r>
+      <w:r>
+        <w:rPr>
+          <w:b/>
+        </w:rPr>
+        <w:t>input</w:t>
+      </w:r>
+      <w:r>
+        <w:rPr>
+          <w:b w:val="0"/>
+        </w:rPr>
+        <w:t xml:space="preserve">, </w:t>
+      </w:r>
+      <w:r>
+        <w:rPr>
+          <w:b/>
+        </w:rPr>
+        <w:t>process</w:t>
+      </w:r>
+      <w:r>
+        <w:rPr>
+          <w:b w:val="0"/>
+        </w:rPr>
+        <w:t xml:space="preserve">, and </w:t>
+      </w:r>
+      <w:r>
+        <w:rPr>
+          <w:b/>
+        </w:rPr>
+        <w:t>output</w:t>
+      </w:r>
+      <w:r>
+        <w:rPr>
+          <w:b w:val="0"/>
+        </w:rPr>
+        <w:t>.</w:t>
+      </w:r>
+    </w:p>
+    <w:p>
+      <w:pPr>
+        <w:spacing w:line="336" w:lineRule="auto" w:after="180"/>
+      </w:pPr>
+      <w:r>
+        <w:rPr>
+          <w:b w:val="0"/>
+        </w:rPr>
+        <w:t xml:space="preserve">□ State the conclusion and strongest </w:t>
+      </w:r>
+      <w:r>
+        <w:rPr>
+          <w:b/>
+        </w:rPr>
+        <w:t>evidence</w:t>
+      </w:r>
+      <w:r>
+        <w:rPr>
+          <w:b w:val="0"/>
+        </w:rPr>
+        <w:t>.</w:t>
+      </w:r>
+    </w:p>
+    <w:p>
+      <w:pPr>
+        <w:spacing w:line="336" w:lineRule="auto" w:after="180"/>
+      </w:pPr>
+      <w:r>
+        <w:rPr>
+          <w:b w:val="0"/>
+        </w:rPr>
         <w:t>□ Name one limit, failure, missing clue, or fairness/privacy concern.</w:t>
       </w:r>
     </w:p>
     <w:p>
-      <w:r>
+      <w:pPr>
+        <w:spacing w:line="336" w:lineRule="auto" w:after="180"/>
+      </w:pPr>
+      <w:r>
+        <w:rPr>
+          <w:b w:val="0"/>
+        </w:rPr>
         <w:t>□ Explain one safe next action or improvement.</w:t>
       </w:r>
     </w:p>
     <w:p>
-      <w:r>
-        <w:t>Independent evidence:</w:t>
-      </w:r>
-    </w:p>
-    <w:p>
-      <w:r>
-        <w:t>SELF-CHECK  Use the same transparent scoring method with each reader's stated preferences. Different inputs create different totals. Report tradeoffs, ties, and one option outside the top rank to preserve choice.</w:t>
-      </w:r>
-    </w:p>
-    <w:p>
-      <w:r>
+      <w:pPr>
+        <w:spacing w:line="336" w:lineRule="auto" w:after="180"/>
+      </w:pPr>
+      <w:r>
+        <w:rPr>
+          <w:b w:val="0"/>
+        </w:rPr>
+        <w:t xml:space="preserve">Independent </w:t>
+      </w:r>
+      <w:r>
+        <w:rPr>
+          <w:b/>
+        </w:rPr>
+        <w:t>evidence</w:t>
+      </w:r>
+      <w:r>
+        <w:rPr>
+          <w:b w:val="0"/>
+        </w:rPr>
+        <w:t>:</w:t>
+      </w:r>
+    </w:p>
+    <w:p>
+      <w:pPr>
+        <w:pStyle w:val="Heading3"/>
+      </w:pPr>
+      <w:r>
+        <w:t>Check your explanation</w:t>
+      </w:r>
+    </w:p>
+    <w:p>
+      <w:pPr>
+        <w:spacing w:line="336" w:lineRule="auto" w:after="180"/>
+        <w:shd w:fill="F5F1FB"/>
+      </w:pPr>
+      <w:r>
+        <w:rPr>
+          <w:b w:val="0"/>
+        </w:rPr>
+        <w:t xml:space="preserve">SELF-CHECK  Use the same transparent scoring method with each reader's stated </w:t>
+      </w:r>
+      <w:r>
+        <w:rPr>
+          <w:b/>
+        </w:rPr>
+        <w:t>preference</w:t>
+      </w:r>
+      <w:r>
+        <w:rPr>
+          <w:b w:val="0"/>
+        </w:rPr>
+        <w:t xml:space="preserve">s. Different </w:t>
+      </w:r>
+      <w:r>
+        <w:rPr>
+          <w:b/>
+        </w:rPr>
+        <w:t>input</w:t>
+      </w:r>
+      <w:r>
+        <w:rPr>
+          <w:b w:val="0"/>
+        </w:rPr>
+        <w:t xml:space="preserve">s create different totals. Report </w:t>
+      </w:r>
+      <w:r>
+        <w:rPr>
+          <w:b/>
+        </w:rPr>
+        <w:t>tradeoff</w:t>
+      </w:r>
+      <w:r>
+        <w:rPr>
+          <w:b w:val="0"/>
+        </w:rPr>
+        <w:t>s, ties, and one option outside the top rank to preserve choice.</w:t>
+      </w:r>
+    </w:p>
+    <w:p>
+      <w:pPr>
+        <w:spacing w:line="336" w:lineRule="auto" w:after="180"/>
+      </w:pPr>
+      <w:r>
+        <w:rPr>
+          <w:b w:val="0"/>
+        </w:rPr>
         <w:t>My level:  □ Not yet  □ With one hint  □ Independently  □ I can teach it</w:t>
       </w:r>
     </w:p>
     <w:p>
-      <w:r>
-        <w:t>NEXT BRIDGE  Carry today's evidence habit into: Good Data, Bad Data.</w:t>
+      <w:pPr>
+        <w:pStyle w:val="Heading3"/>
+      </w:pPr>
+      <w:r>
+        <w:t>Connect to the next lesson</w:t>
+      </w:r>
+    </w:p>
+    <w:p>
+      <w:pPr>
+        <w:spacing w:line="336" w:lineRule="auto" w:after="180"/>
+        <w:shd w:fill="F1F6F8"/>
+      </w:pPr>
+      <w:r>
+        <w:rPr>
+          <w:b w:val="0"/>
+        </w:rPr>
+        <w:t xml:space="preserve">NEXT BRIDGE  Carry today's </w:t>
+      </w:r>
+      <w:r>
+        <w:rPr>
+          <w:b/>
+        </w:rPr>
+        <w:t>evidence</w:t>
+      </w:r>
+      <w:r>
+        <w:rPr>
+          <w:b w:val="0"/>
+        </w:rPr>
+        <w:t xml:space="preserve"> habit into: Good Data, Bad Data.</w:t>
       </w:r>
     </w:p>
     <w:p>
@@ -3172,6 +5886,11 @@
       </w:r>
     </w:p>
     <w:p>
+      <w:r>
+        <w:t>Revisit the complete Recommendations case for supported practice. Repeated examples do not become fresh assessments.</w:t>
+      </w:r>
+    </w:p>
+    <w:p>
       <w:pPr>
         <w:pStyle w:val="Heading3"/>
       </w:pPr>
@@ -3180,7 +5899,13 @@
       </w:r>
     </w:p>
     <w:p>
-      <w:r>
+      <w:pPr>
+        <w:spacing w:line="336" w:lineRule="auto" w:after="180"/>
+      </w:pPr>
+      <w:r>
+        <w:rPr>
+          <w:b w:val="0"/>
+        </w:rPr>
         <w:t>Use the supplied details to practise the weekly concept before attempting the independent question. This case extends the illustrated lesson.</w:t>
       </w:r>
     </w:p>
@@ -3193,7 +5918,13 @@
       </w:r>
     </w:p>
     <w:p>
-      <w:r>
+      <w:pPr>
+        <w:spacing w:line="336" w:lineRule="auto" w:after="180"/>
+      </w:pPr>
+      <w:r>
+        <w:rPr>
+          <w:b w:val="0"/>
+        </w:rPr>
         <w:t>A recommender suggests adventure books after one adventure-book choice.</w:t>
       </w:r>
     </w:p>
@@ -3206,8 +5937,26 @@
       </w:r>
     </w:p>
     <w:p>
-      <w:r>
-        <w:t>Explain its evidence and limitation.</w:t>
+      <w:pPr>
+        <w:spacing w:line="336" w:lineRule="auto" w:after="180"/>
+      </w:pPr>
+      <w:r>
+        <w:rPr>
+          <w:b w:val="0"/>
+        </w:rPr>
+        <w:t xml:space="preserve">Explain its </w:t>
+      </w:r>
+      <w:r>
+        <w:rPr>
+          <w:b/>
+        </w:rPr>
+        <w:t>evidence</w:t>
+      </w:r>
+      <w:r>
+        <w:rPr>
+          <w:b w:val="0"/>
+        </w:rPr>
+        <w:t xml:space="preserve"> and limitation.</w:t>
       </w:r>
     </w:p>
     <w:p>
@@ -3219,7 +5968,13 @@
       </w:r>
     </w:p>
     <w:p>
-      <w:r>
+      <w:pPr>
+        <w:spacing w:line="336" w:lineRule="auto" w:after="180"/>
+      </w:pPr>
+      <w:r>
+        <w:rPr>
+          <w:b w:val="0"/>
+        </w:rPr>
         <w:t>The past choice supports considering adventure, but does not capture every interest. Ask for feedback and offer variety.</w:t>
       </w:r>
     </w:p>
@@ -3232,7 +5987,14 @@
       </w:r>
     </w:p>
     <w:p>
-      <w:r>
+      <w:pPr>
+        <w:spacing w:line="336" w:lineRule="auto" w:after="180"/>
+        <w:shd w:fill="F5F1FB"/>
+      </w:pPr>
+      <w:r>
+        <w:rPr>
+          <w:b w:val="0"/>
+        </w:rPr>
         <w:t>Which detail supports the answer, and why does it matter?</w:t>
       </w:r>
     </w:p>
@@ -3410,17 +6172,47 @@
       </w:tr>
     </w:tbl>
     <w:p>
-      <w:r>
+      <w:pPr>
+        <w:spacing w:line="336" w:lineRule="auto" w:after="180"/>
+      </w:pPr>
+      <w:r>
+        <w:rPr>
+          <w:b w:val="0"/>
+        </w:rPr>
         <w:t>A recommender suggests adventure books after one adventure-book choice.</w:t>
       </w:r>
     </w:p>
     <w:p>
-      <w:r>
-        <w:t>Explain its evidence and limitation.</w:t>
-      </w:r>
-    </w:p>
-    <w:p>
-      <w:r>
+      <w:pPr>
+        <w:spacing w:line="336" w:lineRule="auto" w:after="180"/>
+      </w:pPr>
+      <w:r>
+        <w:rPr>
+          <w:b w:val="0"/>
+        </w:rPr>
+        <w:t xml:space="preserve">Explain its </w:t>
+      </w:r>
+      <w:r>
+        <w:rPr>
+          <w:b/>
+        </w:rPr>
+        <w:t>evidence</w:t>
+      </w:r>
+      <w:r>
+        <w:rPr>
+          <w:b w:val="0"/>
+        </w:rPr>
+        <w:t xml:space="preserve"> and limitation.</w:t>
+      </w:r>
+    </w:p>
+    <w:p>
+      <w:pPr>
+        <w:spacing w:line="336" w:lineRule="auto" w:after="180"/>
+      </w:pPr>
+      <w:r>
+        <w:rPr>
+          <w:b w:val="0"/>
+        </w:rPr>
         <w:t>The past choice supports considering adventure, but does not capture every interest. Ask for feedback and offer variety.</w:t>
       </w:r>
     </w:p>
@@ -3433,6 +6225,11 @@
       </w:r>
     </w:p>
     <w:p>
+      <w:r>
+        <w:t>Attempt the reserved new case before feedback. Record support; the earlier examples below remain additional practice.</w:t>
+      </w:r>
+    </w:p>
+    <w:p>
       <w:pPr>
         <w:pStyle w:val="Heading3"/>
       </w:pPr>
@@ -3441,8 +6238,48 @@
       </w:r>
     </w:p>
     <w:p>
-      <w:r>
-        <w:t>A fictional learner needs an indoor activity lasting at most 20 minutes. Preferences score 2 for drawing and 1 for solo. Candidates: A drawing, solo, outdoor, 10 minutes; B drawing, group, indoor, 20 minutes; C music, solo, indoor, 15 minutes; D drawing, group, indoor, 18 minutes. Filter, score and return all highest scorers. Only B is then shown and selected; C and D are not shown. State what the feedback establishes and what remains unknown.</w:t>
+      <w:pPr>
+        <w:spacing w:line="336" w:lineRule="auto" w:after="180"/>
+      </w:pPr>
+      <w:r>
+        <w:rPr>
+          <w:b w:val="0"/>
+        </w:rPr>
+        <w:t xml:space="preserve">A fictional learner needs an indoor activity lasting at most 20 minutes. </w:t>
+      </w:r>
+      <w:r>
+        <w:rPr>
+          <w:b/>
+        </w:rPr>
+        <w:t>Preference</w:t>
+      </w:r>
+      <w:r>
+        <w:rPr>
+          <w:b w:val="0"/>
+        </w:rPr>
+        <w:t>s score 2 for drawing and 1 for solo.</w:t>
+      </w:r>
+    </w:p>
+    <w:p>
+      <w:pPr>
+        <w:spacing w:line="336" w:lineRule="auto" w:after="180"/>
+      </w:pPr>
+      <w:r>
+        <w:rPr>
+          <w:b w:val="0"/>
+        </w:rPr>
+        <w:t>Candidates: A drawing, solo, outdoor, 10 minutes; B drawing, group, indoor, 20 minutes; C music, solo, indoor, 15 minutes; D drawing, group, indoor, 18 minutes. Filter, score and return all highest scorers.</w:t>
+      </w:r>
+    </w:p>
+    <w:p>
+      <w:pPr>
+        <w:spacing w:line="336" w:lineRule="auto" w:after="180"/>
+      </w:pPr>
+      <w:r>
+        <w:rPr>
+          <w:b w:val="0"/>
+        </w:rPr>
+        <w:t>Only B is then shown and selected; C and D are not shown. State what the feedback establishes and what remains unknown.</w:t>
       </w:r>
     </w:p>
     <w:p>
@@ -3489,7 +6326,13 @@
       </w:r>
     </w:p>
     <w:p>
-      <w:r>
+      <w:pPr>
+        <w:spacing w:line="336" w:lineRule="auto" w:after="180"/>
+      </w:pPr>
+      <w:r>
+        <w:rPr>
+          <w:b w:val="0"/>
+        </w:rPr>
         <w:t>Attempt this case before feedback. Record any help. Earlier examples below are further practice; a case already practised with feedback cannot establish fresh transfer.</w:t>
       </w:r>
     </w:p>
@@ -3502,18 +6345,43 @@
       </w:r>
     </w:p>
     <w:p>
-      <w:r>
+      <w:pPr>
+        <w:spacing w:line="336" w:lineRule="auto" w:after="180"/>
+      </w:pPr>
+      <w:r>
+        <w:rPr>
+          <w:b w:val="0"/>
+        </w:rPr>
         <w:t>Close the worked explanation. Apply the idea to this different question without copying.</w:t>
       </w:r>
     </w:p>
     <w:p>
-      <w:r>
+      <w:pPr>
+        <w:spacing w:line="336" w:lineRule="auto" w:after="180"/>
+        <w:shd w:fill="F5F1FB"/>
+      </w:pPr>
+      <w:r>
+        <w:rPr>
+          <w:b w:val="0"/>
+        </w:rPr>
         <w:t>A recommender suggests a space book because you liked two space books. Does the suggestion prove you will enjoy it? What feedback could help next time?</w:t>
       </w:r>
     </w:p>
     <w:p>
-      <w:r>
-        <w:t>My answer, with a trace, calculation or supporting evidence</w:t>
+      <w:pPr>
+        <w:spacing w:line="336" w:lineRule="auto" w:after="180"/>
+      </w:pPr>
+      <w:r>
+        <w:rPr>
+          <w:b w:val="0"/>
+        </w:rPr>
+        <w:t xml:space="preserve">My answer, with a trace, calculation or supporting </w:t>
+      </w:r>
+      <w:r>
+        <w:rPr>
+          <w:b/>
+        </w:rPr>
+        <w:t>evidence</w:t>
       </w:r>
     </w:p>
     <w:p>
@@ -3558,13 +6426,37 @@
       </w:r>
     </w:p>
     <w:p>
-      <w:r>
+      <w:pPr>
+        <w:spacing w:line="336" w:lineRule="auto" w:after="180"/>
+      </w:pPr>
+      <w:r>
+        <w:rPr>
+          <w:b w:val="0"/>
+        </w:rPr>
         <w:t>Change one relevant detail. Predict the result before testing. Include a boundary or missing-information case when it helps reveal a limit.</w:t>
       </w:r>
     </w:p>
     <w:p>
-      <w:r>
-        <w:t>My changed input and expected result</w:t>
+      <w:pPr>
+        <w:spacing w:line="336" w:lineRule="auto" w:after="180"/>
+      </w:pPr>
+      <w:r>
+        <w:rPr>
+          <w:b w:val="0"/>
+        </w:rPr>
+        <w:t xml:space="preserve">My changed </w:t>
+      </w:r>
+      <w:r>
+        <w:rPr>
+          <w:b/>
+        </w:rPr>
+        <w:t>input</w:t>
+      </w:r>
+      <w:r>
+        <w:rPr>
+          <w:b w:val="0"/>
+        </w:rPr>
+        <w:t xml:space="preserve"> and expected result</w:t>
       </w:r>
     </w:p>
     <w:p>
@@ -3609,13 +6501,49 @@
       </w:r>
     </w:p>
     <w:p>
-      <w:r>
-        <w:t>If the sorter ranks bins, state the objective and show why the top suggestion is not a command.</w:t>
-      </w:r>
-    </w:p>
-    <w:p>
-      <w:r>
-        <w:t>The evidence I will keep</w:t>
+      <w:pPr>
+        <w:spacing w:line="336" w:lineRule="auto" w:after="180"/>
+      </w:pPr>
+      <w:r>
+        <w:rPr>
+          <w:b w:val="0"/>
+        </w:rPr>
+        <w:t xml:space="preserve">If the sorter ranks bins, state the </w:t>
+      </w:r>
+      <w:r>
+        <w:rPr>
+          <w:b/>
+        </w:rPr>
+        <w:t>objective</w:t>
+      </w:r>
+      <w:r>
+        <w:rPr>
+          <w:b w:val="0"/>
+        </w:rPr>
+        <w:t xml:space="preserve"> and show why the top suggestion is not a command.</w:t>
+      </w:r>
+    </w:p>
+    <w:p>
+      <w:pPr>
+        <w:spacing w:line="336" w:lineRule="auto" w:after="180"/>
+      </w:pPr>
+      <w:r>
+        <w:rPr>
+          <w:b w:val="0"/>
+        </w:rPr>
+        <w:t xml:space="preserve">The </w:t>
+      </w:r>
+      <w:r>
+        <w:rPr>
+          <w:b/>
+        </w:rPr>
+        <w:t>evidence</w:t>
+      </w:r>
+      <w:r>
+        <w:rPr>
+          <w:b w:val="0"/>
+        </w:rPr>
+        <w:t xml:space="preserve"> I will keep</w:t>
       </w:r>
     </w:p>
     <w:p>
@@ -3652,8 +6580,26 @@
       </w:r>
     </w:p>
     <w:p>
-      <w:r>
-        <w:t>Your teacher has the independent answer and scoring criteria. Complete the matching workbook week to keep your practice evidence together.</w:t>
+      <w:pPr>
+        <w:spacing w:line="336" w:lineRule="auto" w:after="180"/>
+      </w:pPr>
+      <w:r>
+        <w:rPr>
+          <w:b w:val="0"/>
+        </w:rPr>
+        <w:t xml:space="preserve">Your teacher has the independent answer and scoring criteria. Complete the matching workbook week to keep your practice </w:t>
+      </w:r>
+      <w:r>
+        <w:rPr>
+          <w:b/>
+        </w:rPr>
+        <w:t>evidence</w:t>
+      </w:r>
+      <w:r>
+        <w:rPr>
+          <w:b w:val="0"/>
+        </w:rPr>
+        <w:t xml:space="preserve"> together.</w:t>
       </w:r>
     </w:p>
     <w:p>
@@ -3665,8 +6611,26 @@
       </w:r>
     </w:p>
     <w:p>
-      <w:r>
-        <w:t>A system shows only adventure books and records only adventure clicks. It concludes the reader dislikes poetry. Explain the missing evidence and propose a small test.</w:t>
+      <w:pPr>
+        <w:spacing w:line="336" w:lineRule="auto" w:after="180"/>
+      </w:pPr>
+      <w:r>
+        <w:rPr>
+          <w:b w:val="0"/>
+        </w:rPr>
+        <w:t xml:space="preserve">A system shows only adventure books and records only adventure clicks. It concludes the reader dislikes poetry. Explain the missing </w:t>
+      </w:r>
+      <w:r>
+        <w:rPr>
+          <w:b/>
+        </w:rPr>
+        <w:t>evidence</w:t>
+      </w:r>
+      <w:r>
+        <w:rPr>
+          <w:b w:val="0"/>
+        </w:rPr>
+        <w:t xml:space="preserve"> and propose a small test.</w:t>
       </w:r>
     </w:p>
     <w:p>
@@ -3721,8 +6685,25 @@
       </w:r>
     </w:p>
     <w:p>
-      <w:r>
-        <w:t>Attempt the independent case before hints. Record whether you worked alone, used a hint or followed a model. After feedback, fix the first unsupported step and explain why it changed. A later check uses a changed case, not a copied answer.</w:t>
+      <w:pPr>
+        <w:spacing w:line="336" w:lineRule="auto" w:after="180"/>
+      </w:pPr>
+      <w:r>
+        <w:rPr>
+          <w:b w:val="0"/>
+        </w:rPr>
+        <w:t>Attempt the independent case before hints. Record whether you worked alone, used a hint or followed a model. After feedback, fix the first unsupported step and explain why it changed.</w:t>
+      </w:r>
+    </w:p>
+    <w:p>
+      <w:pPr>
+        <w:spacing w:line="336" w:lineRule="auto" w:after="180"/>
+      </w:pPr>
+      <w:r>
+        <w:rPr>
+          <w:b w:val="0"/>
+        </w:rPr>
+        <w:t>A later check uses a changed case, not a copied answer.</w:t>
       </w:r>
     </w:p>
     <w:p>
@@ -3735,6 +6716,17 @@
     </w:p>
     <w:p>
       <w:r>
+        <w:t>Use this map to navigate Recommendations, connect the goals to tasks and keep one evidence record for each attempt.</w:t>
+      </w:r>
+    </w:p>
+    <w:p>
+      <w:pPr>
+        <w:spacing w:line="336" w:lineRule="auto" w:after="180"/>
+      </w:pPr>
+      <w:r>
+        <w:rPr>
+          <w:b w:val="0"/>
+        </w:rPr>
         <w:t>Start with this question: A fictional classroom break chooser recommends a suitable paper activity.</w:t>
       </w:r>
     </w:p>
@@ -3841,13 +6833,61 @@
       </w:tr>
     </w:tbl>
     <w:p>
-      <w:r>
-        <w:t>Remember → watch and explain → try with help → investigate → try independently → keep project evidence. Your teacher may spread this lesson across several classes.</w:t>
-      </w:r>
-    </w:p>
-    <w:p>
-      <w:r>
-        <w:t>Keep your first prediction. Compare it with what the evidence shows and explain any change.</w:t>
+      <w:pPr>
+        <w:spacing w:line="336" w:lineRule="auto" w:after="180"/>
+      </w:pPr>
+      <w:r>
+        <w:rPr>
+          <w:b w:val="0"/>
+        </w:rPr>
+        <w:t xml:space="preserve">Remember → watch and explain → try with help → investigate → try independently → keep project </w:t>
+      </w:r>
+      <w:r>
+        <w:rPr>
+          <w:b/>
+        </w:rPr>
+        <w:t>evidence</w:t>
+      </w:r>
+      <w:r>
+        <w:rPr>
+          <w:b w:val="0"/>
+        </w:rPr>
+        <w:t>. Your teacher may spread this lesson across several classes.</w:t>
+      </w:r>
+    </w:p>
+    <w:p>
+      <w:pPr>
+        <w:spacing w:line="336" w:lineRule="auto" w:after="180"/>
+      </w:pPr>
+      <w:r>
+        <w:rPr>
+          <w:b w:val="0"/>
+        </w:rPr>
+        <w:t xml:space="preserve">Keep your first </w:t>
+      </w:r>
+      <w:r>
+        <w:rPr>
+          <w:b/>
+        </w:rPr>
+        <w:t>prediction</w:t>
+      </w:r>
+      <w:r>
+        <w:rPr>
+          <w:b w:val="0"/>
+        </w:rPr>
+        <w:t xml:space="preserve">. Compare it with what the </w:t>
+      </w:r>
+      <w:r>
+        <w:rPr>
+          <w:b/>
+        </w:rPr>
+        <w:t>evidence</w:t>
+      </w:r>
+      <w:r>
+        <w:rPr>
+          <w:b w:val="0"/>
+        </w:rPr>
+        <w:t xml:space="preserve"> shows and explain any change.</w:t>
       </w:r>
     </w:p>
     <w:p>
@@ -3860,7 +6900,54 @@
     </w:p>
     <w:p>
       <w:r>
-        <w:t>Close your notes. Explain this goal in your own words: Apply eligibility requirements before ranking candidates by preferences</w:t>
+        <w:t>Explain Recommendations without notes, identify a remaining question and plan a later check with a changed case.</w:t>
+      </w:r>
+    </w:p>
+    <w:p>
+      <w:pPr>
+        <w:spacing w:line="336" w:lineRule="auto" w:after="180"/>
+      </w:pPr>
+      <w:r>
+        <w:rPr>
+          <w:b w:val="0"/>
+        </w:rPr>
+        <w:t xml:space="preserve">Close your notes. Explain this goal in your own words: Apply </w:t>
+      </w:r>
+      <w:r>
+        <w:rPr>
+          <w:b/>
+        </w:rPr>
+        <w:t>eligibility</w:t>
+      </w:r>
+      <w:r>
+        <w:rPr>
+          <w:b w:val="0"/>
+        </w:rPr>
+        <w:t xml:space="preserve"> requirements before </w:t>
+      </w:r>
+      <w:r>
+        <w:rPr>
+          <w:b/>
+        </w:rPr>
+        <w:t>ranking</w:t>
+      </w:r>
+      <w:r>
+        <w:rPr>
+          <w:b w:val="0"/>
+        </w:rPr>
+        <w:t xml:space="preserve"> candidates by </w:t>
+      </w:r>
+      <w:r>
+        <w:rPr>
+          <w:b/>
+        </w:rPr>
+        <w:t>preference</w:t>
+      </w:r>
+      <w:r>
+        <w:rPr>
+          <w:b w:val="0"/>
+        </w:rPr>
+        <w:t>s</w:t>
       </w:r>
     </w:p>
     <w:p>
@@ -3897,13 +6984,61 @@
       </w:r>
     </w:p>
     <w:p>
-      <w:r>
-        <w:t>If you are unsure, return to the worked picture and explain one arrow. If you are ready, change an input or assumption and justify your prediction.</w:t>
-      </w:r>
-    </w:p>
-    <w:p>
-      <w:r>
-        <w:t>Save your workbook evidence. At the next review, try a different case before opening your old answer.</w:t>
+      <w:pPr>
+        <w:spacing w:line="336" w:lineRule="auto" w:after="180"/>
+      </w:pPr>
+      <w:r>
+        <w:rPr>
+          <w:b w:val="0"/>
+        </w:rPr>
+        <w:t xml:space="preserve">If you are unsure, return to the worked picture and explain one arrow. If you are ready, change an </w:t>
+      </w:r>
+      <w:r>
+        <w:rPr>
+          <w:b/>
+        </w:rPr>
+        <w:t>input</w:t>
+      </w:r>
+      <w:r>
+        <w:rPr>
+          <w:b w:val="0"/>
+        </w:rPr>
+        <w:t xml:space="preserve"> or assumption and justify your </w:t>
+      </w:r>
+      <w:r>
+        <w:rPr>
+          <w:b/>
+        </w:rPr>
+        <w:t>prediction</w:t>
+      </w:r>
+      <w:r>
+        <w:rPr>
+          <w:b w:val="0"/>
+        </w:rPr>
+        <w:t>.</w:t>
+      </w:r>
+    </w:p>
+    <w:p>
+      <w:pPr>
+        <w:spacing w:line="336" w:lineRule="auto" w:after="180"/>
+      </w:pPr>
+      <w:r>
+        <w:rPr>
+          <w:b w:val="0"/>
+        </w:rPr>
+        <w:t xml:space="preserve">Save your workbook </w:t>
+      </w:r>
+      <w:r>
+        <w:rPr>
+          <w:b/>
+        </w:rPr>
+        <w:t>evidence</w:t>
+      </w:r>
+      <w:r>
+        <w:rPr>
+          <w:b w:val="0"/>
+        </w:rPr>
+        <w:t>. At the next review, try a different case before opening your old answer.</w:t>
       </w:r>
     </w:p>
     <w:p>
@@ -3916,11 +7051,28 @@
     </w:p>
     <w:p>
       <w:r>
+        <w:t>Attempt supported questions before using hints or feedback. Review a missing building block, then keep the completed work.</w:t>
+      </w:r>
+    </w:p>
+    <w:p>
+      <w:pPr>
+        <w:spacing w:line="336" w:lineRule="auto" w:after="180"/>
+      </w:pPr>
+      <w:r>
+        <w:rPr>
+          <w:b w:val="0"/>
+        </w:rPr>
         <w:t>Use this supported practice once, in the browser or on paper. Keep the reserved independent assessment for a separate first attempt before teacher feedback.</w:t>
       </w:r>
     </w:p>
     <w:p>
-      <w:r>
+      <w:pPr>
+        <w:spacing w:line="336" w:lineRule="auto" w:after="180"/>
+      </w:pPr>
+      <w:r>
+        <w:rPr>
+          <w:b w:val="0"/>
+        </w:rPr>
         <w:t>A fictional classroom break chooser recommends a suitable paper activity.</w:t>
       </w:r>
     </w:p>
@@ -3933,28 +7085,74 @@
       </w:r>
     </w:p>
     <w:p>
-      <w:r>
+      <w:pPr>
+        <w:spacing w:line="336" w:lineRule="auto" w:after="180"/>
+      </w:pPr>
+      <w:r>
+        <w:rPr>
+          <w:b w:val="0"/>
+        </w:rPr>
         <w:t>Which labelled step matches this detail? Choose B; preserve the reasons and any later feedback.</w:t>
       </w:r>
     </w:p>
     <w:p>
-      <w:r>
+      <w:pPr>
+        <w:spacing w:line="336" w:lineRule="auto" w:after="180"/>
+        <w:shd w:fill="F4F9FC"/>
+      </w:pPr>
+      <w:r>
+        <w:rPr>
+          <w:b w:val="0"/>
+        </w:rPr>
         <w:t>1. Recommend</w:t>
       </w:r>
     </w:p>
     <w:p>
-      <w:r>
+      <w:pPr>
+        <w:spacing w:line="336" w:lineRule="auto" w:after="180"/>
+        <w:shd w:fill="F4F9FC"/>
+      </w:pPr>
+      <w:r>
+        <w:rPr>
+          <w:b w:val="0"/>
+        </w:rPr>
         <w:t>2. Requirements</w:t>
       </w:r>
     </w:p>
     <w:p>
-      <w:r>
+      <w:pPr>
+        <w:spacing w:line="336" w:lineRule="auto" w:after="180"/>
+        <w:shd w:fill="F4F9FC"/>
+      </w:pPr>
+      <w:r>
+        <w:rPr>
+          <w:b w:val="0"/>
+        </w:rPr>
         <w:t>3. Eligible candidates</w:t>
       </w:r>
     </w:p>
     <w:p>
-      <w:r>
-        <w:t>4. Preference scores</w:t>
+      <w:pPr>
+        <w:spacing w:line="336" w:lineRule="auto" w:after="180"/>
+        <w:shd w:fill="F4F9FC"/>
+      </w:pPr>
+      <w:r>
+        <w:rPr>
+          <w:b w:val="0"/>
+        </w:rPr>
+        <w:t xml:space="preserve">4. </w:t>
+      </w:r>
+      <w:r>
+        <w:rPr>
+          <w:b/>
+        </w:rPr>
+        <w:t>Preference</w:t>
+      </w:r>
+      <w:r>
+        <w:rPr>
+          <w:b w:val="0"/>
+        </w:rPr>
+        <w:t xml:space="preserve"> scores</w:t>
       </w:r>
     </w:p>
     <w:p>
@@ -3991,41 +7189,173 @@
       </w:r>
     </w:p>
     <w:p>
-      <w:r>
+      <w:pPr>
+        <w:pStyle w:val="Heading3"/>
+      </w:pPr>
+      <w:r>
+        <w:t>Hint · try first</w:t>
+      </w:r>
+    </w:p>
+    <w:p>
+      <w:pPr>
+        <w:spacing w:line="336" w:lineRule="auto" w:after="180"/>
+        <w:shd w:fill="F1F6F8"/>
+      </w:pPr>
+      <w:r>
+        <w:rPr>
+          <w:b w:val="0"/>
+        </w:rPr>
         <w:t>Hint if needed: Read the steps in the pictorial case. Match the supplied detail to the stage that performs or records it.</w:t>
       </w:r>
     </w:p>
     <w:p>
-      <w:r>
-        <w:t>After your attempt, compare with the supported explanation: Recommend Choose B; preserve the reasons and any later feedback. A hard requirement determines whether an option can be chosen at all. Preferences rank the eligible options. The apparent best preference match, A, is not suitable under the quiet requirement. If a learner clicks C instead, the event alone does not tell us whether they disliked B, misclicked or wanted variety.</w:t>
-      </w:r>
-    </w:p>
-    <w:p>
       <w:pPr>
         <w:pStyle w:val="Heading3"/>
       </w:pPr>
       <w:r>
+        <w:t>Feedback · compare after trying</w:t>
+      </w:r>
+    </w:p>
+    <w:p>
+      <w:pPr>
+        <w:spacing w:line="336" w:lineRule="auto" w:after="180"/>
+        <w:shd w:fill="F1F6FC"/>
+      </w:pPr>
+      <w:r>
+        <w:rPr>
+          <w:b w:val="0"/>
+        </w:rPr>
+        <w:t>After your attempt, compare with the supported explanation: Recommend Choose B; preserve the reasons and any later feedback. A hard requirement determines whether an option can be chosen at all.</w:t>
+      </w:r>
+    </w:p>
+    <w:p>
+      <w:pPr>
+        <w:spacing w:line="336" w:lineRule="auto" w:after="180"/>
+        <w:shd w:fill="F1F6FC"/>
+      </w:pPr>
+      <w:r>
+        <w:rPr>
+          <w:b/>
+        </w:rPr>
+        <w:t>Preference</w:t>
+      </w:r>
+      <w:r>
+        <w:rPr>
+          <w:b w:val="0"/>
+        </w:rPr>
+        <w:t xml:space="preserve">s rank the eligible options. The apparent best </w:t>
+      </w:r>
+      <w:r>
+        <w:rPr>
+          <w:b/>
+        </w:rPr>
+        <w:t>preference</w:t>
+      </w:r>
+      <w:r>
+        <w:rPr>
+          <w:b w:val="0"/>
+        </w:rPr>
+        <w:t xml:space="preserve"> match, A, is not suitable under the quiet requirement.</w:t>
+      </w:r>
+    </w:p>
+    <w:p>
+      <w:pPr>
+        <w:spacing w:line="336" w:lineRule="auto" w:after="180"/>
+        <w:shd w:fill="F1F6FC"/>
+      </w:pPr>
+      <w:r>
+        <w:rPr>
+          <w:b w:val="0"/>
+        </w:rPr>
+        <w:t>If a learner clicks C instead, the event alone does not tell us whether they disliked B, misclicked or wanted variety.</w:t>
+      </w:r>
+    </w:p>
+    <w:p>
+      <w:pPr>
+        <w:pStyle w:val="Heading3"/>
+      </w:pPr>
+      <w:r>
         <w:t>Practice 2: explain the deciding evidence</w:t>
       </w:r>
     </w:p>
     <w:p>
-      <w:r>
+      <w:pPr>
+        <w:pStyle w:val="Heading3"/>
+      </w:pPr>
+      <w:r>
+        <w:t>Changed case · predict first</w:t>
+      </w:r>
+    </w:p>
+    <w:p>
+      <w:pPr>
+        <w:spacing w:line="336" w:lineRule="auto" w:after="180"/>
+        <w:shd w:fill="F5F1FB"/>
+      </w:pPr>
+      <w:r>
+        <w:rPr>
+          <w:b w:val="0"/>
+        </w:rPr>
         <w:t>Changed-case practice: Change the maximum time to 10 minutes. Which conclusion is supported by the supplied facts?</w:t>
       </w:r>
     </w:p>
     <w:p>
-      <w:r>
+      <w:pPr>
+        <w:spacing w:line="336" w:lineRule="auto" w:after="180"/>
+        <w:shd w:fill="F4F9FC"/>
+      </w:pPr>
+      <w:r>
+        <w:rPr>
+          <w:b w:val="0"/>
+        </w:rPr>
         <w:t>1. Only C remains eligible and is recommended.</w:t>
       </w:r>
     </w:p>
     <w:p>
-      <w:r>
-        <w:t>2. This one example guarantees correct results for every future input.</w:t>
-      </w:r>
-    </w:p>
-    <w:p>
-      <w:r>
-        <w:t>3. We can decide the result without examining the changed input or the procedure.</w:t>
+      <w:pPr>
+        <w:spacing w:line="336" w:lineRule="auto" w:after="180"/>
+        <w:shd w:fill="F4F9FC"/>
+      </w:pPr>
+      <w:r>
+        <w:rPr>
+          <w:b w:val="0"/>
+        </w:rPr>
+        <w:t xml:space="preserve">2. This one example guarantees correct results for every future </w:t>
+      </w:r>
+      <w:r>
+        <w:rPr>
+          <w:b/>
+        </w:rPr>
+        <w:t>input</w:t>
+      </w:r>
+      <w:r>
+        <w:rPr>
+          <w:b w:val="0"/>
+        </w:rPr>
+        <w:t>.</w:t>
+      </w:r>
+    </w:p>
+    <w:p>
+      <w:pPr>
+        <w:spacing w:line="336" w:lineRule="auto" w:after="180"/>
+        <w:shd w:fill="F4F9FC"/>
+      </w:pPr>
+      <w:r>
+        <w:rPr>
+          <w:b w:val="0"/>
+        </w:rPr>
+        <w:t xml:space="preserve">3. We can decide the result without examining the changed </w:t>
+      </w:r>
+      <w:r>
+        <w:rPr>
+          <w:b/>
+        </w:rPr>
+        <w:t>input</w:t>
+      </w:r>
+      <w:r>
+        <w:rPr>
+          <w:b w:val="0"/>
+        </w:rPr>
+        <w:t xml:space="preserve"> or the procedure.</w:t>
       </w:r>
     </w:p>
     <w:p>
@@ -4062,36 +7392,213 @@
       </w:r>
     </w:p>
     <w:p>
-      <w:r>
+      <w:pPr>
+        <w:pStyle w:val="Heading3"/>
+      </w:pPr>
+      <w:r>
+        <w:t>Hint · try first</w:t>
+      </w:r>
+    </w:p>
+    <w:p>
+      <w:pPr>
+        <w:spacing w:line="336" w:lineRule="auto" w:after="180"/>
+        <w:shd w:fill="F1F6F8"/>
+      </w:pPr>
+      <w:r>
+        <w:rPr>
+          <w:b w:val="0"/>
+        </w:rPr>
         <w:t>Hint if needed: Use the changed condition and the deciding step in the pictorial trace. The answer must say what follows from those facts.</w:t>
       </w:r>
     </w:p>
     <w:p>
-      <w:r>
-        <w:t>After your attempt, compare with the supported explanation: Only C remains eligible and is recommended. B takes 12 minutes; A is still noisy.</w:t>
-      </w:r>
-    </w:p>
-    <w:p>
       <w:pPr>
         <w:pStyle w:val="Heading3"/>
       </w:pPr>
       <w:r>
+        <w:t>Feedback · compare after trying</w:t>
+      </w:r>
+    </w:p>
+    <w:p>
+      <w:pPr>
+        <w:spacing w:line="336" w:lineRule="auto" w:after="180"/>
+        <w:shd w:fill="F1F6FC"/>
+      </w:pPr>
+      <w:r>
+        <w:rPr>
+          <w:b w:val="0"/>
+        </w:rPr>
+        <w:t xml:space="preserve">After your attempt, compare with the supported explanation: Only C remains eligible and is recommended. B takes </w:t>
+      </w:r>
+      <w:r>
+        <w:rPr>
+          <w:b/>
+        </w:rPr>
+        <w:t>12 minutes</w:t>
+      </w:r>
+      <w:r>
+        <w:rPr>
+          <w:b w:val="0"/>
+        </w:rPr>
+        <w:t>; A is still noisy.</w:t>
+      </w:r>
+    </w:p>
+    <w:p>
+      <w:pPr>
+        <w:pStyle w:val="Heading3"/>
+      </w:pPr>
+      <w:r>
         <w:t>Repair a missing building block</w:t>
       </w:r>
     </w:p>
     <w:p>
-      <w:r>
-        <w:t>Review Similarity (ai-1/19). Goal: Calculate similarity using explicitly selected features and a stated scoring rule. Short practice: Point to the matches supporting C’s new score and explain why there is no tie.. Return to this week and explain what you changed.</w:t>
-      </w:r>
-    </w:p>
-    <w:p>
-      <w:r>
-        <w:t>Review Prediction Is Not Fact (ai-1/17). Goal: Separate a recorded prediction from the observation used to check it. Short practice: Which field changes the observation label, and which field changes the model prediction?. Return to this week and explain what you changed.</w:t>
-      </w:r>
-    </w:p>
-    <w:p>
-      <w:r>
-        <w:t>Review Build a Human Classifier (ai-1/14). Goal: Construct a classifier with a stated input format, selected rule and recorded output. Short practice: Trace 0 cm and explain why clarification is different from predicting short.. Return to this week and explain what you changed.</w:t>
+      <w:pPr>
+        <w:spacing w:line="336" w:lineRule="auto" w:after="180"/>
+      </w:pPr>
+      <w:r>
+        <w:rPr>
+          <w:b w:val="0"/>
+        </w:rPr>
+        <w:t>Review Similarity (ai-1/19). Goal: Calculate similarity using explicitly selected features and a stated scoring rule. Short practice: Point to the matches supporting C’s new score and explain why there is no tie..</w:t>
+      </w:r>
+    </w:p>
+    <w:p>
+      <w:pPr>
+        <w:spacing w:line="336" w:lineRule="auto" w:after="180"/>
+      </w:pPr>
+      <w:r>
+        <w:rPr>
+          <w:b w:val="0"/>
+        </w:rPr>
+        <w:t>Return to this week and explain what you changed.</w:t>
+      </w:r>
+    </w:p>
+    <w:p>
+      <w:pPr>
+        <w:spacing w:line="336" w:lineRule="auto" w:after="180"/>
+      </w:pPr>
+      <w:r>
+        <w:rPr>
+          <w:b w:val="0"/>
+        </w:rPr>
+        <w:t xml:space="preserve">Review </w:t>
+      </w:r>
+      <w:r>
+        <w:rPr>
+          <w:b/>
+        </w:rPr>
+        <w:t>Prediction</w:t>
+      </w:r>
+      <w:r>
+        <w:rPr>
+          <w:b w:val="0"/>
+        </w:rPr>
+        <w:t xml:space="preserve"> Is Not Fact (ai-1/17). Goal: Separate a recorded </w:t>
+      </w:r>
+      <w:r>
+        <w:rPr>
+          <w:b/>
+        </w:rPr>
+        <w:t>prediction</w:t>
+      </w:r>
+      <w:r>
+        <w:rPr>
+          <w:b w:val="0"/>
+        </w:rPr>
+        <w:t xml:space="preserve"> from the </w:t>
+      </w:r>
+      <w:r>
+        <w:rPr>
+          <w:b/>
+        </w:rPr>
+        <w:t>observation</w:t>
+      </w:r>
+      <w:r>
+        <w:rPr>
+          <w:b w:val="0"/>
+        </w:rPr>
+        <w:t xml:space="preserve"> used to check it. Short practice: Which field changes the </w:t>
+      </w:r>
+      <w:r>
+        <w:rPr>
+          <w:b/>
+        </w:rPr>
+        <w:t>observation</w:t>
+      </w:r>
+      <w:r>
+        <w:rPr>
+          <w:b w:val="0"/>
+        </w:rPr>
+        <w:t xml:space="preserve"> label, and which field changes the model </w:t>
+      </w:r>
+      <w:r>
+        <w:rPr>
+          <w:b/>
+        </w:rPr>
+        <w:t>prediction</w:t>
+      </w:r>
+      <w:r>
+        <w:rPr>
+          <w:b w:val="0"/>
+        </w:rPr>
+        <w:t>?.</w:t>
+      </w:r>
+    </w:p>
+    <w:p>
+      <w:pPr>
+        <w:spacing w:line="336" w:lineRule="auto" w:after="180"/>
+      </w:pPr>
+      <w:r>
+        <w:rPr>
+          <w:b w:val="0"/>
+        </w:rPr>
+        <w:t>Return to this week and explain what you changed.</w:t>
+      </w:r>
+    </w:p>
+    <w:p>
+      <w:pPr>
+        <w:spacing w:line="336" w:lineRule="auto" w:after="180"/>
+      </w:pPr>
+      <w:r>
+        <w:rPr>
+          <w:b w:val="0"/>
+        </w:rPr>
+        <w:t xml:space="preserve">Review Build a Human Classifier (ai-1/14). Goal: Construct a classifier with a stated </w:t>
+      </w:r>
+      <w:r>
+        <w:rPr>
+          <w:b/>
+        </w:rPr>
+        <w:t>input</w:t>
+      </w:r>
+      <w:r>
+        <w:rPr>
+          <w:b w:val="0"/>
+        </w:rPr>
+        <w:t xml:space="preserve"> format, selected rule and recorded </w:t>
+      </w:r>
+      <w:r>
+        <w:rPr>
+          <w:b/>
+        </w:rPr>
+        <w:t>output</w:t>
+      </w:r>
+      <w:r>
+        <w:rPr>
+          <w:b w:val="0"/>
+        </w:rPr>
+        <w:t>.</w:t>
+      </w:r>
+    </w:p>
+    <w:p>
+      <w:pPr>
+        <w:spacing w:line="336" w:lineRule="auto" w:after="180"/>
+      </w:pPr>
+      <w:r>
+        <w:rPr>
+          <w:b w:val="0"/>
+        </w:rPr>
+        <w:t>Short practice: Trace 0 cm and explain why clarification is different from predicting short.. Return to this week and explain what you changed.</w:t>
       </w:r>
     </w:p>
     <w:p>
@@ -4103,8 +7610,666 @@
       </w:r>
     </w:p>
     <w:p>
-      <w:r>
-        <w:t>Use Download completed work in the hosted lesson to export your answers, reflections, practice feedback and code-run evidence. Open the HTML copy to read or print it. Drafts stay in this browser when storage is available; clear drafts on a shared device.</w:t>
+      <w:pPr>
+        <w:spacing w:line="336" w:lineRule="auto" w:after="180"/>
+      </w:pPr>
+      <w:r>
+        <w:rPr>
+          <w:b w:val="0"/>
+        </w:rPr>
+        <w:t xml:space="preserve">Use Download completed work in the hosted lesson to export your answers, reflections, practice feedback and code-run </w:t>
+      </w:r>
+      <w:r>
+        <w:rPr>
+          <w:b/>
+        </w:rPr>
+        <w:t>evidence</w:t>
+      </w:r>
+      <w:r>
+        <w:rPr>
+          <w:b w:val="0"/>
+        </w:rPr>
+        <w:t>. Open the HTML copy to read or print it.</w:t>
+      </w:r>
+    </w:p>
+    <w:p>
+      <w:pPr>
+        <w:spacing w:line="336" w:lineRule="auto" w:after="180"/>
+      </w:pPr>
+      <w:r>
+        <w:rPr>
+          <w:b w:val="0"/>
+        </w:rPr>
+        <w:t>Drafts stay in this browser when storage is available; clear drafts on a shared device.</w:t>
+      </w:r>
+    </w:p>
+    <w:p>
+      <w:pPr>
+        <w:pStyle w:val="Heading1"/>
+      </w:pPr>
+      <w:r>
+        <w:t>18. Visual concept journey</w:t>
+      </w:r>
+    </w:p>
+    <w:p>
+      <w:r>
+        <w:t>Explain each Recommendations graphic using its labels, deciding evidence and relevant limitation.</w:t>
+      </w:r>
+    </w:p>
+    <w:p>
+      <w:pPr>
+        <w:pStyle w:val="Heading3"/>
+      </w:pPr>
+      <w:r>
+        <w:t>01. Recommendations: the case</w:t>
+      </w:r>
+    </w:p>
+    <w:p>
+      <w:r>
+        <w:drawing>
+          <wp:inline xmlns:a="http://schemas.openxmlformats.org/drawingml/2006/main" xmlns:pic="http://schemas.openxmlformats.org/drawingml/2006/picture">
+            <wp:extent cx="5486400" cy="2840736"/>
+            <wp:docPr id="23" name="Picture 23" descr="A fictional classroom break chooser recommends a suitable paper activity. Supplied facts: Must be quiet and take at most 12 minutes. Score 2 for puzzles and 1 for solo. A puzzle,solo,noisy,8 min; B puzzle,group,quiet,12 min; C drawing,solo,quiet,10 min."/>
+            <wp:cNvGraphicFramePr>
+              <a:graphicFrameLocks noChangeAspect="1"/>
+            </wp:cNvGraphicFramePr>
+            <a:graphic>
+              <a:graphicData uri="http://schemas.openxmlformats.org/drawingml/2006/picture">
+                <pic:pic>
+                  <pic:nvPicPr>
+                    <pic:cNvPr id="0" name="academy-story-ai-1-20-01.png"/>
+                    <pic:cNvPicPr/>
+                  </pic:nvPicPr>
+                  <pic:blipFill>
+                    <a:blip r:embed="rId31"/>
+                    <a:stretch>
+                      <a:fillRect/>
+                    </a:stretch>
+                  </pic:blipFill>
+                  <pic:spPr>
+                    <a:xfrm>
+                      <a:off x="0" y="0"/>
+                      <a:ext cx="5486400" cy="2840736"/>
+                    </a:xfrm>
+                    <a:prstGeom prst="rect"/>
+                  </pic:spPr>
+                </pic:pic>
+              </a:graphicData>
+            </a:graphic>
+          </wp:inline>
+        </w:drawing>
+      </w:r>
+    </w:p>
+    <w:p>
+      <w:pPr>
+        <w:spacing w:line="336" w:lineRule="auto" w:after="180"/>
+      </w:pPr>
+      <w:r>
+        <w:rPr>
+          <w:b w:val="0"/>
+        </w:rPr>
+        <w:t xml:space="preserve">A fictional classroom break chooser recommends a suitable paper activity. Supplied facts: Must be quiet and take at most </w:t>
+      </w:r>
+      <w:r>
+        <w:rPr>
+          <w:b/>
+        </w:rPr>
+        <w:t>12 minutes</w:t>
+      </w:r>
+      <w:r>
+        <w:rPr>
+          <w:b w:val="0"/>
+        </w:rPr>
+        <w:t>. Score 2 for puzzles and 1 for solo.</w:t>
+      </w:r>
+    </w:p>
+    <w:p>
+      <w:pPr>
+        <w:spacing w:line="336" w:lineRule="auto" w:after="180"/>
+      </w:pPr>
+      <w:r>
+        <w:rPr>
+          <w:b w:val="0"/>
+        </w:rPr>
+        <w:t>A puzzle,solo,noisy,8 min; B puzzle,group,quiet,12 min; C drawing,solo,quiet,10 min.</w:t>
+      </w:r>
+    </w:p>
+    <w:p>
+      <w:pPr>
+        <w:spacing w:line="336" w:lineRule="auto" w:after="180"/>
+        <w:shd w:fill="F5F1FB"/>
+      </w:pPr>
+      <w:r>
+        <w:rPr>
+          <w:b w:val="0"/>
+        </w:rPr>
+        <w:t>Point to the given fact that matters most. Explain why it matters.</w:t>
+      </w:r>
+    </w:p>
+    <w:p>
+      <w:pPr>
+        <w:pStyle w:val="Heading3"/>
+      </w:pPr>
+      <w:r>
+        <w:t>02. Follow the deciding steps</w:t>
+      </w:r>
+    </w:p>
+    <w:p>
+      <w:r>
+        <w:drawing>
+          <wp:inline xmlns:a="http://schemas.openxmlformats.org/drawingml/2006/main" xmlns:pic="http://schemas.openxmlformats.org/drawingml/2006/picture">
+            <wp:extent cx="5486400" cy="4005072"/>
+            <wp:docPr id="24" name="Picture 24" descr="Requirements: Reject A because it is noisy despite a preference score of 3. → Eligible candidates: B and C both satisfy time and quiet requirements. → Preference scores: B scores 2; C scores 1. → Recommend: Choose B; preserve the reasons and any later feedback."/>
+            <wp:cNvGraphicFramePr>
+              <a:graphicFrameLocks noChangeAspect="1"/>
+            </wp:cNvGraphicFramePr>
+            <a:graphic>
+              <a:graphicData uri="http://schemas.openxmlformats.org/drawingml/2006/picture">
+                <pic:pic>
+                  <pic:nvPicPr>
+                    <pic:cNvPr id="0" name="academy-story-ai-1-20-02.png"/>
+                    <pic:cNvPicPr/>
+                  </pic:nvPicPr>
+                  <pic:blipFill>
+                    <a:blip r:embed="rId32"/>
+                    <a:stretch>
+                      <a:fillRect/>
+                    </a:stretch>
+                  </pic:blipFill>
+                  <pic:spPr>
+                    <a:xfrm>
+                      <a:off x="0" y="0"/>
+                      <a:ext cx="5486400" cy="4005072"/>
+                    </a:xfrm>
+                    <a:prstGeom prst="rect"/>
+                  </pic:spPr>
+                </pic:pic>
+              </a:graphicData>
+            </a:graphic>
+          </wp:inline>
+        </w:drawing>
+      </w:r>
+    </w:p>
+    <w:p>
+      <w:pPr>
+        <w:spacing w:line="336" w:lineRule="auto" w:after="180"/>
+      </w:pPr>
+      <w:r>
+        <w:rPr>
+          <w:b w:val="0"/>
+        </w:rPr>
+        <w:t xml:space="preserve">Requirements: Reject A because it is noisy despite a </w:t>
+      </w:r>
+      <w:r>
+        <w:rPr>
+          <w:b/>
+        </w:rPr>
+        <w:t>preference</w:t>
+      </w:r>
+      <w:r>
+        <w:rPr>
+          <w:b w:val="0"/>
+        </w:rPr>
+        <w:t xml:space="preserve"> score of 3. → Eligible candidates: B and C both satisfy time and quiet requirements. → </w:t>
+      </w:r>
+      <w:r>
+        <w:rPr>
+          <w:b/>
+        </w:rPr>
+        <w:t>Preference</w:t>
+      </w:r>
+      <w:r>
+        <w:rPr>
+          <w:b w:val="0"/>
+        </w:rPr>
+        <w:t xml:space="preserve"> scores: B scores 2; C scores 1. → Recommend: Choose B; preserve the reasons and any later feedback.</w:t>
+      </w:r>
+    </w:p>
+    <w:p>
+      <w:pPr>
+        <w:spacing w:line="336" w:lineRule="auto" w:after="180"/>
+        <w:shd w:fill="F5F1FB"/>
+      </w:pPr>
+      <w:r>
+        <w:rPr>
+          <w:b w:val="0"/>
+        </w:rPr>
+        <w:t xml:space="preserve">Point to each numbered stage and explain which recorded </w:t>
+      </w:r>
+      <w:r>
+        <w:rPr>
+          <w:b/>
+        </w:rPr>
+        <w:t>input</w:t>
+      </w:r>
+      <w:r>
+        <w:rPr>
+          <w:b w:val="0"/>
+        </w:rPr>
+        <w:t xml:space="preserve"> it uses.</w:t>
+      </w:r>
+    </w:p>
+    <w:p>
+      <w:pPr>
+        <w:pStyle w:val="Heading3"/>
+      </w:pPr>
+      <w:r>
+        <w:t>03. Requirements before preferences</w:t>
+      </w:r>
+    </w:p>
+    <w:p>
+      <w:r>
+        <w:drawing>
+          <wp:inline xmlns:a="http://schemas.openxmlformats.org/drawingml/2006/main" xmlns:pic="http://schemas.openxmlformats.org/drawingml/2006/picture">
+            <wp:extent cx="5486400" cy="3617976"/>
+            <wp:docPr id="25" name="Picture 25" descr="Requirements before preferences. A: Quiet = No, Minutes = 8, Score = 3, Status = excluded. B: Quiet = Yes, Minutes = 12, Score = 2, Status = eligible. C: Quiet = Yes, Minutes = 10, Score = 1, Status = eligible."/>
+            <wp:cNvGraphicFramePr>
+              <a:graphicFrameLocks noChangeAspect="1"/>
+            </wp:cNvGraphicFramePr>
+            <a:graphic>
+              <a:graphicData uri="http://schemas.openxmlformats.org/drawingml/2006/picture">
+                <pic:pic>
+                  <pic:nvPicPr>
+                    <pic:cNvPr id="0" name="academy-story-ai-1-20-03.png"/>
+                    <pic:cNvPicPr/>
+                  </pic:nvPicPr>
+                  <pic:blipFill>
+                    <a:blip r:embed="rId33"/>
+                    <a:stretch>
+                      <a:fillRect/>
+                    </a:stretch>
+                  </pic:blipFill>
+                  <pic:spPr>
+                    <a:xfrm>
+                      <a:off x="0" y="0"/>
+                      <a:ext cx="5486400" cy="3617976"/>
+                    </a:xfrm>
+                    <a:prstGeom prst="rect"/>
+                  </pic:spPr>
+                </pic:pic>
+              </a:graphicData>
+            </a:graphic>
+          </wp:inline>
+        </w:drawing>
+      </w:r>
+    </w:p>
+    <w:p>
+      <w:pPr>
+        <w:spacing w:line="336" w:lineRule="auto" w:after="180"/>
+      </w:pPr>
+      <w:r>
+        <w:rPr>
+          <w:b w:val="0"/>
+        </w:rPr>
+        <w:t xml:space="preserve">Requirements before </w:t>
+      </w:r>
+      <w:r>
+        <w:rPr>
+          <w:b/>
+        </w:rPr>
+        <w:t>preference</w:t>
+      </w:r>
+      <w:r>
+        <w:rPr>
+          <w:b w:val="0"/>
+        </w:rPr>
+        <w:t>s. A: Quiet = No, Minutes = 8, Score = 3, Status = excluded. B: Quiet = Yes, Minutes = 12, Score = 2, Status = eligible. C: Quiet = Yes, Minutes = 10, Score = 1, Status = eligible.</w:t>
+      </w:r>
+    </w:p>
+    <w:p>
+      <w:pPr>
+        <w:spacing w:line="336" w:lineRule="auto" w:after="180"/>
+        <w:shd w:fill="F5F1FB"/>
+      </w:pPr>
+      <w:r>
+        <w:rPr>
+          <w:b w:val="0"/>
+        </w:rPr>
+        <w:t>Read the labels and values. Explain the relationship the model shows.</w:t>
+      </w:r>
+    </w:p>
+    <w:p>
+      <w:pPr>
+        <w:pStyle w:val="Heading3"/>
+      </w:pPr>
+      <w:r>
+        <w:t>04. Change one thing. Trace what follows.</w:t>
+      </w:r>
+    </w:p>
+    <w:p>
+      <w:r>
+        <w:drawing>
+          <wp:inline xmlns:a="http://schemas.openxmlformats.org/drawingml/2006/main" xmlns:pic="http://schemas.openxmlformats.org/drawingml/2006/picture">
+            <wp:extent cx="5486400" cy="3026664"/>
+            <wp:docPr id="26" name="Picture 26" descr="Original case: Choose B; preserve the reasons and any later feedback. Changed condition: Change the maximum time to 10 minutes. Expected result: Only C remains eligible and is recommended. Reason: B takes 12 minutes; A is still noisy."/>
+            <wp:cNvGraphicFramePr>
+              <a:graphicFrameLocks noChangeAspect="1"/>
+            </wp:cNvGraphicFramePr>
+            <a:graphic>
+              <a:graphicData uri="http://schemas.openxmlformats.org/drawingml/2006/picture">
+                <pic:pic>
+                  <pic:nvPicPr>
+                    <pic:cNvPr id="0" name="academy-story-ai-1-20-04.png"/>
+                    <pic:cNvPicPr/>
+                  </pic:nvPicPr>
+                  <pic:blipFill>
+                    <a:blip r:embed="rId34"/>
+                    <a:stretch>
+                      <a:fillRect/>
+                    </a:stretch>
+                  </pic:blipFill>
+                  <pic:spPr>
+                    <a:xfrm>
+                      <a:off x="0" y="0"/>
+                      <a:ext cx="5486400" cy="3026664"/>
+                    </a:xfrm>
+                    <a:prstGeom prst="rect"/>
+                  </pic:spPr>
+                </pic:pic>
+              </a:graphicData>
+            </a:graphic>
+          </wp:inline>
+        </w:drawing>
+      </w:r>
+    </w:p>
+    <w:p>
+      <w:pPr>
+        <w:spacing w:line="336" w:lineRule="auto" w:after="180"/>
+      </w:pPr>
+      <w:r>
+        <w:rPr>
+          <w:b w:val="0"/>
+        </w:rPr>
+        <w:t>Original case: Choose B; preserve the reasons and any later feedback. Changed condition: Change the maximum time to 10 minutes. Expected result: Only C remains eligible and is recommended.</w:t>
+      </w:r>
+    </w:p>
+    <w:p>
+      <w:pPr>
+        <w:spacing w:line="336" w:lineRule="auto" w:after="180"/>
+      </w:pPr>
+      <w:r>
+        <w:rPr>
+          <w:b w:val="0"/>
+        </w:rPr>
+        <w:t xml:space="preserve">Reason: B takes </w:t>
+      </w:r>
+      <w:r>
+        <w:rPr>
+          <w:b/>
+        </w:rPr>
+        <w:t>12 minutes</w:t>
+      </w:r>
+      <w:r>
+        <w:rPr>
+          <w:b w:val="0"/>
+        </w:rPr>
+        <w:t>; A is still noisy.</w:t>
+      </w:r>
+    </w:p>
+    <w:p>
+      <w:pPr>
+        <w:spacing w:line="336" w:lineRule="auto" w:after="180"/>
+        <w:shd w:fill="F5F1FB"/>
+      </w:pPr>
+      <w:r>
+        <w:rPr>
+          <w:b w:val="0"/>
+        </w:rPr>
+        <w:t>Predict before checking the worked changed-case result. Name what changed and what the supplied facts allow you to conclude.</w:t>
+      </w:r>
+    </w:p>
+    <w:p>
+      <w:pPr>
+        <w:pStyle w:val="Heading3"/>
+      </w:pPr>
+      <w:r>
+        <w:t>05. Connect the explanation to its limit</w:t>
+      </w:r>
+    </w:p>
+    <w:p>
+      <w:r>
+        <w:drawing>
+          <wp:inline xmlns:a="http://schemas.openxmlformats.org/drawingml/2006/main" xmlns:pic="http://schemas.openxmlformats.org/drawingml/2006/picture">
+            <wp:extent cx="5486400" cy="2834640"/>
+            <wp:docPr id="27" name="Picture 27" descr="A hard requirement determines whether an option can be chosen at all. Preferences rank the eligible options. The apparent best preference match, A, is not suitable under the quiet requirement. If a learner clicks C instead, the event alone does not tell us whether they disliked B, misclicked or wanted variety. Limit: One click is an observed event, not proof of satisfaction or a stable personal preference."/>
+            <wp:cNvGraphicFramePr>
+              <a:graphicFrameLocks noChangeAspect="1"/>
+            </wp:cNvGraphicFramePr>
+            <a:graphic>
+              <a:graphicData uri="http://schemas.openxmlformats.org/drawingml/2006/picture">
+                <pic:pic>
+                  <pic:nvPicPr>
+                    <pic:cNvPr id="0" name="academy-story-ai-1-20-05.png"/>
+                    <pic:cNvPicPr/>
+                  </pic:nvPicPr>
+                  <pic:blipFill>
+                    <a:blip r:embed="rId35"/>
+                    <a:stretch>
+                      <a:fillRect/>
+                    </a:stretch>
+                  </pic:blipFill>
+                  <pic:spPr>
+                    <a:xfrm>
+                      <a:off x="0" y="0"/>
+                      <a:ext cx="5486400" cy="2834640"/>
+                    </a:xfrm>
+                    <a:prstGeom prst="rect"/>
+                  </pic:spPr>
+                </pic:pic>
+              </a:graphicData>
+            </a:graphic>
+          </wp:inline>
+        </w:drawing>
+      </w:r>
+    </w:p>
+    <w:p>
+      <w:pPr>
+        <w:spacing w:line="336" w:lineRule="auto" w:after="180"/>
+      </w:pPr>
+      <w:r>
+        <w:rPr>
+          <w:b w:val="0"/>
+        </w:rPr>
+        <w:t xml:space="preserve">A hard requirement determines whether an option can be chosen at all. </w:t>
+      </w:r>
+      <w:r>
+        <w:rPr>
+          <w:b/>
+        </w:rPr>
+        <w:t>Preference</w:t>
+      </w:r>
+      <w:r>
+        <w:rPr>
+          <w:b w:val="0"/>
+        </w:rPr>
+        <w:t xml:space="preserve">s rank the eligible options. The apparent best </w:t>
+      </w:r>
+      <w:r>
+        <w:rPr>
+          <w:b/>
+        </w:rPr>
+        <w:t>preference</w:t>
+      </w:r>
+      <w:r>
+        <w:rPr>
+          <w:b w:val="0"/>
+        </w:rPr>
+        <w:t xml:space="preserve"> match, A, is not suitable under the quiet requirement.</w:t>
+      </w:r>
+    </w:p>
+    <w:p>
+      <w:pPr>
+        <w:spacing w:line="336" w:lineRule="auto" w:after="180"/>
+      </w:pPr>
+      <w:r>
+        <w:rPr>
+          <w:b w:val="0"/>
+        </w:rPr>
+        <w:t xml:space="preserve">If a learner clicks C instead, the event alone does not tell us whether they disliked B, misclicked or wanted variety. Limit: One click is an observed event, not proof of satisfaction or a stable personal </w:t>
+      </w:r>
+      <w:r>
+        <w:rPr>
+          <w:b/>
+        </w:rPr>
+        <w:t>preference</w:t>
+      </w:r>
+      <w:r>
+        <w:rPr>
+          <w:b w:val="0"/>
+        </w:rPr>
+        <w:t>.</w:t>
+      </w:r>
+    </w:p>
+    <w:p>
+      <w:pPr>
+        <w:spacing w:line="336" w:lineRule="auto" w:after="180"/>
+        <w:shd w:fill="F5F1FB"/>
+      </w:pPr>
+      <w:r>
+        <w:rPr>
+          <w:b w:val="0"/>
+        </w:rPr>
+        <w:t>Explain the case, then point to a limit on the claim.</w:t>
+      </w:r>
+    </w:p>
+    <w:p>
+      <w:pPr>
+        <w:pStyle w:val="Heading3"/>
+      </w:pPr>
+      <w:r>
+        <w:t>06. Make the idea visible in your project</w:t>
+      </w:r>
+    </w:p>
+    <w:p>
+      <w:r>
+        <w:drawing>
+          <wp:inline xmlns:a="http://schemas.openxmlformats.org/drawingml/2006/main" xmlns:pic="http://schemas.openxmlformats.org/drawingml/2006/picture">
+            <wp:extent cx="5486400" cy="3380232"/>
+            <wp:docPr id="28" name="Picture 28" descr="Separate sorter requirements, preferences and observed feedback; document why a suggestion was eligible. Draw your input, deciding step, result and limit. Supported question: Why does the recommendation change without changing anyone’s preferences?"/>
+            <wp:cNvGraphicFramePr>
+              <a:graphicFrameLocks noChangeAspect="1"/>
+            </wp:cNvGraphicFramePr>
+            <a:graphic>
+              <a:graphicData uri="http://schemas.openxmlformats.org/drawingml/2006/picture">
+                <pic:pic>
+                  <pic:nvPicPr>
+                    <pic:cNvPr id="0" name="academy-story-ai-1-20-06.png"/>
+                    <pic:cNvPicPr/>
+                  </pic:nvPicPr>
+                  <pic:blipFill>
+                    <a:blip r:embed="rId36"/>
+                    <a:stretch>
+                      <a:fillRect/>
+                    </a:stretch>
+                  </pic:blipFill>
+                  <pic:spPr>
+                    <a:xfrm>
+                      <a:off x="0" y="0"/>
+                      <a:ext cx="5486400" cy="3380232"/>
+                    </a:xfrm>
+                    <a:prstGeom prst="rect"/>
+                  </pic:spPr>
+                </pic:pic>
+              </a:graphicData>
+            </a:graphic>
+          </wp:inline>
+        </w:drawing>
+      </w:r>
+    </w:p>
+    <w:p>
+      <w:pPr>
+        <w:spacing w:line="336" w:lineRule="auto" w:after="180"/>
+        <w:shd w:fill="F5F1FB"/>
+      </w:pPr>
+      <w:r>
+        <w:rPr>
+          <w:b w:val="0"/>
+        </w:rPr>
+        <w:t xml:space="preserve">Separate sorter requirements, </w:t>
+      </w:r>
+      <w:r>
+        <w:rPr>
+          <w:b/>
+        </w:rPr>
+        <w:t>preference</w:t>
+      </w:r>
+      <w:r>
+        <w:rPr>
+          <w:b w:val="0"/>
+        </w:rPr>
+        <w:t xml:space="preserve">s and observed feedback; document why a suggestion was eligible. Draw your </w:t>
+      </w:r>
+      <w:r>
+        <w:rPr>
+          <w:b/>
+        </w:rPr>
+        <w:t>input</w:t>
+      </w:r>
+      <w:r>
+        <w:rPr>
+          <w:b w:val="0"/>
+        </w:rPr>
+        <w:t>, deciding step, result and limit.</w:t>
+      </w:r>
+    </w:p>
+    <w:p>
+      <w:pPr>
+        <w:spacing w:line="336" w:lineRule="auto" w:after="180"/>
+        <w:shd w:fill="F5F1FB"/>
+      </w:pPr>
+      <w:r>
+        <w:rPr>
+          <w:b w:val="0"/>
+        </w:rPr>
+        <w:t xml:space="preserve">Supported question: Why does the </w:t>
+      </w:r>
+      <w:r>
+        <w:rPr>
+          <w:b/>
+        </w:rPr>
+        <w:t>recommendation</w:t>
+      </w:r>
+      <w:r>
+        <w:rPr>
+          <w:b w:val="0"/>
+        </w:rPr>
+        <w:t xml:space="preserve"> change without changing anyone’s </w:t>
+      </w:r>
+      <w:r>
+        <w:rPr>
+          <w:b/>
+        </w:rPr>
+        <w:t>preference</w:t>
+      </w:r>
+      <w:r>
+        <w:rPr>
+          <w:b w:val="0"/>
+        </w:rPr>
+        <w:t>s?</w:t>
+      </w:r>
+    </w:p>
+    <w:p>
+      <w:pPr>
+        <w:spacing w:line="336" w:lineRule="auto" w:after="180"/>
+        <w:shd w:fill="F5F1FB"/>
+      </w:pPr>
+      <w:r>
+        <w:rPr>
+          <w:b w:val="0"/>
+        </w:rPr>
+        <w:t xml:space="preserve">Draw your project trace and justify the deciding step using </w:t>
+      </w:r>
+      <w:r>
+        <w:rPr>
+          <w:b/>
+        </w:rPr>
+        <w:t>evidence</w:t>
+      </w:r>
+      <w:r>
+        <w:rPr>
+          <w:b w:val="0"/>
+        </w:rPr>
+        <w:t>.</w:t>
       </w:r>
     </w:p>
     <w:sectPr>
